--- a/10-研究主题/开题材料/2026-10-17/东北大学开题报告扩展稿-自身VLM记忆与子任务生成版.docx
+++ b/10-研究主题/开题材料/2026-10-17/东北大学开题报告扩展稿-自身VLM记忆与子任务生成版.docx
@@ -857,7 +857,7 @@
                 <w:bCs w:val="0"/>
                 <w:sz w:val="24"/>
               </w:rPr>
-              <w:t>本课题来源于实验室操作由固定自动化向灵活自主执行发展的需求，以及已有视觉语言动作模型（Vision-Language-Action Model，VLA）条件控制研究。样品和器皿的取送、核验与归位既需要连续的物理操作，也需要判断对象身份、操作顺序和完成状态。科研实验的对象、摆放和流程会随任务变化，单次动作执行正确并不足以保证整条流程可靠。因此，如何让机器人持续理解任务要求、利用执行历史并适应场景变化，构成了本课题的应用背景。</w:t>
+              <w:t>我国材料研发对实验效率、过程一致性与科研数据质量提出了更高要求。《中华人民共和国国民经济和社会发展第十五个五年规划纲要》将先进材料列为关键核心技术攻关领域，并部署深化拓展“人工智能+”。在此背景下，材料研发的智能化需要连接数据分析与实验执行，使实验方案得到稳定、可追溯的操作验证。</w:t>
             </w:r>
           </w:p>
           <w:p>
@@ -888,7 +888,107 @@
                 <w:bCs w:val="0"/>
                 <w:sz w:val="24"/>
               </w:rPr>
-              <w:t>已有通用机器人研究为这一方向提供技术起点。π0将视觉语言预训练与流匹配（flow matching，FM）动作生成结合，展示整理与折叠等操作[1]；π0.5通过异构数据和高层语义预测，在未见家庭环境中执行厨房整理等多阶段任务[2]。图1.1给出其真实厨房操作，结果来自原作者本体与训练条件，为本课题提供基座选择和能力分析的参考。</w:t>
+              <w:t>本课题结合课题组与辽宁材料实验室（以下简称“辽材实验室”）的项目合作需求开展。合作场景涉及样品制备、器皿操作及多步骤流程衔接，重复操作、方案调整和过程核对构成了具体需求。本文选取样品与器皿的取送、核验和归位作为研究对象，关注对象辨识、顺序约束和完成状态判断。</w:t>
+            </w:r>
+          </w:p>
+          <w:p>
+            <w:pPr>
+              <w:keepNext w:val="0"/>
+              <w:keepLines/>
+              <w:widowControl/>
+              <w:kinsoku/>
+              <w:overflowPunct/>
+              <w:autoSpaceDE/>
+              <w:bidi w:val="0"/>
+              <w:snapToGrid w:val="0"/>
+              <w:spacing w:before="0" w:after="0" w:line="400" w:lineRule="exact"/>
+              <w:ind w:left="0" w:right="0" w:firstLine="480" w:firstLineChars="200"/>
+              <w:jc w:val="both"/>
+              <w:textAlignment w:val="auto"/>
+              <w:rPr>
+                <w:rFonts w:ascii="Times New Roman" w:hAnsi="Times New Roman" w:eastAsia="宋体" w:cs="Times New Roman"/>
+                <w:b w:val="0"/>
+                <w:bCs w:val="0"/>
+                <w:sz w:val="24"/>
+              </w:rPr>
+            </w:pPr>
+            <w:r>
+              <w:rPr>
+                <w:rFonts w:ascii="Times New Roman" w:hAnsi="Times New Roman" w:eastAsia="宋体" w:cs="Times New Roman"/>
+                <w:b w:val="0"/>
+                <w:bCs w:val="0"/>
+                <w:sz w:val="24"/>
+              </w:rPr>
+              <w:t>这类流程依靠人工衔接时，需要操作者持续确认对象、记录进度并处理异常；专用自动化设备虽能稳定完成预设操作，适应新对象和新流程时仍需重新配置。单次抓放成功也不能保证后续步骤正确衔接。如何根据任务要求、现场观察与执行历史调整后续操作，是本课题从实验室需求中提炼出的研究问题。</w:t>
+            </w:r>
+          </w:p>
+          <w:p>
+            <w:pPr>
+              <w:keepNext w:val="0"/>
+              <w:keepLines/>
+              <w:widowControl/>
+              <w:kinsoku/>
+              <w:overflowPunct/>
+              <w:autoSpaceDE/>
+              <w:bidi w:val="0"/>
+              <w:snapToGrid w:val="0"/>
+              <w:spacing w:before="0" w:after="0" w:line="400" w:lineRule="exact"/>
+              <w:ind w:left="0" w:right="0" w:firstLine="480" w:firstLineChars="200"/>
+              <w:jc w:val="both"/>
+              <w:textAlignment w:val="auto"/>
+              <w:rPr>
+                <w:rFonts w:ascii="Times New Roman" w:hAnsi="Times New Roman" w:eastAsia="宋体" w:cs="Times New Roman"/>
+                <w:b w:val="0"/>
+                <w:bCs w:val="0"/>
+                <w:sz w:val="24"/>
+              </w:rPr>
+            </w:pPr>
+            <w:r>
+              <w:rPr>
+                <w:rFonts w:ascii="Times New Roman" w:hAnsi="Times New Roman" w:eastAsia="宋体" w:cs="Times New Roman"/>
+                <w:b w:val="0"/>
+                <w:bCs w:val="0"/>
+                <w:sz w:val="24"/>
+              </w:rPr>
+              <w:t>视觉语言动作模型（Vision-Language-Action Model，VLA）的发展为上述需求提供了技术起点。π0将视觉语言预训练与流匹配（flow matching，FM）动作生成结合，展示整理与折叠等操作</w:t>
+            </w:r>
+            <w:r>
+              <w:rPr>
+                <w:rFonts w:ascii="Times New Roman" w:hAnsi="Times New Roman" w:eastAsia="宋体" w:cs="Times New Roman"/>
+                <w:b w:val="0"/>
+                <w:bCs w:val="0"/>
+                <w:sz w:val="24"/>
+                <w:vertAlign w:val="superscript"/>
+              </w:rPr>
+              <w:t>[1]</w:t>
+            </w:r>
+            <w:r>
+              <w:rPr>
+                <w:rFonts w:ascii="Times New Roman" w:hAnsi="Times New Roman" w:eastAsia="宋体" w:cs="Times New Roman"/>
+                <w:b w:val="0"/>
+                <w:bCs w:val="0"/>
+                <w:sz w:val="24"/>
+              </w:rPr>
+              <w:t>；π0.5通过异构数据和高层语义预测，在未见家庭环境中执行厨房整理等多阶段任务</w:t>
+            </w:r>
+            <w:r>
+              <w:rPr>
+                <w:rFonts w:ascii="Times New Roman" w:hAnsi="Times New Roman" w:eastAsia="宋体" w:cs="Times New Roman"/>
+                <w:b w:val="0"/>
+                <w:bCs w:val="0"/>
+                <w:sz w:val="24"/>
+                <w:vertAlign w:val="superscript"/>
+              </w:rPr>
+              <w:t>[2]</w:t>
+            </w:r>
+            <w:r>
+              <w:rPr>
+                <w:rFonts w:ascii="Times New Roman" w:hAnsi="Times New Roman" w:eastAsia="宋体" w:cs="Times New Roman"/>
+                <w:b w:val="0"/>
+                <w:bCs w:val="0"/>
+                <w:sz w:val="24"/>
+              </w:rPr>
+              <w:t>。图1.1给出其真实厨房操作，结果来自原作者本体与训练条件，为本课题提供基座选择和能力分析的参考。</w:t>
             </w:r>
           </w:p>
           <w:p>
@@ -1046,7 +1146,26 @@
                 <w:bCs w:val="0"/>
                 <w:sz w:val="24"/>
               </w:rPr>
-              <w:t>化学实验自动化研究进一步表明，这类通用操作能力需要与实验流程的状态约束结合。RoboChemist通过视觉语言模型（Vision-Language Model，VLM）规划、视觉目标与执行监测连接VLA，在真实实验室器皿和多步骤任务上进行了验证[3]。图1.2引用其真实操作效果，用于说明视觉语言控制在实验室流程中的应用基础。该工作也提示本课题，操作是否符合流程要求需要由执行证据判断，合理的步骤生成仍需与实际物理状态核对。</w:t>
+              <w:t>化学实验自动化研究进一步表明，这类通用操作能力需要与实验流程的状态约束结合。RoboChemist通过视觉语言模型（Vision-Language Model，VLM）规划、视觉目标与执行监测连接VLA，在真实实验室器皿和多步骤任务上进行了验证</w:t>
+            </w:r>
+            <w:r>
+              <w:rPr>
+                <w:rFonts w:ascii="Times New Roman" w:hAnsi="Times New Roman" w:eastAsia="宋体" w:cs="Times New Roman"/>
+                <w:b w:val="0"/>
+                <w:bCs w:val="0"/>
+                <w:sz w:val="24"/>
+                <w:vertAlign w:val="superscript"/>
+              </w:rPr>
+              <w:t>[3]</w:t>
+            </w:r>
+            <w:r>
+              <w:rPr>
+                <w:rFonts w:ascii="Times New Roman" w:hAnsi="Times New Roman" w:eastAsia="宋体" w:cs="Times New Roman"/>
+                <w:b w:val="0"/>
+                <w:bCs w:val="0"/>
+                <w:sz w:val="24"/>
+              </w:rPr>
+              <w:t>。图1.2引用其真实操作效果，用于说明视觉语言控制在实验室流程中的应用基础。该工作也提示本课题，操作是否符合流程要求需要由执行证据判断，合理的步骤生成仍需与实际物理状态核对。</w:t>
             </w:r>
           </w:p>
           <w:p>
@@ -1349,12 +1468,12 @@
                 <w:bCs w:val="0"/>
                 <w:sz w:val="24"/>
               </w:rPr>
-              <w:t>科研实验和小批量操作较难长期维持与标准化产线相同的环境约束。若为每个新对象重新编写整条程序，开发与维护工作可能抵消自动化节省的时间；若仍由人持续检查和复位，机器人又难以独立完成连续流程。本课题因此研究在既有硬件和有限动作能力内，通过语言、视觉与执行历史调整行为的条件控制方法，保留成熟控制与人工验收的作用。</w:t>
-            </w:r>
-          </w:p>
-          <w:p>
-            <w:pPr>
-              <w:keepNext/>
+              <w:t>科研实验和小批量操作的对象与流程经常变化，逐一重新编程会增加开发维护成本，持续依赖人工检查和复位也会限制自动化效率。因此，本课题研究如何结合任务语言、现场视觉与执行历史，在对象、摆放或操作顺序变化时调整后续动作，并在局部失误后继续完成流程。</w:t>
+            </w:r>
+          </w:p>
+          <w:p>
+            <w:pPr>
+              <w:keepNext w:val="1"/>
               <w:keepLines/>
               <w:widowControl/>
               <w:snapToGrid w:val="0"/>
@@ -1382,7 +1501,7 @@
             <w:pPr>
               <w:keepNext w:val="0"/>
               <w:keepLines/>
-              <w:widowControl/>
+              <w:widowControl w:val="1"/>
               <w:kinsoku/>
               <w:overflowPunct/>
               <w:autoSpaceDE/>
@@ -1525,7 +1644,45 @@
                 <w:bCs w:val="0"/>
                 <w:sz w:val="24"/>
               </w:rPr>
-              <w:t>强化学习（Reinforcement Learning，RL）以交互轨迹和累计回报为优化对象[4]，RECAP等后训练方法则利用实际执行结果改进VLA[5]，为补充示范覆盖提供另一条路径。本课题拟在监督暖启动的基础上，将任务回报用于改进执行事实的使用、子任务生成和连续动作。由于最终结果同时受高层决策与低层运动影响，还将比较普通阶段回报与受控续跑形成的读写效用评价。研究重点是检验这种后果学习能否减少重复、遗漏和错误交接，并分析可能的执行改善与新增交互开销之间的关系。</w:t>
+              <w:t>强化学习（Reinforcement Learning，RL）以交互轨迹和累计回报为优化对象</w:t>
+            </w:r>
+            <w:r>
+              <w:rPr>
+                <w:rFonts w:ascii="Times New Roman" w:hAnsi="Times New Roman" w:eastAsia="宋体" w:cs="Times New Roman"/>
+                <w:b w:val="0"/>
+                <w:bCs w:val="0"/>
+                <w:sz w:val="24"/>
+                <w:vertAlign w:val="superscript"/>
+              </w:rPr>
+              <w:t>[4]</w:t>
+            </w:r>
+            <w:r>
+              <w:rPr>
+                <w:rFonts w:ascii="Times New Roman" w:hAnsi="Times New Roman" w:eastAsia="宋体" w:cs="Times New Roman"/>
+                <w:b w:val="0"/>
+                <w:bCs w:val="0"/>
+                <w:sz w:val="24"/>
+              </w:rPr>
+              <w:t>，RECAP等后训练方法则利用实际执行结果改进VLA</w:t>
+            </w:r>
+            <w:r>
+              <w:rPr>
+                <w:rFonts w:ascii="Times New Roman" w:hAnsi="Times New Roman" w:eastAsia="宋体" w:cs="Times New Roman"/>
+                <w:b w:val="0"/>
+                <w:bCs w:val="0"/>
+                <w:sz w:val="24"/>
+                <w:vertAlign w:val="superscript"/>
+              </w:rPr>
+              <w:t>[5]</w:t>
+            </w:r>
+            <w:r>
+              <w:rPr>
+                <w:rFonts w:ascii="Times New Roman" w:hAnsi="Times New Roman" w:eastAsia="宋体" w:cs="Times New Roman"/>
+                <w:b w:val="0"/>
+                <w:bCs w:val="0"/>
+                <w:sz w:val="24"/>
+              </w:rPr>
+              <w:t>，为补充示范覆盖提供另一条路径。本课题拟在监督暖启动的基础上，将任务回报用于改进执行事实的使用、子任务生成和连续动作。由于最终结果同时受高层决策与低层运动影响，还将比较普通阶段回报与受控续跑形成的读写效用评价。研究重点是检验这种后果学习能否减少重复、遗漏和错误交接，并分析可能的执行改善与新增交互开销之间的关系。</w:t>
             </w:r>
           </w:p>
           <w:p>
@@ -1670,7 +1827,26 @@
                 <w:bCs w:val="0"/>
                 <w:sz w:val="24"/>
               </w:rPr>
-              <w:t>前期条件控制研究和现有RM65-B仿真适配为本课题提供了明确边界。三路RGB、24维臂手接口及π0.5监督微调基础，可以用于建立同一模型、同一动作能力下的比较；RoboTwin与RLinf分别提供仿真任务和训练组织条件[6–7]。现有数据和链路只证明相应准备工作，不能作为新记忆方法已实现或RL已提升成功率的证据。</w:t>
+              <w:t>前期条件控制研究和现有RM65-B仿真适配为本课题提供了明确边界。三路RGB、24维臂手接口及π0.5监督微调基础，可以用于建立同一模型、同一动作能力下的比较；RoboTwin与RLinf分别提供仿真任务和训练组织条件</w:t>
+            </w:r>
+            <w:r>
+              <w:rPr>
+                <w:rFonts w:ascii="Times New Roman" w:hAnsi="Times New Roman" w:eastAsia="宋体" w:cs="Times New Roman"/>
+                <w:b w:val="0"/>
+                <w:bCs w:val="0"/>
+                <w:sz w:val="24"/>
+                <w:vertAlign w:val="superscript"/>
+              </w:rPr>
+              <w:t>[6,7]</w:t>
+            </w:r>
+            <w:r>
+              <w:rPr>
+                <w:rFonts w:ascii="Times New Roman" w:hAnsi="Times New Roman" w:eastAsia="宋体" w:cs="Times New Roman"/>
+                <w:b w:val="0"/>
+                <w:bCs w:val="0"/>
+                <w:sz w:val="24"/>
+              </w:rPr>
+              <w:t>。现有数据和链路只证明相应准备工作，不能作为新记忆方法已实现或RL已提升成功率的证据。</w:t>
             </w:r>
           </w:p>
           <w:p>
@@ -1784,7 +1960,26 @@
                 <w:bCs w:val="0"/>
                 <w:sz w:val="24"/>
               </w:rPr>
-              <w:t>学习式机器人策略尝试从数据中获得观测与动作之间的映射，减少逐任务编写控制程序的负担。视觉语言模型的发展进一步使机器人能够借助预训练表征理解对象和指令，VLA则把这种理解与可执行动作连接起来[1–2]。</w:t>
+              <w:t>学习式机器人策略尝试从数据中获得观测与动作之间的映射，减少逐任务编写控制程序的负担。视觉语言模型的发展进一步使机器人能够借助预训练表征理解对象和指令，VLA则把这种理解与可执行动作连接起来</w:t>
+            </w:r>
+            <w:r>
+              <w:rPr>
+                <w:rFonts w:ascii="Times New Roman" w:hAnsi="Times New Roman" w:eastAsia="宋体" w:cs="Times New Roman"/>
+                <w:b w:val="0"/>
+                <w:bCs w:val="0"/>
+                <w:sz w:val="24"/>
+                <w:vertAlign w:val="superscript"/>
+              </w:rPr>
+              <w:t>[1,2]</w:t>
+            </w:r>
+            <w:r>
+              <w:rPr>
+                <w:rFonts w:ascii="Times New Roman" w:hAnsi="Times New Roman" w:eastAsia="宋体" w:cs="Times New Roman"/>
+                <w:b w:val="0"/>
+                <w:bCs w:val="0"/>
+                <w:sz w:val="24"/>
+              </w:rPr>
+              <w:t>。</w:t>
             </w:r>
           </w:p>
           <w:p>
@@ -1815,7 +2010,45 @@
                 <w:bCs w:val="0"/>
                 <w:sz w:val="24"/>
               </w:rPr>
-              <w:t>RT-1以多样化机器人数据和Transformer策略研究跨任务学习，推动机器人策略从逐任务拟合走向共享条件映射[8]；RT-2进一步将动作表达为文本token，与互联网视觉语言任务共同微调，使语义知识能够参与端到端控制[9]。这一发展拓宽了机器人处理新对象与语言要求的途径，同时也使视觉语言知识如何与物理动作联系起来成为持续研究的问题。</w:t>
+              <w:t>RT-1以多样化机器人数据和Transformer策略研究跨任务学习，推动机器人策略从逐任务拟合走向共享条件映射</w:t>
+            </w:r>
+            <w:r>
+              <w:rPr>
+                <w:rFonts w:ascii="Times New Roman" w:hAnsi="Times New Roman" w:eastAsia="宋体" w:cs="Times New Roman"/>
+                <w:b w:val="0"/>
+                <w:bCs w:val="0"/>
+                <w:sz w:val="24"/>
+                <w:vertAlign w:val="superscript"/>
+              </w:rPr>
+              <w:t>[8]</w:t>
+            </w:r>
+            <w:r>
+              <w:rPr>
+                <w:rFonts w:ascii="Times New Roman" w:hAnsi="Times New Roman" w:eastAsia="宋体" w:cs="Times New Roman"/>
+                <w:b w:val="0"/>
+                <w:bCs w:val="0"/>
+                <w:sz w:val="24"/>
+              </w:rPr>
+              <w:t>；RT-2进一步将动作表达为文本token，与互联网视觉语言任务共同微调，使语义知识能够参与端到端控制</w:t>
+            </w:r>
+            <w:r>
+              <w:rPr>
+                <w:rFonts w:ascii="Times New Roman" w:hAnsi="Times New Roman" w:eastAsia="宋体" w:cs="Times New Roman"/>
+                <w:b w:val="0"/>
+                <w:bCs w:val="0"/>
+                <w:sz w:val="24"/>
+                <w:vertAlign w:val="superscript"/>
+              </w:rPr>
+              <w:t>[9]</w:t>
+            </w:r>
+            <w:r>
+              <w:rPr>
+                <w:rFonts w:ascii="Times New Roman" w:hAnsi="Times New Roman" w:eastAsia="宋体" w:cs="Times New Roman"/>
+                <w:b w:val="0"/>
+                <w:bCs w:val="0"/>
+                <w:sz w:val="24"/>
+              </w:rPr>
+              <w:t>。这一发展拓宽了机器人处理新对象与语言要求的途径，同时也使视觉语言知识如何与物理动作联系起来成为持续研究的问题。</w:t>
             </w:r>
           </w:p>
           <w:p>
@@ -1877,7 +2110,45 @@
                 <w:bCs w:val="0"/>
                 <w:sz w:val="24"/>
               </w:rPr>
-              <w:t>OpenVLA通过开放模型、视觉特征融合和低秩微调降低通用策略的使用门槛[10]，Octo则研究不同传感输入和动作空间下的策略适配[11]。开放模型与数据接口使研究者能够复用预训练能力，在不同设备与任务上开展微调。由于相机视角、末端机构和控制量存在差异，通用策略在具体本体上的效果仍取决于数据、接口与实际执行条件。</w:t>
+              <w:t>OpenVLA通过开放模型、视觉特征融合和低秩微调降低通用策略的使用门槛</w:t>
+            </w:r>
+            <w:r>
+              <w:rPr>
+                <w:rFonts w:ascii="Times New Roman" w:hAnsi="Times New Roman" w:eastAsia="宋体" w:cs="Times New Roman"/>
+                <w:b w:val="0"/>
+                <w:bCs w:val="0"/>
+                <w:sz w:val="24"/>
+                <w:vertAlign w:val="superscript"/>
+              </w:rPr>
+              <w:t>[10]</w:t>
+            </w:r>
+            <w:r>
+              <w:rPr>
+                <w:rFonts w:ascii="Times New Roman" w:hAnsi="Times New Roman" w:eastAsia="宋体" w:cs="Times New Roman"/>
+                <w:b w:val="0"/>
+                <w:bCs w:val="0"/>
+                <w:sz w:val="24"/>
+              </w:rPr>
+              <w:t>，Octo则研究不同传感输入和动作空间下的策略适配</w:t>
+            </w:r>
+            <w:r>
+              <w:rPr>
+                <w:rFonts w:ascii="Times New Roman" w:hAnsi="Times New Roman" w:eastAsia="宋体" w:cs="Times New Roman"/>
+                <w:b w:val="0"/>
+                <w:bCs w:val="0"/>
+                <w:sz w:val="24"/>
+                <w:vertAlign w:val="superscript"/>
+              </w:rPr>
+              <w:t>[11]</w:t>
+            </w:r>
+            <w:r>
+              <w:rPr>
+                <w:rFonts w:ascii="Times New Roman" w:hAnsi="Times New Roman" w:eastAsia="宋体" w:cs="Times New Roman"/>
+                <w:b w:val="0"/>
+                <w:bCs w:val="0"/>
+                <w:sz w:val="24"/>
+              </w:rPr>
+              <w:t>。开放模型与数据接口使研究者能够复用预训练能力，在不同设备与任务上开展微调。由于相机视角、末端机构和控制量存在差异，通用策略在具体本体上的效果仍取决于数据、接口与实际执行条件。</w:t>
             </w:r>
           </w:p>
           <w:p>
@@ -1939,7 +2210,45 @@
                 <w:bCs w:val="0"/>
                 <w:sz w:val="24"/>
               </w:rPr>
-              <w:t>ACT通过预测动作块缩短模仿学习的有效时域，针对精细双臂操作中的误差累积提供了可行方案[12]；Diffusion Policy用视觉条件去噪表达多模态动作分布，并采用滚动时域执行[13]。这些工作推进了连续动作的表示与生成。随着任务从一次抓放扩展到多阶段操作，动作模型还需要利用跨步骤信息，使局部运动与整个流程保持一致。</w:t>
+              <w:t>ACT通过预测动作块缩短模仿学习的有效时域，针对精细双臂操作中的误差累积提供了可行方案</w:t>
+            </w:r>
+            <w:r>
+              <w:rPr>
+                <w:rFonts w:ascii="Times New Roman" w:hAnsi="Times New Roman" w:eastAsia="宋体" w:cs="Times New Roman"/>
+                <w:b w:val="0"/>
+                <w:bCs w:val="0"/>
+                <w:sz w:val="24"/>
+                <w:vertAlign w:val="superscript"/>
+              </w:rPr>
+              <w:t>[12]</w:t>
+            </w:r>
+            <w:r>
+              <w:rPr>
+                <w:rFonts w:ascii="Times New Roman" w:hAnsi="Times New Roman" w:eastAsia="宋体" w:cs="Times New Roman"/>
+                <w:b w:val="0"/>
+                <w:bCs w:val="0"/>
+                <w:sz w:val="24"/>
+              </w:rPr>
+              <w:t>；Diffusion Policy用视觉条件去噪表达多模态动作分布，并采用滚动时域执行</w:t>
+            </w:r>
+            <w:r>
+              <w:rPr>
+                <w:rFonts w:ascii="Times New Roman" w:hAnsi="Times New Roman" w:eastAsia="宋体" w:cs="Times New Roman"/>
+                <w:b w:val="0"/>
+                <w:bCs w:val="0"/>
+                <w:sz w:val="24"/>
+                <w:vertAlign w:val="superscript"/>
+              </w:rPr>
+              <w:t>[13]</w:t>
+            </w:r>
+            <w:r>
+              <w:rPr>
+                <w:rFonts w:ascii="Times New Roman" w:hAnsi="Times New Roman" w:eastAsia="宋体" w:cs="Times New Roman"/>
+                <w:b w:val="0"/>
+                <w:bCs w:val="0"/>
+                <w:sz w:val="24"/>
+              </w:rPr>
+              <w:t>。这些工作推进了连续动作的表示与生成。随着任务从一次抓放扩展到多阶段操作，动作模型还需要利用跨步骤信息，使局部运动与整个流程保持一致。</w:t>
             </w:r>
           </w:p>
           <w:p>
@@ -1996,7 +2305,26 @@
                 <w:bCs w:val="0"/>
                 <w:sz w:val="24"/>
               </w:rPr>
-              <w:t>机器人操作正从短程抓放拓展到整理、配餐和连续器皿处理等多步骤任务。执行时间延长后，当前图像未必包含完整的任务状态：物体可能被遮挡，已经完成的操作也未必留下可辨识的外观变化。部分可观测决策理论以历史或信念状态支持决策[14]，为理解机器人为何需要保留执行信息提供了基础。</w:t>
+              <w:t>机器人操作正从短程抓放拓展到整理、配餐和连续器皿处理等多步骤任务。执行时间延长后，当前图像未必包含完整的任务状态：物体可能被遮挡，已经完成的操作也未必留下可辨识的外观变化。部分可观测决策理论以历史或信念状态支持决策</w:t>
+            </w:r>
+            <w:r>
+              <w:rPr>
+                <w:rFonts w:ascii="Times New Roman" w:hAnsi="Times New Roman" w:eastAsia="宋体" w:cs="Times New Roman"/>
+                <w:b w:val="0"/>
+                <w:bCs w:val="0"/>
+                <w:sz w:val="24"/>
+                <w:vertAlign w:val="superscript"/>
+              </w:rPr>
+              <w:t>[14]</w:t>
+            </w:r>
+            <w:r>
+              <w:rPr>
+                <w:rFonts w:ascii="Times New Roman" w:hAnsi="Times New Roman" w:eastAsia="宋体" w:cs="Times New Roman"/>
+                <w:b w:val="0"/>
+                <w:bCs w:val="0"/>
+                <w:sz w:val="24"/>
+              </w:rPr>
+              <w:t>，为理解机器人为何需要保留执行信息提供了基础。</w:t>
             </w:r>
           </w:p>
           <w:p>
@@ -2027,7 +2355,26 @@
                 <w:bCs w:val="0"/>
                 <w:sz w:val="24"/>
               </w:rPr>
-              <w:t>MEM将短期视觉记忆与长期语言记忆结合，在配餐准备、厨房清理及部分可观测操作等任务中研究执行历史的作用[15]。图1.3展示其原论文的任务示例。这些任务跨越多个对象和操作阶段，涉及操作顺序、近期观察与先前事件，为具备记忆的机器人策略提供了具体应用场景。</w:t>
+              <w:t>MEM将短期视觉记忆与长期语言记忆结合，在配餐准备、厨房清理及部分可观测操作等任务中研究执行历史的作用</w:t>
+            </w:r>
+            <w:r>
+              <w:rPr>
+                <w:rFonts w:ascii="Times New Roman" w:hAnsi="Times New Roman" w:eastAsia="宋体" w:cs="Times New Roman"/>
+                <w:b w:val="0"/>
+                <w:bCs w:val="0"/>
+                <w:sz w:val="24"/>
+                <w:vertAlign w:val="superscript"/>
+              </w:rPr>
+              <w:t>[15]</w:t>
+            </w:r>
+            <w:r>
+              <w:rPr>
+                <w:rFonts w:ascii="Times New Roman" w:hAnsi="Times New Roman" w:eastAsia="宋体" w:cs="Times New Roman"/>
+                <w:b w:val="0"/>
+                <w:bCs w:val="0"/>
+                <w:sz w:val="24"/>
+              </w:rPr>
+              <w:t>。图1.3展示其原论文的任务示例。这些任务跨越多个对象和操作阶段，涉及操作顺序、近期观察与先前事件，为具备记忆的机器人策略提供了具体应用场景。</w:t>
             </w:r>
           </w:p>
           <w:p>
@@ -2273,7 +2620,64 @@
                 <w:bCs w:val="0"/>
                 <w:sz w:val="24"/>
               </w:rPr>
-              <w:t>监督学习为机器人策略提供了重要起点，但自主执行可能进入示范覆盖较少的状态，动作误差也会改变后续观测。DAgger通过对策略实际访问的状态补充专家标注，研究在线模仿中的分布偏移问题[16]。强化学习则利用交互轨迹和累计回报评价行为后果[4]；RECAP通过价值学习与优势条件化，将成功、失败和人工纠正等执行经验用于VLA后训练[5]。这些路线扩展了机器人数据的利用方式，使训练从拟合标准示范进一步面向实际执行过程。反馈可靠性、专家参与成本及交互效率，仍是持续改进策略时需要解决的普遍问题。</w:t>
+              <w:t>监督学习为机器人策略提供了重要起点，但自主执行可能进入示范覆盖较少的状态，动作误差也会改变后续观测。DAgger通过对策略实际访问的状态补充专家标注，研究在线模仿中的分布偏移问题</w:t>
+            </w:r>
+            <w:r>
+              <w:rPr>
+                <w:rFonts w:ascii="Times New Roman" w:hAnsi="Times New Roman" w:eastAsia="宋体" w:cs="Times New Roman"/>
+                <w:b w:val="0"/>
+                <w:bCs w:val="0"/>
+                <w:sz w:val="24"/>
+                <w:vertAlign w:val="superscript"/>
+              </w:rPr>
+              <w:t>[16]</w:t>
+            </w:r>
+            <w:r>
+              <w:rPr>
+                <w:rFonts w:ascii="Times New Roman" w:hAnsi="Times New Roman" w:eastAsia="宋体" w:cs="Times New Roman"/>
+                <w:b w:val="0"/>
+                <w:bCs w:val="0"/>
+                <w:sz w:val="24"/>
+              </w:rPr>
+              <w:t>。强化学习则利用交互轨迹和累计回报评价行为后果</w:t>
+            </w:r>
+            <w:r>
+              <w:rPr>
+                <w:rFonts w:ascii="Times New Roman" w:hAnsi="Times New Roman" w:eastAsia="宋体" w:cs="Times New Roman"/>
+                <w:b w:val="0"/>
+                <w:bCs w:val="0"/>
+                <w:sz w:val="24"/>
+                <w:vertAlign w:val="superscript"/>
+              </w:rPr>
+              <w:t>[4]</w:t>
+            </w:r>
+            <w:r>
+              <w:rPr>
+                <w:rFonts w:ascii="Times New Roman" w:hAnsi="Times New Roman" w:eastAsia="宋体" w:cs="Times New Roman"/>
+                <w:b w:val="0"/>
+                <w:bCs w:val="0"/>
+                <w:sz w:val="24"/>
+              </w:rPr>
+              <w:t>；RECAP通过价值学习与优势条件化，将成功、失败和人工纠正等执行经验用于VLA后训练</w:t>
+            </w:r>
+            <w:r>
+              <w:rPr>
+                <w:rFonts w:ascii="Times New Roman" w:hAnsi="Times New Roman" w:eastAsia="宋体" w:cs="Times New Roman"/>
+                <w:b w:val="0"/>
+                <w:bCs w:val="0"/>
+                <w:sz w:val="24"/>
+                <w:vertAlign w:val="superscript"/>
+              </w:rPr>
+              <w:t>[5]</w:t>
+            </w:r>
+            <w:r>
+              <w:rPr>
+                <w:rFonts w:ascii="Times New Roman" w:hAnsi="Times New Roman" w:eastAsia="宋体" w:cs="Times New Roman"/>
+                <w:b w:val="0"/>
+                <w:bCs w:val="0"/>
+                <w:sz w:val="24"/>
+              </w:rPr>
+              <w:t>。这些路线扩展了机器人数据的利用方式，使训练从拟合标准示范进一步面向实际执行过程。反馈可靠性、专家参与成本及交互效率，仍是持续改进策略时需要解决的普遍问题。</w:t>
             </w:r>
           </w:p>
           <w:p>
@@ -2330,7 +2734,45 @@
                 <w:bCs w:val="0"/>
                 <w:sz w:val="24"/>
               </w:rPr>
-              <w:t>多步骤任务推动了语言规划与机器人技能执行的结合。SayCan将语言模型对技能的语义判断与价值函数提供的可执行性联系起来，使高层规划同时考虑任务要求和当前物理条件[17]。Inner Monologue进一步利用成功判定、场景描述和人类反馈更新规划上下文，使计划能够随执行结果调整[18]。相关研究表明，机器人系统需要持续接收环境信息，才能在操作失败或场景变化后继续组织后续步骤。</w:t>
+              <w:t>多步骤任务推动了语言规划与机器人技能执行的结合。SayCan将语言模型对技能的语义判断与价值函数提供的可执行性联系起来，使高层规划同时考虑任务要求和当前物理条件</w:t>
+            </w:r>
+            <w:r>
+              <w:rPr>
+                <w:rFonts w:ascii="Times New Roman" w:hAnsi="Times New Roman" w:eastAsia="宋体" w:cs="Times New Roman"/>
+                <w:b w:val="0"/>
+                <w:bCs w:val="0"/>
+                <w:sz w:val="24"/>
+                <w:vertAlign w:val="superscript"/>
+              </w:rPr>
+              <w:t>[17]</w:t>
+            </w:r>
+            <w:r>
+              <w:rPr>
+                <w:rFonts w:ascii="Times New Roman" w:hAnsi="Times New Roman" w:eastAsia="宋体" w:cs="Times New Roman"/>
+                <w:b w:val="0"/>
+                <w:bCs w:val="0"/>
+                <w:sz w:val="24"/>
+              </w:rPr>
+              <w:t>。Inner Monologue进一步利用成功判定、场景描述和人类反馈更新规划上下文，使计划能够随执行结果调整</w:t>
+            </w:r>
+            <w:r>
+              <w:rPr>
+                <w:rFonts w:ascii="Times New Roman" w:hAnsi="Times New Roman" w:eastAsia="宋体" w:cs="Times New Roman"/>
+                <w:b w:val="0"/>
+                <w:bCs w:val="0"/>
+                <w:sz w:val="24"/>
+                <w:vertAlign w:val="superscript"/>
+              </w:rPr>
+              <w:t>[18]</w:t>
+            </w:r>
+            <w:r>
+              <w:rPr>
+                <w:rFonts w:ascii="Times New Roman" w:hAnsi="Times New Roman" w:eastAsia="宋体" w:cs="Times New Roman"/>
+                <w:b w:val="0"/>
+                <w:bCs w:val="0"/>
+                <w:sz w:val="24"/>
+              </w:rPr>
+              <w:t>。相关研究表明，机器人系统需要持续接收环境信息，才能在操作失败或场景变化后继续组织后续步骤。</w:t>
             </w:r>
           </w:p>
           <w:p>
@@ -2361,7 +2803,26 @@
                 <w:bCs w:val="0"/>
                 <w:sz w:val="24"/>
               </w:rPr>
-              <w:t>实验室机器人研究也从固定设备自动化逐渐拓展到包含规划、监测和连续操作的系统。RoboChemist将长程任务组织、安全约束与机器人执行相结合，在化学实验场景中研究多步骤流程[3]。这类应用说明，单次动作能力之外，对象识别、步骤衔接、过程记录和执行反馈也会影响整程可靠性；实验流程的要求因而推动了感知、语言与控制的进一步协同。</w:t>
+              <w:t>实验室机器人研究也从固定设备自动化逐渐拓展到包含规划、监测和连续操作的系统。RoboChemist将长程任务组织、安全约束与机器人执行相结合，在化学实验场景中研究多步骤流程</w:t>
+            </w:r>
+            <w:r>
+              <w:rPr>
+                <w:rFonts w:ascii="Times New Roman" w:hAnsi="Times New Roman" w:eastAsia="宋体" w:cs="Times New Roman"/>
+                <w:b w:val="0"/>
+                <w:bCs w:val="0"/>
+                <w:sz w:val="24"/>
+                <w:vertAlign w:val="superscript"/>
+              </w:rPr>
+              <w:t>[3]</w:t>
+            </w:r>
+            <w:r>
+              <w:rPr>
+                <w:rFonts w:ascii="Times New Roman" w:hAnsi="Times New Roman" w:eastAsia="宋体" w:cs="Times New Roman"/>
+                <w:b w:val="0"/>
+                <w:bCs w:val="0"/>
+                <w:sz w:val="24"/>
+              </w:rPr>
+              <w:t>。这类应用说明，单次动作能力之外，对象识别、步骤衔接、过程记录和执行反馈也会影响整程可靠性；实验流程的要求因而推动了感知、语言与控制的进一步协同。</w:t>
             </w:r>
           </w:p>
           <w:p>
@@ -2449,7 +2910,7 @@
                 <w:bCs w:val="0"/>
                 <w:sz w:val="24"/>
               </w:rPr>
-              <w:t>本课题的总目标是：面向实验室多步骤操作，研究VLA对任务语义和执行历史的有效利用方法，在已有动作能力范围内，提高场景变化及动作失误后的流程执行可靠性。研究以条件控制为贯穿线索，将前期的指令语义路由与后续的执行记忆、子任务生成和动作回报学习联系起来。</w:t>
+              <w:t>本课题面向实验室样品取送、核验与归位等多步骤操作，研究VLA如何持续利用任务要求、维护执行事实，并根据操作后果改进决策，以提高场景变化和动作失误后的流程执行可靠性。研究从前期指令语义控制出发，进一步连接执行记忆、子任务生成与动作学习。</w:t>
             </w:r>
           </w:p>
           <w:p>
@@ -2480,7 +2941,7 @@
                 <w:bCs w:val="0"/>
                 <w:sz w:val="24"/>
               </w:rPr>
-              <w:t>第一，整理并验证任务要求对动作生成的持续作用。以MICA-VLA的指令锚检索、语义条件化和已有实验为基础，明确同义表达稳定性与对象角色变化的行为要求，形成前期条件控制研究内容。该部分沿用原基座、本体和任务口径，不把原稿结果迁移为RM65-B的性能结论。</w:t>
+              <w:t>任务要求能否持续影响动作，是研究的起点。基于MICA-VLA的指令锚检索、语义条件化与已有实验，分析模型对同义表达是否保持稳定，以及对象角色或动作约束改变后能否相应调整行为。前期结论仍按原基座、本体和任务条件解释，为后续研究动态执行事实提供条件控制基础。</w:t>
             </w:r>
           </w:p>
           <w:p>
@@ -2511,7 +2972,7 @@
                 <w:bCs w:val="0"/>
                 <w:sz w:val="24"/>
               </w:rPr>
-              <w:t>第二，建立由π0.5自身VLM承担记忆读写和子任务生成的联合学习基线。高层生成自然语言子任务，不从固定子任务库选择；连续专家利用主干隐藏条件输出动作。通过监督暖启动和回报条件训练，使记忆与动作能够围绕同一流程目标学习，并明确不同监督目标及梯度的参数归属。</w:t>
+              <w:t>针对跨步骤的信息保持与状态更新，拟建立由π0.5自身VLM承担记忆读写和子任务生成的联合学习基线。模型根据当前观察与执行记录生成自然语言子任务，连续动作专家读取主干条件完成操作。通过监督暖启动和回报条件训练，研究记忆更新、步骤衔接与动作执行如何围绕同一流程目标学习，并明确不同训练目标的参数更新范围。</w:t>
             </w:r>
           </w:p>
           <w:p>
@@ -2542,12 +3003,12 @@
                 <w:bCs w:val="0"/>
                 <w:sz w:val="24"/>
               </w:rPr>
-              <w:t>第三，研究基于执行后果的读写效用评价与策略改进。用于评测的流程真值由独立事件记录判定，记忆写入是否有依据由当时可见证据评价，读写是否有助于任务由后续结果评价。在可靠恢复的起点上比较候选读写的续跑后果，分析这种评价能否缓解运动随机性对训练信号的干扰，并检验其对整程成功、重复遗漏、错误完成记录和受扰恢复的影响。动作专家变化后旧评价的适用性作为进一步边界分析。</w:t>
-            </w:r>
-          </w:p>
-          <w:p>
-            <w:pPr>
-              <w:keepNext/>
+              <w:t>读写决策的改进则依据后续执行结果展开。流程是否完成由独立事件记录判定，记忆内容是否真实依据当时可见证据判断，读写是否有用通过后续任务表现评价。在可重复恢复的仿真起点上比较候选读写方案，分析运动随机性对评价的影响，并检验其对整程成功、重复遗漏、错误完成记录和受扰恢复的作用。动作专家更新后，进一步考察旧评价是否仍然适用。</w:t>
+            </w:r>
+          </w:p>
+          <w:p>
+            <w:pPr>
+              <w:keepNext w:val="1"/>
               <w:keepLines/>
               <w:widowControl/>
               <w:snapToGrid w:val="0"/>
@@ -2575,7 +3036,7 @@
             <w:pPr>
               <w:keepNext w:val="0"/>
               <w:keepLines/>
-              <w:widowControl/>
+              <w:widowControl w:val="1"/>
               <w:kinsoku/>
               <w:overflowPunct/>
               <w:autoSpaceDE/>
@@ -2599,7 +3060,7 @@
                 <w:bCs w:val="0"/>
                 <w:sz w:val="24"/>
               </w:rPr>
-              <w:t>第一，深化多模态条件在动作生成中发挥作用的行为判据。语言表征、视觉特征和历史记录进入模型，并不等于它们已经影响了正确的动作。本课题以任务要求保持、对象角色变化及历史条件变化为切入点，拟区分语义表征可用、条件被专家利用和最终动作正确三个层次。前期MICA-VLA与后续记忆研究分别提供稳定任务语义和动态执行事实的研究对象，有助于形成贯穿多模态融合与连续控制的分析视角，减少把表征相似度直接等同于控制有效性的解释。</w:t>
+              <w:t>多模态信息进入模型后，是否被动作决策有效利用仍需要行为证据。本课题通过保持任务含义、改变对象角色或改变执行历史，区分语义表征可用、条件被动作专家利用和最终动作正确三个层次。前期语义控制与后续记忆研究由此建立联系，有助于解释任务条件怎样影响连续控制，而不只以表征相似度判断理解效果。</w:t>
             </w:r>
           </w:p>
           <w:p>
@@ -2630,7 +3091,7 @@
                 <w:bCs w:val="0"/>
                 <w:sz w:val="24"/>
               </w:rPr>
-              <w:t>第二，研究部分可观测操作中记忆内容的决策相关性与有效期。流程进度、物体位置和当前持物具有不同的持续时间，场景变化后需要分别判断哪些事实仍然有效。本课题拟在可见信息相近而正确续作不同的任务中，检验哪些历史事实是决策所必需的、哪些事实需要由新证据更新，以及有限读取预算怎样影响执行。其理论意义在于把“增加记忆”细化为信息保留、更新和使用的可检验问题，为比较规则状态、监督记忆与回报学习提供共同对象，不预设某种摘要形式就是充分状态。</w:t>
+              <w:t>部分可观测操作中的历史事实具有不同的有效期。已完成的核验可以在对象移动后继续成立，位置与持物记录却可能随一次动作立即变化。围绕这些差异研究信息保留、更新和读取，可将笼统的记忆能力转化为可检验的决策问题。在当前观察相近而正确续作不同的任务中，比较规则状态、监督记忆与回报学习，有助于分析哪些历史信息不可缺少，以及读取预算如何影响决策。</w:t>
             </w:r>
           </w:p>
           <w:p>
@@ -2661,7 +3122,7 @@
                 <w:bCs w:val="0"/>
                 <w:sz w:val="24"/>
               </w:rPr>
-              <w:t>第三，明确高层生成与连续动作之间的时间尺度及回报关系。记忆读写和子任务文本的作用跨越多个控制步，动作块则在较短窗口内执行；若忽略持续时间，价值与优势可能评价不同长度的后果。本课题拟以实际执行边界组织两层训练样本，明确高层文本、FAST动作token、连续动作及各项损失的职责，分析共享表征与梯度隔离下的相互影响。这有助于将时间抽象与生成式VLA后训练连接起来，并区分结构整合、监督增量和回报优化各自带来的作用。</w:t>
+              <w:t>记忆读写、子任务生成与连续动作具有不同的作用时间。一次高层决策可能影响多个控制步，动作块则在较短窗口内执行。本课题以实际执行边界组织训练样本，明确文本生成、FAST动作监督和连续动作学习各自对应的后果范围，分析共享表征与梯度隔离下的相互影响，为时间抽象与生成式VLA后训练的结合提供分析依据。</w:t>
             </w:r>
           </w:p>
           <w:p>
@@ -2692,7 +3153,7 @@
                 <w:bCs w:val="0"/>
                 <w:sz w:val="24"/>
               </w:rPr>
-              <w:t>第四，形成区分记忆事实正确性与决策效用的分析方法。进度和持物状态是否真实属于事实评价，某次读取、写入或纠正是否有助于后续任务属于效用评价。二者可能因信息相关性、后续补救和运动误差而不一致。本课题拟结合独立事件记录与受控续跑，分别分析事实错误、无效读取和后果评价偏差，并通过标签稳定性、排序错误及成本诊断，为解释记忆训练何时有效提供可检验的依据。</w:t>
+              <w:t>记忆的事实正确性与决策效用也需要分别评价。记录真实，不代表后续决策一定需要它；某次错误记录出现在成功轨迹中，也可能只是被后续操作补救。本课题结合独立事件记录与受控续跑，分析事实错误、无效读取和后果评价偏差，通过标签稳定性与排序误差判断读写训练信号的可靠性，为解释记忆学习何时有效提供依据。</w:t>
             </w:r>
           </w:p>
           <w:p>
@@ -2723,7 +3184,7 @@
                 <w:bCs w:val="0"/>
                 <w:sz w:val="24"/>
               </w:rPr>
-              <w:t>第五，分析记忆方法的适用范围与交互成本。显式记忆和读写评价的作用取决于任务的历史依赖、扰动类型及已有动作能力。本课题拟结合成功与失败案例，比较不同条件下的流程效果和追加交互成本，明确规则记忆、监督学习与回报学习各自适合的情形。在主要闭环完成且实验条件允许时，再通过有限的动作专家版本比较，考察旧读写效用排序的稳定性，为经验复用与重新评价提供依据。</w:t>
+              <w:t>上述分析还需考虑方法成立的条件。历史依赖程度、扰动类型和基础操作成功率都会影响显式记忆的作用。通过比较流程效果与追加交互成本，可明确规则记忆、纠正监督和回报学习的适用情形；在实验条件允许时比较不同动作专家版本下的读写排序，为经验复用或重新评价提供依据。</w:t>
             </w:r>
           </w:p>
           <w:p>
@@ -2780,7 +3241,7 @@
                 <w:bCs w:val="0"/>
                 <w:sz w:val="24"/>
               </w:rPr>
-              <w:t>第一，为实验室重复器皿流程提供更灵活的执行方式。样品取送、核验和归位包含重复操作，同时又可能随对象、摆放与任务要求变化。本课题拟利用语言条件和共享模型衔接有限动作能力，在干式样品流程中检验执行一致性。若方法有效，可减少局部失败导致的重复执行和人工复位需求，使实验人员更多投入实验设计和结果判断；实际改善结合整程完成率、恢复能力和完成时间评价。</w:t>
+              <w:t>样品取送、核验和归位占用实验人员的日常操作时间，又需要随对象与摆放变化调整。利用任务语言和视觉信息组织这些连续操作，有望减少每次流程调整所需的程序配置。研究将在干式样品任务中，以整程完成率、完成时间和人工复位次数评价执行效果，为实验室重复流程的自动化提供方法参考。</w:t>
             </w:r>
           </w:p>
           <w:p>
@@ -2811,7 +3272,7 @@
                 <w:bCs w:val="0"/>
                 <w:sz w:val="24"/>
               </w:rPr>
-              <w:t>第二，提高操作记录的可追溯性与故障诊断能力。系统拟分别保存已核验样品、当前持物、对象位置和待核实事实，并将更新依据关联到观察、动作和完成证据。这样可以区分“已发出指令”和“已完成操作”，定位错误来自对象理解、进度记录还是物理执行。形成的事件和轨迹记录有望支持人工复核、失败分析及流程重放，为实验室自动化的质量管理提供技术材料，但不替代既有实验记录规范或正式审计要求。</w:t>
+              <w:t>可追溯的执行记录有助于定位流程错误。系统拟保存已核验样品、当前持物、对象位置和待核实事实，并将更新依据关联到观察、动作与完成证据。由此区分已发出指令和已完成操作，判断问题来自对象理解、进度记录还是物理执行，为人工复核、失败分析和流程重放提供材料。</w:t>
             </w:r>
           </w:p>
           <w:p>
@@ -2842,7 +3303,7 @@
                 <w:bCs w:val="0"/>
                 <w:sz w:val="24"/>
               </w:rPr>
-              <w:t>第三，探索局部扰动后的连续执行与人工干预节约。物体被移动、抓取滑落或放置未完成时，整条任务重新开始可能重复已完成步骤，继续按旧状态推进又可能扩大错误。本课题拟检验机器人能否保留有效进度、纠正失效事实，并在能力范围内恢复后续操作。应用价值将通过恢复率、重复遗漏、重置次数及恢复用时衡量；未能自主恢复的情况按统一协议记录，实机验证保留人工复核，恢复效果与额外检查、交互成本分别报告。</w:t>
+              <w:t>局部失误后的续作能力直接影响人工干预负担。物体被移动、抓取滑落或放置未完成时，机器人需要保留仍有效的进度，修正失效记录，再组织后续操作。本课题通过恢复率、重复遗漏、重置次数和恢复用时检验这一能力，同时统计额外检查与交互成本；实机验证保留人工复核，未能自主恢复的情况按统一协议记录。</w:t>
             </w:r>
           </w:p>
           <w:p>
@@ -2873,7 +3334,7 @@
                 <w:bCs w:val="0"/>
                 <w:sz w:val="24"/>
               </w:rPr>
-              <w:t>第四，提升已有机器人、模型与数据资产的利用效率。研究复用RM65-B双臂灵巧手、现有仿真相机接口及π0.5初始化，由自身VLM承担记忆与子任务生成，便于在统一接口上比较训练方法。预期可沉淀本体映射、任务配置、数据规范及失败样本，减少重复适配工作。各方案分别统计物理交互、监督标注与计算投入，并在明确预算口径下比较效果，为后续模型适配和资源投入提供依据。</w:t>
+              <w:t>研究还可积累后续模型适配所需的任务配置、数据规范和失败样本。依托RM65-B双臂灵巧手、现有仿真相机接口及π0.5初始化，在统一接口上比较记忆与训练方法，有助于减少重复适配工作。各方案分别统计物理交互、监督标注和计算投入，为后续实验设计与资源配置提供依据。</w:t>
             </w:r>
           </w:p>
           <w:p>
@@ -2904,7 +3365,7 @@
                 <w:bCs w:val="0"/>
                 <w:sz w:val="24"/>
               </w:rPr>
-              <w:t>第五，为其他历史依赖操作提供可复现的验证方法。样品核验后的归位与再访问，能够以较小场景构造当前画面相似、正确续作不同的情况；受控移动和抓取失败又便于分析状态更新与恢复。由此形成的任务、成功判据和成本统计，可为器皿整理、小件装配及复查返工等流程提供参考。迁移价值仍需在新任务和真实设备上验证；本课题首先研究空器皿干式代理任务，不将结果直接外推为复杂化学反应、任意液体操作或开放环境安全保证。</w:t>
+              <w:t>干式样品流程能够构造当前画面相近、正确续作不同的情形，也便于通过对象移动或抓取失败分析状态更新。形成的任务设置、成功判据与成本统计，可供器皿整理、小件装配和复查返工等历史依赖流程参考。迁移效果仍需在新任务和真实设备上验证，空器皿代理任务的结果不直接代表复杂化学反应或液体操作能力。</w:t>
             </w:r>
           </w:p>
         </w:tc>
@@ -3015,6 +3476,37 @@
           </w:p>
           <w:p>
             <w:pPr>
+              <w:keepNext w:val="0"/>
+              <w:keepLines/>
+              <w:widowControl/>
+              <w:kinsoku/>
+              <w:overflowPunct/>
+              <w:autoSpaceDE/>
+              <w:bidi w:val="0"/>
+              <w:snapToGrid w:val="0"/>
+              <w:spacing w:before="0" w:after="0" w:line="400" w:lineRule="exact"/>
+              <w:ind w:left="0" w:right="0" w:firstLine="480" w:firstLineChars="200"/>
+              <w:jc w:val="both"/>
+              <w:textAlignment w:val="auto"/>
+              <w:rPr>
+                <w:rFonts w:ascii="Times New Roman" w:hAnsi="Times New Roman" w:eastAsia="宋体" w:cs="Times New Roman"/>
+                <w:b w:val="0"/>
+                <w:bCs w:val="0"/>
+                <w:sz w:val="24"/>
+              </w:rPr>
+            </w:pPr>
+            <w:r>
+              <w:rPr>
+                <w:rFonts w:ascii="Times New Roman" w:hAnsi="Times New Roman" w:eastAsia="宋体" w:cs="Times New Roman"/>
+                <w:b w:val="0"/>
+                <w:bCs w:val="0"/>
+                <w:sz w:val="24"/>
+              </w:rPr>
+              <w:t>国内外相关研究正从单项操作技能学习向融合语义理解、历史信息和交互反馈的通用控制发展。国外以RT系列、π系列等为代表，探索视觉语言预训练向机器人控制迁移；国内围绕具身系统组织、操作学习、执行记忆和训练平台形成了相应研究。以下从动作生成、执行记忆、交互后训练和实验室应用四个方面梳理其进展，并结合中文综述与原始论文分析研究之间的联系。</w:t>
+            </w:r>
+          </w:p>
+          <w:p>
+            <w:pPr>
               <w:keepNext/>
               <w:keepLines/>
               <w:widowControl/>
@@ -3037,7 +3529,7 @@
                 <w:sz w:val="24"/>
                 <w:szCs w:val="24"/>
               </w:rPr>
-              <w:t>2.1.1 视觉语言动作模型与连续动作生成</w:t>
+              <w:t>2.1.1 视觉语言动作模型与动作生成</w:t>
             </w:r>
           </w:p>
           <w:p>
@@ -3068,7 +3560,45 @@
                 <w:bCs w:val="0"/>
                 <w:sz w:val="24"/>
               </w:rPr>
-              <w:t>统一条件策略的发展，首先解决了任务语言怎样与视觉控制共享模型的问题。RT-1将多样化机器人经验与Transformer策略结合，研究数据覆盖及模型容量对跨任务控制的作用[8]；RT-2把动作写成文本token，与视觉语言任务共同微调，将预训练语义知识迁移到动作预测[9]。这些机制构成VLA的技术来源，但语言知识迁移本身尚不包含执行期事实的读写与撤销。</w:t>
+              <w:t>国外通用条件策略研究首先探索任务语言与视觉控制怎样共享模型。Google团队的RT-1将多样化机器人经验与Transformer策略结合，研究数据覆盖及模型容量对跨任务控制的作用</w:t>
+            </w:r>
+            <w:r>
+              <w:rPr>
+                <w:rFonts w:ascii="Times New Roman" w:hAnsi="Times New Roman" w:eastAsia="宋体" w:cs="Times New Roman"/>
+                <w:b w:val="0"/>
+                <w:bCs w:val="0"/>
+                <w:sz w:val="24"/>
+                <w:vertAlign w:val="superscript"/>
+              </w:rPr>
+              <w:t>[8]</w:t>
+            </w:r>
+            <w:r>
+              <w:rPr>
+                <w:rFonts w:ascii="Times New Roman" w:hAnsi="Times New Roman" w:eastAsia="宋体" w:cs="Times New Roman"/>
+                <w:b w:val="0"/>
+                <w:bCs w:val="0"/>
+                <w:sz w:val="24"/>
+              </w:rPr>
+              <w:t>；RT-2把动作写成文本token，与视觉语言任务共同微调，将预训练语义知识迁移到动作预测</w:t>
+            </w:r>
+            <w:r>
+              <w:rPr>
+                <w:rFonts w:ascii="Times New Roman" w:hAnsi="Times New Roman" w:eastAsia="宋体" w:cs="Times New Roman"/>
+                <w:b w:val="0"/>
+                <w:bCs w:val="0"/>
+                <w:sz w:val="24"/>
+                <w:vertAlign w:val="superscript"/>
+              </w:rPr>
+              <w:t>[9]</w:t>
+            </w:r>
+            <w:r>
+              <w:rPr>
+                <w:rFonts w:ascii="Times New Roman" w:hAnsi="Times New Roman" w:eastAsia="宋体" w:cs="Times New Roman"/>
+                <w:b w:val="0"/>
+                <w:bCs w:val="0"/>
+                <w:sz w:val="24"/>
+              </w:rPr>
+              <w:t>。这些机制构成VLA的技术来源，但语言知识迁移本身尚不包含执行期事实的读写与撤销。</w:t>
             </w:r>
           </w:p>
           <w:p>
@@ -3099,7 +3629,45 @@
                 <w:bCs w:val="0"/>
                 <w:sz w:val="24"/>
               </w:rPr>
-              <w:t>VLA把预训练视觉语言表征与机器人动作学习连接起来，使策略可以同时读取图像、任务语言和本体状态。π0采用flow matching连续动作生成，为多任务机器人控制提供统一接口[1]；π0.5进一步结合多来源学习和语义知识迁移，探索开放环境中的泛化[2]。这些研究表明，视觉语言知识可以成为机器人动作学习的条件，但可用的语义表征和可靠的物理执行仍需要对应的数据与训练机制。</w:t>
+              <w:t>VLA把预训练视觉语言表征与机器人动作学习连接起来，使策略可以同时读取图像、任务语言和本体状态。Physical Intelligence提出的π0采用flow matching连续动作生成，为多任务机器人控制提供统一接口</w:t>
+            </w:r>
+            <w:r>
+              <w:rPr>
+                <w:rFonts w:ascii="Times New Roman" w:hAnsi="Times New Roman" w:eastAsia="宋体" w:cs="Times New Roman"/>
+                <w:b w:val="0"/>
+                <w:bCs w:val="0"/>
+                <w:sz w:val="24"/>
+                <w:vertAlign w:val="superscript"/>
+              </w:rPr>
+              <w:t>[1]</w:t>
+            </w:r>
+            <w:r>
+              <w:rPr>
+                <w:rFonts w:ascii="Times New Roman" w:hAnsi="Times New Roman" w:eastAsia="宋体" w:cs="Times New Roman"/>
+                <w:b w:val="0"/>
+                <w:bCs w:val="0"/>
+                <w:sz w:val="24"/>
+              </w:rPr>
+              <w:t>；π0.5进一步结合多来源学习和语义知识迁移，探索开放环境中的泛化</w:t>
+            </w:r>
+            <w:r>
+              <w:rPr>
+                <w:rFonts w:ascii="Times New Roman" w:hAnsi="Times New Roman" w:eastAsia="宋体" w:cs="Times New Roman"/>
+                <w:b w:val="0"/>
+                <w:bCs w:val="0"/>
+                <w:sz w:val="24"/>
+                <w:vertAlign w:val="superscript"/>
+              </w:rPr>
+              <w:t>[2]</w:t>
+            </w:r>
+            <w:r>
+              <w:rPr>
+                <w:rFonts w:ascii="Times New Roman" w:hAnsi="Times New Roman" w:eastAsia="宋体" w:cs="Times New Roman"/>
+                <w:b w:val="0"/>
+                <w:bCs w:val="0"/>
+                <w:sz w:val="24"/>
+              </w:rPr>
+              <w:t>。这些研究表明，视觉语言知识可以成为机器人动作学习的条件，但可用的语义表征和可靠的物理执行仍需要对应的数据与训练机制。</w:t>
             </w:r>
           </w:p>
           <w:p>
@@ -3130,7 +3698,45 @@
                 <w:bCs w:val="0"/>
                 <w:sz w:val="24"/>
               </w:rPr>
-              <w:t>开源基座进一步降低了上述路线的适配门槛。OpenVLA结合语言主干与DINOv2、SigLIP视觉特征，并研究低秩微调和量化部署[10]；Octo支持语言或目标图像条件，以及新传感输入、动作空间下的微调[11]。二者分别推动预训练VLA复用与模块化策略适配，为本课题沿用已有基座提供依据；但换本体和降低训练成本不等于已经获得流程记忆，也不能替代RM65-B接口的独立验收。</w:t>
+              <w:t>开源基座进一步降低了上述路线的适配门槛。OpenVLA结合语言主干与DINOv2、SigLIP视觉特征，并研究低秩微调和量化部署</w:t>
+            </w:r>
+            <w:r>
+              <w:rPr>
+                <w:rFonts w:ascii="Times New Roman" w:hAnsi="Times New Roman" w:eastAsia="宋体" w:cs="Times New Roman"/>
+                <w:b w:val="0"/>
+                <w:bCs w:val="0"/>
+                <w:sz w:val="24"/>
+                <w:vertAlign w:val="superscript"/>
+              </w:rPr>
+              <w:t>[10]</w:t>
+            </w:r>
+            <w:r>
+              <w:rPr>
+                <w:rFonts w:ascii="Times New Roman" w:hAnsi="Times New Roman" w:eastAsia="宋体" w:cs="Times New Roman"/>
+                <w:b w:val="0"/>
+                <w:bCs w:val="0"/>
+                <w:sz w:val="24"/>
+              </w:rPr>
+              <w:t>；Octo支持语言或目标图像条件，以及新传感输入、动作空间下的微调</w:t>
+            </w:r>
+            <w:r>
+              <w:rPr>
+                <w:rFonts w:ascii="Times New Roman" w:hAnsi="Times New Roman" w:eastAsia="宋体" w:cs="Times New Roman"/>
+                <w:b w:val="0"/>
+                <w:bCs w:val="0"/>
+                <w:sz w:val="24"/>
+                <w:vertAlign w:val="superscript"/>
+              </w:rPr>
+              <w:t>[11]</w:t>
+            </w:r>
+            <w:r>
+              <w:rPr>
+                <w:rFonts w:ascii="Times New Roman" w:hAnsi="Times New Roman" w:eastAsia="宋体" w:cs="Times New Roman"/>
+                <w:b w:val="0"/>
+                <w:bCs w:val="0"/>
+                <w:sz w:val="24"/>
+              </w:rPr>
+              <w:t>。二者分别推动预训练VLA复用与模块化策略适配，为本课题沿用已有基座提供依据；但换本体和降低训练成本不等于已经获得流程记忆，也不能替代RM65-B接口的独立验收。</w:t>
             </w:r>
           </w:p>
           <w:p>
@@ -3161,7 +3767,45 @@
                 <w:bCs w:val="0"/>
                 <w:sz w:val="24"/>
               </w:rPr>
-              <w:t>从输入输出关系看，语言与视觉token是输入，主干隐藏特征是融合条件，连续控制量是动作输出；子任务文本与动作token则属于不同预测对象。连续专家可以读取主干特征，而不必在部署时先生成离散动作token。明确这些对象有助于比较模型结构与训练信号。</w:t>
+              <w:t>国内学者对大模型进入机器人系统的层次与接口进行了系统梳理。中山大学、清华大学的王文晟等从感知理解出发，归纳需求、任务、规划和动作等控制层级，并比较系统架构与数据来源</w:t>
+            </w:r>
+            <w:r>
+              <w:rPr>
+                <w:rFonts w:ascii="Times New Roman" w:hAnsi="Times New Roman" w:eastAsia="宋体" w:cs="Times New Roman"/>
+                <w:b w:val="0"/>
+                <w:bCs w:val="0"/>
+                <w:sz w:val="24"/>
+                <w:vertAlign w:val="superscript"/>
+              </w:rPr>
+              <w:t>[19]</w:t>
+            </w:r>
+            <w:r>
+              <w:rPr>
+                <w:rFonts w:ascii="Times New Roman" w:hAnsi="Times New Roman" w:eastAsia="宋体" w:cs="Times New Roman"/>
+                <w:b w:val="0"/>
+                <w:bCs w:val="0"/>
+                <w:sz w:val="24"/>
+              </w:rPr>
+              <w:t>。中国科学院自动化研究所等机构的李浩然等进一步围绕VLA模型架构、训练数据、预训练、后训练和评估组织综述</w:t>
+            </w:r>
+            <w:r>
+              <w:rPr>
+                <w:rFonts w:ascii="Times New Roman" w:hAnsi="Times New Roman" w:eastAsia="宋体" w:cs="Times New Roman"/>
+                <w:b w:val="0"/>
+                <w:bCs w:val="0"/>
+                <w:sz w:val="24"/>
+                <w:vertAlign w:val="superscript"/>
+              </w:rPr>
+              <w:t>[20]</w:t>
+            </w:r>
+            <w:r>
+              <w:rPr>
+                <w:rFonts w:ascii="Times New Roman" w:hAnsi="Times New Roman" w:eastAsia="宋体" w:cs="Times New Roman"/>
+                <w:b w:val="0"/>
+                <w:bCs w:val="0"/>
+                <w:sz w:val="24"/>
+              </w:rPr>
+              <w:t>。前者有助于区分语言规划与动作控制的职责，后者为联合考察模型、数据和评测提供依据。结合上述国外基座研究，本课题将任务语义、执行事实和连续动作置于统一分析框架，同时分别验证各接口的作用。</w:t>
             </w:r>
           </w:p>
           <w:p>
@@ -3192,7 +3836,45 @@
                 <w:bCs w:val="0"/>
                 <w:sz w:val="24"/>
               </w:rPr>
-              <w:t>动作生成则从单步拟合发展为相关动作序列的学习。ACT通过一次预测动作块缩短有效决策时域，以减轻双臂精细操作中的误差累积[12]；Diffusion Policy以视觉条件去噪表示多模态动作分布，并结合滚动时域控制执行[13]。它们提供了动作块组织与多解轨迹表达的基础，但预测更长序列和保存长期任务事实并不等价，示范分布中的多解也不自动意味着受扰后能够选择更优行为。</w:t>
+              <w:t>动作生成则从单步拟合发展为相关动作序列的学习。ACT通过一次预测动作块缩短有效决策时域，以减轻双臂精细操作中的误差累积</w:t>
+            </w:r>
+            <w:r>
+              <w:rPr>
+                <w:rFonts w:ascii="Times New Roman" w:hAnsi="Times New Roman" w:eastAsia="宋体" w:cs="Times New Roman"/>
+                <w:b w:val="0"/>
+                <w:bCs w:val="0"/>
+                <w:sz w:val="24"/>
+                <w:vertAlign w:val="superscript"/>
+              </w:rPr>
+              <w:t>[12]</w:t>
+            </w:r>
+            <w:r>
+              <w:rPr>
+                <w:rFonts w:ascii="Times New Roman" w:hAnsi="Times New Roman" w:eastAsia="宋体" w:cs="Times New Roman"/>
+                <w:b w:val="0"/>
+                <w:bCs w:val="0"/>
+                <w:sz w:val="24"/>
+              </w:rPr>
+              <w:t>；Diffusion Policy以视觉条件去噪表示多模态动作分布，并结合滚动时域控制执行</w:t>
+            </w:r>
+            <w:r>
+              <w:rPr>
+                <w:rFonts w:ascii="Times New Roman" w:hAnsi="Times New Roman" w:eastAsia="宋体" w:cs="Times New Roman"/>
+                <w:b w:val="0"/>
+                <w:bCs w:val="0"/>
+                <w:sz w:val="24"/>
+                <w:vertAlign w:val="superscript"/>
+              </w:rPr>
+              <w:t>[13]</w:t>
+            </w:r>
+            <w:r>
+              <w:rPr>
+                <w:rFonts w:ascii="Times New Roman" w:hAnsi="Times New Roman" w:eastAsia="宋体" w:cs="Times New Roman"/>
+                <w:b w:val="0"/>
+                <w:bCs w:val="0"/>
+                <w:sz w:val="24"/>
+              </w:rPr>
+              <w:t>。它们提供了动作块组织与多解轨迹表达的基础，但预测更长序列和保存长期任务事实并不等价，示范分布中的多解也不自动意味着受扰后能够选择更优行为。连续flow matching则通过学习噪声到记录动作之间的条件速度场生成动作块，为多解连续控制提供另一种实现。</w:t>
             </w:r>
           </w:p>
           <w:p>
@@ -3223,7 +3905,26 @@
                 <w:bCs w:val="0"/>
                 <w:sz w:val="24"/>
               </w:rPr>
-              <w:t>连续flow matching在噪声与记录动作之间构造插值样本，学习相应的条件速度场，推理时沿所学速度场迭代生成动作块。它为多解连续动作建模提供了接口；采样多样性、动作精度与闭环流程可靠性仍需通过不同指标评价。</w:t>
+              <w:t>共享视觉语言主干与动作专家后，联合训练还需要协调不同监督目标。Physical Intelligence的知识隔离（Knowledge Insulation，KI）研究了视觉语言主干和连续动作专家联合训练时的梯度组织</w:t>
+            </w:r>
+            <w:r>
+              <w:rPr>
+                <w:rFonts w:ascii="Times New Roman" w:hAnsi="Times New Roman" w:eastAsia="宋体" w:cs="Times New Roman"/>
+                <w:b w:val="0"/>
+                <w:bCs w:val="0"/>
+                <w:sz w:val="24"/>
+                <w:vertAlign w:val="superscript"/>
+              </w:rPr>
+              <w:t>[21]</w:t>
+            </w:r>
+            <w:r>
+              <w:rPr>
+                <w:rFonts w:ascii="Times New Roman" w:hAnsi="Times New Roman" w:eastAsia="宋体" w:cs="Times New Roman"/>
+                <w:b w:val="0"/>
+                <w:bCs w:val="0"/>
+                <w:sz w:val="24"/>
+              </w:rPr>
+              <w:t>。离散动作编码使主干能够通过token预测接受动作相关监督；连续专家则采用适合高频控制的生成目标。两条训练路径使用相同记录动作构造不同标签，承担不同的参数更新职责，FAST动作token与子任务文本也分别对应动作序列和语义决策。</w:t>
             </w:r>
           </w:p>
           <w:p>
@@ -3254,7 +3955,26 @@
                 <w:bCs w:val="0"/>
                 <w:sz w:val="24"/>
               </w:rPr>
-              <w:t>前期MICA-VLA面向熟悉任务中的措辞变化和对象角色要求，通过指令锚检索稳定输入表达，并将经视觉上下文化的语言特征持续引入动作生成。已有实验用于分析任务语义的行为作用，后续研究则进一步关注执行中形成和失效的历史事实。</w:t>
+              <w:t>FAST用离散余弦变换压缩动作序列，改善逐维逐时刻分箱在高频灵巧控制中的低效问题</w:t>
+            </w:r>
+            <w:r>
+              <w:rPr>
+                <w:rFonts w:ascii="Times New Roman" w:hAnsi="Times New Roman" w:eastAsia="宋体" w:cs="Times New Roman"/>
+                <w:b w:val="0"/>
+                <w:bCs w:val="0"/>
+                <w:sz w:val="24"/>
+                <w:vertAlign w:val="superscript"/>
+              </w:rPr>
+              <w:t>[22]</w:t>
+            </w:r>
+            <w:r>
+              <w:rPr>
+                <w:rFonts w:ascii="Times New Roman" w:hAnsi="Times New Roman" w:eastAsia="宋体" w:cs="Times New Roman"/>
+                <w:b w:val="0"/>
+                <w:bCs w:val="0"/>
+                <w:sz w:val="24"/>
+              </w:rPr>
+              <w:t>。它改变的是连续记录动作到监督token的映射，与子任务规划及连续专家部署时的动作输出属于不同接口。在知识隔离设置中，主干通过文本或FAST标签接受监督，连续专家学习动作速度场；专家前向仍读取主干的注意力键／值（K/V），FM梯度则在该接口停止。由此区分输入条件、训练标签和部署输出，避免把动作token与自然语言子任务混为同一接口。</w:t>
             </w:r>
           </w:p>
           <w:p>
@@ -3285,7 +4005,7 @@
                 <w:bCs w:val="0"/>
                 <w:sz w:val="24"/>
               </w:rPr>
-              <w:t>这些路线提供了可扩展的条件策略，但短程动作能力不足以单独支撑历史依赖流程。本课题因而关注现有基座如何利用条件和物理后果，而不以扩大模型为目标。</w:t>
+              <w:t>前期MICA-VLA面向熟悉任务中的措辞变化和对象角色要求，通过指令锚检索稳定输入表达，并将经视觉上下文化的语言特征持续引入动作生成。已有实验用于分析任务语义的行为作用，后续研究则关注执行中形成和失效的历史事实。共享模型将指定记忆读写、子任务文本与动作标签的损失范围，保持训练和部署所用条件一致，并通过高层输出与基础技能的联合评测分析主干更新的影响。</w:t>
             </w:r>
           </w:p>
           <w:p>
@@ -3312,7 +4032,7 @@
                 <w:sz w:val="24"/>
                 <w:szCs w:val="24"/>
               </w:rPr>
-              <w:t>2.1.2 离散动作监督与知识隔离</w:t>
+              <w:t>2.1.2 执行记忆与历史条件决策</w:t>
             </w:r>
           </w:p>
           <w:p>
@@ -3343,7 +4063,26 @@
                 <w:bCs w:val="0"/>
                 <w:sz w:val="24"/>
               </w:rPr>
-              <w:t>知识隔离（Knowledge Insulation，KI）研究了视觉语言主干和连续动作专家联合训练时的梯度组织[19]。离散动作编码使主干能够通过token预测接受动作相关监督；连续专家则采用适合高频控制的生成目标。两条训练路径使用相同记录动作构造不同标签，承担不同的参数更新职责，FAST动作token与子任务文本也分别对应动作序列和语义决策。</w:t>
+              <w:t>部分可观测决策通过观测、行动历史更新隐状态信念并据此决策</w:t>
+            </w:r>
+            <w:r>
+              <w:rPr>
+                <w:rFonts w:ascii="Times New Roman" w:hAnsi="Times New Roman" w:eastAsia="宋体" w:cs="Times New Roman"/>
+                <w:b w:val="0"/>
+                <w:bCs w:val="0"/>
+                <w:sz w:val="24"/>
+                <w:vertAlign w:val="superscript"/>
+              </w:rPr>
+              <w:t>[14]</w:t>
+            </w:r>
+            <w:r>
+              <w:rPr>
+                <w:rFonts w:ascii="Times New Roman" w:hAnsi="Times New Roman" w:eastAsia="宋体" w:cs="Times New Roman"/>
+                <w:b w:val="0"/>
+                <w:bCs w:val="0"/>
+                <w:sz w:val="24"/>
+              </w:rPr>
+              <w:t>，为历史条件策略提供依据。压缩语言记录不自动是充分信念，完整历史又有计算开销，因此具身记忆需要在近期运动细节和长期流程事实之间选择表示，并以历史依赖任务评价其决策作用。</w:t>
             </w:r>
           </w:p>
           <w:p>
@@ -3374,7 +4113,26 @@
                 <w:bCs w:val="0"/>
                 <w:sz w:val="24"/>
               </w:rPr>
-              <w:t>FAST标签由记录动作块编码而来，主干通过交叉熵接受动作相关监督；连续专家则学习记录动作对应的速度场。在知识隔离设置中，专家前向仍可读取主干的注意力键／值（K/V），FM梯度在该接口停止；主干继续由文本或FAST监督更新。</w:t>
+              <w:t>MEM采用短期视觉与长期语言记忆的多尺度设计</w:t>
+            </w:r>
+            <w:r>
+              <w:rPr>
+                <w:rFonts w:ascii="Times New Roman" w:hAnsi="Times New Roman" w:eastAsia="宋体" w:cs="Times New Roman"/>
+                <w:b w:val="0"/>
+                <w:bCs w:val="0"/>
+                <w:sz w:val="24"/>
+                <w:vertAlign w:val="superscript"/>
+              </w:rPr>
+              <w:t>[15]</w:t>
+            </w:r>
+            <w:r>
+              <w:rPr>
+                <w:rFonts w:ascii="Times New Roman" w:hAnsi="Times New Roman" w:eastAsia="宋体" w:cs="Times New Roman"/>
+                <w:b w:val="0"/>
+                <w:bCs w:val="0"/>
+                <w:sz w:val="24"/>
+              </w:rPr>
+              <w:t>。近期视觉通过时空编码保留执行细节，当前任务内跨步骤的信息通过高层递归语言摘要压缩，并与近期观测共同支持后续子任务决策。其结构控制进入主干的token规模，同时将摘要更新与子任务生成联系起来，为长程操作中兼顾动作细节和流程进度提供了实现思路。其摘要转换、历史条件动作与失败纠正上下文训练也说明，监督学习可以获得记忆使用能力，需要作为后续回报学习的直接对照。</w:t>
             </w:r>
           </w:p>
           <w:p>
@@ -3405,7 +4163,26 @@
                 <w:bCs w:val="0"/>
                 <w:sz w:val="24"/>
               </w:rPr>
-              <w:t>FAST用离散余弦变换压缩动作序列，改善逐维逐时刻分箱在高频灵巧控制中的低效问题[20]。它改变的是连续记录动作到监督token的映射，与子任务规划及连续专家部署时的动作输出属于不同接口。</w:t>
+              <w:t>国内执行记忆研究已进入直接改进动作决策的阶段。清华大学等团队的MemoryVLA在感知与认知token构成的工作记忆之外建立历史记忆库，由当前表示检索历史并经门控融合，再条件化动作生成</w:t>
+            </w:r>
+            <w:r>
+              <w:rPr>
+                <w:rFonts w:ascii="Times New Roman" w:hAnsi="Times New Roman" w:eastAsia="宋体" w:cs="Times New Roman"/>
+                <w:b w:val="0"/>
+                <w:bCs w:val="0"/>
+                <w:sz w:val="24"/>
+                <w:vertAlign w:val="superscript"/>
+              </w:rPr>
+              <w:t>[23]</w:t>
+            </w:r>
+            <w:r>
+              <w:rPr>
+                <w:rFonts w:ascii="Times New Roman" w:hAnsi="Times New Roman" w:eastAsia="宋体" w:cs="Times New Roman"/>
+                <w:b w:val="0"/>
+                <w:bCs w:val="0"/>
+                <w:sz w:val="24"/>
+              </w:rPr>
+              <w:t>。与MEM的短期视觉和长期语言摘要相比，两者分别侧重感知认知特征的检索融合与多尺度历史压缩，均以历史信息改善时序决策。它们已覆盖监督学习下的记忆使用，因此增加缓存或读取门控并非充分创新。本文拟采用可撤销的显式事实，并通过同信息预算对照检验其对事实失效诊断和流程恢复的作用。</w:t>
             </w:r>
           </w:p>
           <w:p>
@@ -3436,7 +4213,26 @@
                 <w:bCs w:val="0"/>
                 <w:sz w:val="24"/>
               </w:rPr>
-              <w:t>对本课题拟构建的共享模型，将分别指定高层读写、子任务文本和FAST动作标签的损失计算范围。工具返回正文只提供上下文；连续专家读取子任务生成后的条件特征，不读取FAST标签，以保持训练与部署的信息接口一致。</w:t>
+              <w:t>Value as Memory将近期价值与本体历史编码为动作条件，并结合时序差分（Temporal Difference，TD）价值学习及优势条件化flow matching进行后训练</w:t>
+            </w:r>
+            <w:r>
+              <w:rPr>
+                <w:rFonts w:ascii="Times New Roman" w:hAnsi="Times New Roman" w:eastAsia="宋体" w:cs="Times New Roman"/>
+                <w:b w:val="0"/>
+                <w:bCs w:val="0"/>
+                <w:sz w:val="24"/>
+                <w:vertAlign w:val="superscript"/>
+              </w:rPr>
+              <w:t>[24]</w:t>
+            </w:r>
+            <w:r>
+              <w:rPr>
+                <w:rFonts w:ascii="Times New Roman" w:hAnsi="Times New Roman" w:eastAsia="宋体" w:cs="Times New Roman"/>
+                <w:b w:val="0"/>
+                <w:bCs w:val="0"/>
+                <w:sz w:val="24"/>
+              </w:rPr>
+              <w:t>。其近期价值缓存具有固定长度，使用部署轮内固定、训练轮间更新的价值快照。这说明历史信息还可以通过价值估计进入动作条件。本课题关注其中未直接表达的对象进度、持物和失效位置等事实，拟采用显式记录研究信息更新与子任务衔接，并通过对照分析其适用条件。</w:t>
             </w:r>
           </w:p>
           <w:p>
@@ -3467,7 +4263,95 @@
                 <w:bCs w:val="0"/>
                 <w:sz w:val="24"/>
               </w:rPr>
-              <w:t>知识隔离明确了监督路径，却不消除全部目标干扰。主干更新仍会改变专家的条件特征，联合训练需要同时评价高层输出与基础技能保持；其结构本身不构成本文拟议的记忆信用贡献。</w:t>
+              <w:t>AD-Memo已对记忆文本和驾驶输出设置不同时间范围的信用</w:t>
+            </w:r>
+            <w:r>
+              <w:rPr>
+                <w:rFonts w:ascii="Times New Roman" w:hAnsi="Times New Roman" w:eastAsia="宋体" w:cs="Times New Roman"/>
+                <w:b w:val="0"/>
+                <w:bCs w:val="0"/>
+                <w:sz w:val="24"/>
+                <w:vertAlign w:val="superscript"/>
+              </w:rPr>
+              <w:t>[25]</w:t>
+            </w:r>
+            <w:r>
+              <w:rPr>
+                <w:rFonts w:ascii="Times New Roman" w:hAnsi="Times New Roman" w:eastAsia="宋体" w:cs="Times New Roman"/>
+                <w:b w:val="0"/>
+                <w:bCs w:val="0"/>
+                <w:sz w:val="24"/>
+              </w:rPr>
+              <w:t>。其Da Capo训练使用replay提供未来画面，驾驶输出不改变后续输入；机械臂操作会改变对象位置、遮挡和接触关系，因而需在真实改变后续观测的交互中评价记忆。GMP依据历史能否降低动作误差，监督训练读取门控</w:t>
+            </w:r>
+            <w:r>
+              <w:rPr>
+                <w:rFonts w:ascii="Times New Roman" w:hAnsi="Times New Roman" w:eastAsia="宋体" w:cs="Times New Roman"/>
+                <w:b w:val="0"/>
+                <w:bCs w:val="0"/>
+                <w:sz w:val="24"/>
+                <w:vertAlign w:val="superscript"/>
+              </w:rPr>
+              <w:t>[26]</w:t>
+            </w:r>
+            <w:r>
+              <w:rPr>
+                <w:rFonts w:ascii="Times New Roman" w:hAnsi="Times New Roman" w:eastAsia="宋体" w:cs="Times New Roman"/>
+                <w:b w:val="0"/>
+                <w:bCs w:val="0"/>
+                <w:sz w:val="24"/>
+              </w:rPr>
+              <w:t>，说明按需使用记忆并非RL专有。本文将在同等可见信息下比较监督与回报学习的作用。</w:t>
+            </w:r>
+          </w:p>
+          <w:p>
+            <w:pPr>
+              <w:keepNext w:val="0"/>
+              <w:keepLines/>
+              <w:widowControl/>
+              <w:kinsoku/>
+              <w:overflowPunct/>
+              <w:autoSpaceDE/>
+              <w:bidi w:val="0"/>
+              <w:snapToGrid w:val="0"/>
+              <w:spacing w:before="0" w:after="0" w:line="400" w:lineRule="exact"/>
+              <w:ind w:left="0" w:right="0" w:firstLine="480" w:firstLineChars="200"/>
+              <w:jc w:val="both"/>
+              <w:textAlignment w:val="auto"/>
+              <w:rPr>
+                <w:rFonts w:ascii="Times New Roman" w:hAnsi="Times New Roman" w:eastAsia="宋体" w:cs="Times New Roman"/>
+                <w:b w:val="0"/>
+                <w:bCs w:val="0"/>
+                <w:sz w:val="24"/>
+              </w:rPr>
+            </w:pPr>
+            <w:r>
+              <w:rPr>
+                <w:rFonts w:ascii="Times New Roman" w:hAnsi="Times New Roman" w:eastAsia="宋体" w:cs="Times New Roman"/>
+                <w:b w:val="0"/>
+                <w:bCs w:val="0"/>
+                <w:sz w:val="24"/>
+              </w:rPr>
+              <w:t>OnEvoMemory以价值引导的记忆模块保留近期信息、高价值经历与关键转折，通过离线示范初始化及成功、失败的在线rollout改进记忆选择；在线阶段保持预训练策略冻结，更新价值与记忆模块</w:t>
+            </w:r>
+            <w:r>
+              <w:rPr>
+                <w:rFonts w:ascii="Times New Roman" w:hAnsi="Times New Roman" w:eastAsia="宋体" w:cs="Times New Roman"/>
+                <w:b w:val="0"/>
+                <w:bCs w:val="0"/>
+                <w:sz w:val="24"/>
+                <w:vertAlign w:val="superscript"/>
+              </w:rPr>
+              <w:t>[27]</w:t>
+            </w:r>
+            <w:r>
+              <w:rPr>
+                <w:rFonts w:ascii="Times New Roman" w:hAnsi="Times New Roman" w:eastAsia="宋体" w:cs="Times New Roman"/>
+                <w:b w:val="0"/>
+                <w:bCs w:val="0"/>
+                <w:sz w:val="24"/>
+              </w:rPr>
+              <w:t>。这表明执行结果已能用于学习记忆保留。本课题拟研究可撤销的显式执行事实，将其读写、子任务生成与动作专家的分路学习连接起来，并检验记录失效后的更新和流程恢复表现。</w:t>
             </w:r>
           </w:p>
           <w:p>
@@ -3494,7 +4378,7 @@
                 <w:sz w:val="24"/>
                 <w:szCs w:val="24"/>
               </w:rPr>
-              <w:t>2.1.3 执行记忆与历史条件策略</w:t>
+              <w:t>2.1.3 交互后训练与信用分配</w:t>
             </w:r>
           </w:p>
           <w:p>
@@ -3525,7 +4409,26 @@
                 <w:bCs w:val="0"/>
                 <w:sz w:val="24"/>
               </w:rPr>
-              <w:t>部分可观测决策通过观测、行动历史更新隐状态信念并据此决策[14]，为历史条件策略提供依据。压缩语言记录不自动是充分信念，完整历史又有计算开销，因此具身记忆需要在近期运动细节和长期流程事实之间选择表示，并以历史依赖任务评价其决策作用。</w:t>
+              <w:t>Sutton与Barto以策略、价值估计和累计回报构成强化学习框架，强调根据交互后果改进策略，而非只拟合给定动作</w:t>
+            </w:r>
+            <w:r>
+              <w:rPr>
+                <w:rFonts w:ascii="Times New Roman" w:hAnsi="Times New Roman" w:eastAsia="宋体" w:cs="Times New Roman"/>
+                <w:b w:val="0"/>
+                <w:bCs w:val="0"/>
+                <w:sz w:val="24"/>
+                <w:vertAlign w:val="superscript"/>
+              </w:rPr>
+              <w:t>[4]</w:t>
+            </w:r>
+            <w:r>
+              <w:rPr>
+                <w:rFonts w:ascii="Times New Roman" w:hAnsi="Times New Roman" w:eastAsia="宋体" w:cs="Times New Roman"/>
+                <w:b w:val="0"/>
+                <w:bCs w:val="0"/>
+                <w:sz w:val="24"/>
+              </w:rPr>
+              <w:t>。它为本文评价记忆的下游作用提供基础，但不保证所选奖励充分，也不保证有限经验下的信用估计可靠。</w:t>
             </w:r>
           </w:p>
           <w:p>
@@ -3556,7 +4459,45 @@
                 <w:bCs w:val="0"/>
                 <w:sz w:val="24"/>
               </w:rPr>
-              <w:t>MEM采用短期视觉与长期语言记忆的多尺度设计[15]。近期视觉通过时空编码保留执行细节，当前任务内跨步骤的信息通过高层递归语言摘要压缩，并与近期观测共同支持后续子任务决策。其结构控制进入主干的token规模，同时将摘要更新与子任务生成联系起来，为长程操作中兼顾动作细节和流程进度提供了实现思路。</w:t>
+              <w:t>国内机器人操作学习研究也持续关注示范、交互经验与学习成本的关系。中国科学院自动化研究所的刘乃军等按训练数据的使用方式，将操作技能学习归纳为强化学习、示教学习和小数据学习，并比较其数据需求与成本</w:t>
+            </w:r>
+            <w:r>
+              <w:rPr>
+                <w:rFonts w:ascii="Times New Roman" w:hAnsi="Times New Roman" w:eastAsia="宋体" w:cs="Times New Roman"/>
+                <w:b w:val="0"/>
+                <w:bCs w:val="0"/>
+                <w:sz w:val="24"/>
+                <w:vertAlign w:val="superscript"/>
+              </w:rPr>
+              <w:t>[28]</w:t>
+            </w:r>
+            <w:r>
+              <w:rPr>
+                <w:rFonts w:ascii="Times New Roman" w:hAnsi="Times New Roman" w:eastAsia="宋体" w:cs="Times New Roman"/>
+                <w:b w:val="0"/>
+                <w:bCs w:val="0"/>
+                <w:sz w:val="24"/>
+              </w:rPr>
+              <w:t>。北京交通大学的陈佳盼、郑敏华进一步梳理深度强化学习在操作中的应用，指出部分可观测性、多步任务奖励评价、采样效率和仿真到真实迁移等困难</w:t>
+            </w:r>
+            <w:r>
+              <w:rPr>
+                <w:rFonts w:ascii="Times New Roman" w:hAnsi="Times New Roman" w:eastAsia="宋体" w:cs="Times New Roman"/>
+                <w:b w:val="0"/>
+                <w:bCs w:val="0"/>
+                <w:sz w:val="24"/>
+                <w:vertAlign w:val="superscript"/>
+              </w:rPr>
+              <w:t>[29]</w:t>
+            </w:r>
+            <w:r>
+              <w:rPr>
+                <w:rFonts w:ascii="Times New Roman" w:hAnsi="Times New Roman" w:eastAsia="宋体" w:cs="Times New Roman"/>
+                <w:b w:val="0"/>
+                <w:bCs w:val="0"/>
+                <w:sz w:val="24"/>
+              </w:rPr>
+              <w:t>。这些综述提供了分析经验来源与部署条件的依据；对本课题而言，既要保留示范初始化与纠正监督，也要检验回报学习增加的交互是否带来可测的恢复改善。</w:t>
             </w:r>
           </w:p>
           <w:p>
@@ -3587,7 +4528,26 @@
                 <w:bCs w:val="0"/>
                 <w:sz w:val="24"/>
               </w:rPr>
-              <w:t>MEM以摘要转换、历史条件动作及失败纠正上下文训练记忆使用，使模型能够学习“尝试不等于完成”等关系。这要求本课题建立强监督记忆基线，不能以SFT天然缺乏记忆能力作为RL的必要性依据。</w:t>
+              <w:t>国外VLA后训练的代表工作RECAP以物理执行经验为基础，将成功、失败和人工纠正数据转化为可用于VLA续训的监督条件</w:t>
+            </w:r>
+            <w:r>
+              <w:rPr>
+                <w:rFonts w:ascii="Times New Roman" w:hAnsi="Times New Roman" w:eastAsia="宋体" w:cs="Times New Roman"/>
+                <w:b w:val="0"/>
+                <w:bCs w:val="0"/>
+                <w:sz w:val="24"/>
+                <w:vertAlign w:val="superscript"/>
+              </w:rPr>
+              <w:t>[5]</w:t>
+            </w:r>
+            <w:r>
+              <w:rPr>
+                <w:rFonts w:ascii="Times New Roman" w:hAnsi="Times New Roman" w:eastAsia="宋体" w:cs="Times New Roman"/>
+                <w:b w:val="0"/>
+                <w:bCs w:val="0"/>
+                <w:sz w:val="24"/>
+              </w:rPr>
+              <w:t>。独立价值模型学习实际回报，多步优势对动作质量进行相对区分，策略在相应质量条件下继续拟合动作。这一路线保留了生成式动作模型的训练接口，也能够利用失败轨迹中的有效片段，不必把整条失败轨迹全部丢弃。RECAP的价值模型采用蒙特卡洛（Monte Carlo，MC）回报分箱交叉熵训练；优势虽可包含下一状态价值，其训练仍不同于TD式Q学习，也不是由价值梯度直接更新动作策略。</w:t>
             </w:r>
           </w:p>
           <w:p>
@@ -3618,7 +4578,45 @@
                 <w:bCs w:val="0"/>
                 <w:sz w:val="24"/>
               </w:rPr>
-              <w:t>MemoryVLA在感知与认知token构成的工作记忆之外建立历史记忆库，由当前表示检索历史并经门控融合，再条件化动作生成[21]。它已覆盖通过历史特征检索改善动作的信息路径，因此增加缓存或读取门控并非充分创新。相比隐式特征融合，本文拟使用可撤销的显式事实，但这种表示是否便于信用诊断、是否真正改善任务后果，仍须通过同信息预算对照证明。</w:t>
+              <w:t>利用执行经验可以采用不同学习方式。AWAC以TD价值估计和优势加权行为拟合连接离线与在线经验</w:t>
+            </w:r>
+            <w:r>
+              <w:rPr>
+                <w:rFonts w:ascii="Times New Roman" w:hAnsi="Times New Roman" w:eastAsia="宋体" w:cs="Times New Roman"/>
+                <w:b w:val="0"/>
+                <w:bCs w:val="0"/>
+                <w:sz w:val="24"/>
+                <w:vertAlign w:val="superscript"/>
+              </w:rPr>
+              <w:t>[30]</w:t>
+            </w:r>
+            <w:r>
+              <w:rPr>
+                <w:rFonts w:ascii="Times New Roman" w:hAnsi="Times New Roman" w:eastAsia="宋体" w:cs="Times New Roman"/>
+                <w:b w:val="0"/>
+                <w:bCs w:val="0"/>
+                <w:sz w:val="24"/>
+              </w:rPr>
+              <w:t>，IQL通过expectile价值与优势加权监督，在数据支持内进行离线策略提取</w:t>
+            </w:r>
+            <w:r>
+              <w:rPr>
+                <w:rFonts w:ascii="Times New Roman" w:hAnsi="Times New Roman" w:eastAsia="宋体" w:cs="Times New Roman"/>
+                <w:b w:val="0"/>
+                <w:bCs w:val="0"/>
+                <w:sz w:val="24"/>
+                <w:vertAlign w:val="superscript"/>
+              </w:rPr>
+              <w:t>[31]</w:t>
+            </w:r>
+            <w:r>
+              <w:rPr>
+                <w:rFonts w:ascii="Times New Roman" w:hAnsi="Times New Roman" w:eastAsia="宋体" w:cs="Times New Roman"/>
+                <w:b w:val="0"/>
+                <w:bCs w:val="0"/>
+                <w:sz w:val="24"/>
+              </w:rPr>
+              <w:t>。它们说明策略改进不必依赖同一种梯度形式；本课题选择与文本生成及连续动作相适配的阶段条件训练，并以同数据对照评价新增目标。</w:t>
             </w:r>
           </w:p>
           <w:p>
@@ -3649,7 +4647,26 @@
                 <w:bCs w:val="0"/>
                 <w:sz w:val="24"/>
               </w:rPr>
-              <w:t>Value as Memory将近期价值与本体历史编码为动作条件，并结合时序差分（Temporal Difference，TD）价值学习及优势条件化flow matching进行后训练[22]。其近期价值缓存具有固定长度，使用部署轮内固定、训练轮间更新的价值快照。这说明历史信息还可以通过价值估计进入动作条件。本课题关注其中未直接表达的对象进度、持物和失效位置等事实，拟采用显式记录研究信息更新与子任务衔接，并通过对照分析其适用条件。</w:t>
+              <w:t>交互数据也可以通过监督方式利用。DAgger在当前策略访问的状态上请求专家标签，将新增数据聚合后反复训练，以缓解动作改变未来观测所带来的分布偏移</w:t>
+            </w:r>
+            <w:r>
+              <w:rPr>
+                <w:rFonts w:ascii="Times New Roman" w:hAnsi="Times New Roman" w:eastAsia="宋体" w:cs="Times New Roman"/>
+                <w:b w:val="0"/>
+                <w:bCs w:val="0"/>
+                <w:sz w:val="24"/>
+                <w:vertAlign w:val="superscript"/>
+              </w:rPr>
+              <w:t>[16]</w:t>
+            </w:r>
+            <w:r>
+              <w:rPr>
+                <w:rFonts w:ascii="Times New Roman" w:hAnsi="Times New Roman" w:eastAsia="宋体" w:cs="Times New Roman"/>
+                <w:b w:val="0"/>
+                <w:bCs w:val="0"/>
+                <w:sz w:val="24"/>
+              </w:rPr>
+              <w:t>。因此，失败状态上的性能不足不能直接证明必须使用RL。本课题将保留同信息条件下的纠正监督对照，并记录追加示范的标注量与人工时，比较监督补充和回报学习对受扰恢复的作用。</w:t>
             </w:r>
           </w:p>
           <w:p>
@@ -3680,7 +4697,7 @@
                 <w:bCs w:val="0"/>
                 <w:sz w:val="24"/>
               </w:rPr>
-              <w:t>AD-Memo已对记忆文本和驾驶输出设置不同时间范围的信用[23]。其Da Capo训练使用replay提供未来画面，驾驶输出不改变后续输入；机械臂操作会改变对象位置、遮挡和接触关系，因而需在真实改变后续观测的交互中评价记忆。GMP依据历史能否降低动作误差，监督训练读取门控[24]，说明按需使用记忆并非RL专有。本文将在同等可见信息下比较监督与回报学习的作用。</w:t>
+              <w:t>RECAP为利用交互回报训练生成策略提供了可行路线，但其动作质量条件位于子任务之后，尚不能据此推断更早的子任务和显式读写得到同样优化。将其扩展到本课题，需要为高层读写定义对应的阶段后果，并处理阶段结果混合记忆决策与运动成败的问题。</w:t>
             </w:r>
           </w:p>
           <w:p>
@@ -3711,7 +4728,295 @@
                 <w:bCs w:val="0"/>
                 <w:sz w:val="24"/>
               </w:rPr>
-              <w:t>OnEvoMemory以价值引导的记忆模块保留近期信息、高价值经历与关键转折，通过离线示范初始化及成功、失败的在线rollout改进记忆选择；在线阶段保持预训练策略冻结，更新价值与记忆模块[25]。这表明执行结果已能用于学习记忆保留。本课题拟研究可撤销的显式执行事实，将其读写、子任务生成与动作专家的分路学习连接起来，并检验记录失效后的更新和流程恢复表现。</w:t>
+              <w:t>另一类工作直接利用critic改善连续专家。VLA-Precision通过TD回报传播和同状态偏好校准价值，以有效纠正、行为克隆和相对优势约束策略</w:t>
+            </w:r>
+            <w:r>
+              <w:rPr>
+                <w:rFonts w:ascii="Times New Roman" w:hAnsi="Times New Roman" w:eastAsia="宋体" w:cs="Times New Roman"/>
+                <w:b w:val="0"/>
+                <w:bCs w:val="0"/>
+                <w:sz w:val="24"/>
+                <w:vertAlign w:val="superscript"/>
+              </w:rPr>
+              <w:t>[32]</w:t>
+            </w:r>
+            <w:r>
+              <w:rPr>
+                <w:rFonts w:ascii="Times New Roman" w:hAnsi="Times New Roman" w:eastAsia="宋体" w:cs="Times New Roman"/>
+                <w:b w:val="0"/>
+                <w:bCs w:val="0"/>
+                <w:sz w:val="24"/>
+              </w:rPr>
+              <w:t>；Q-VGM在去噪后段以价值梯度的局部近似构造速度目标，并连接离线IQL与在线TD</w:t>
+            </w:r>
+            <w:r>
+              <w:rPr>
+                <w:rFonts w:ascii="Times New Roman" w:hAnsi="Times New Roman" w:eastAsia="宋体" w:cs="Times New Roman"/>
+                <w:b w:val="0"/>
+                <w:bCs w:val="0"/>
+                <w:sz w:val="24"/>
+                <w:vertAlign w:val="superscript"/>
+              </w:rPr>
+              <w:t>[33]</w:t>
+            </w:r>
+            <w:r>
+              <w:rPr>
+                <w:rFonts w:ascii="Times New Roman" w:hAnsi="Times New Roman" w:eastAsia="宋体" w:cs="Times New Roman"/>
+                <w:b w:val="0"/>
+                <w:bCs w:val="0"/>
+                <w:sz w:val="24"/>
+              </w:rPr>
+              <w:t>。前者已研究化学精细操作，后者强调数据支持边界。本课题据此把改进具体落在读写评价对象、评价可靠性及闭环收益，避免将一般价值引导或实验室应用作为创新。</w:t>
+            </w:r>
+          </w:p>
+          <w:p>
+            <w:pPr>
+              <w:keepNext w:val="0"/>
+              <w:keepLines/>
+              <w:widowControl/>
+              <w:kinsoku/>
+              <w:overflowPunct/>
+              <w:autoSpaceDE/>
+              <w:bidi w:val="0"/>
+              <w:snapToGrid w:val="0"/>
+              <w:spacing w:before="0" w:after="0" w:line="400" w:lineRule="exact"/>
+              <w:ind w:left="0" w:right="0" w:firstLine="480" w:firstLineChars="200"/>
+              <w:jc w:val="both"/>
+              <w:textAlignment w:val="auto"/>
+              <w:rPr>
+                <w:rFonts w:ascii="Times New Roman" w:hAnsi="Times New Roman" w:eastAsia="宋体" w:cs="Times New Roman"/>
+                <w:b w:val="0"/>
+                <w:bCs w:val="0"/>
+                <w:sz w:val="24"/>
+              </w:rPr>
+            </w:pPr>
+            <w:r>
+              <w:rPr>
+                <w:rFonts w:ascii="Times New Roman" w:hAnsi="Times New Roman" w:eastAsia="宋体" w:cs="Times New Roman"/>
+                <w:b w:val="0"/>
+                <w:bCs w:val="0"/>
+                <w:sz w:val="24"/>
+              </w:rPr>
+              <w:t>从动作后训练进一步转向读写优化，关键在于区分不同决策对共同结果的作用。COMA使用集中式critic评价联合行动，并在固定其他智能体动作时，为当前智能体构造反事实baseline以分配信用</w:t>
+            </w:r>
+            <w:r>
+              <w:rPr>
+                <w:rFonts w:ascii="Times New Roman" w:hAnsi="Times New Roman" w:eastAsia="宋体" w:cs="Times New Roman"/>
+                <w:b w:val="0"/>
+                <w:bCs w:val="0"/>
+                <w:sz w:val="24"/>
+                <w:vertAlign w:val="superscript"/>
+              </w:rPr>
+              <w:t>[34]</w:t>
+            </w:r>
+            <w:r>
+              <w:rPr>
+                <w:rFonts w:ascii="Times New Roman" w:hAnsi="Times New Roman" w:eastAsia="宋体" w:cs="Times New Roman"/>
+                <w:b w:val="0"/>
+                <w:bCs w:val="0"/>
+                <w:sz w:val="24"/>
+              </w:rPr>
+              <w:t>。这说明区分共同回报中的行动作用具有已有方法基础。但单机器人内部的记忆、子任务和动作是顺序依赖的，不是多个同时行动的独立智能体。直接将模块数量等同于多智能体数量，或把一个反事实差值称作无偏优势，都缺少相应条件。</w:t>
+            </w:r>
+          </w:p>
+          <w:p>
+            <w:pPr>
+              <w:keepNext w:val="0"/>
+              <w:keepLines/>
+              <w:widowControl/>
+              <w:kinsoku/>
+              <w:overflowPunct/>
+              <w:autoSpaceDE/>
+              <w:bidi w:val="0"/>
+              <w:snapToGrid w:val="0"/>
+              <w:spacing w:before="0" w:after="0" w:line="400" w:lineRule="exact"/>
+              <w:ind w:left="0" w:right="0" w:firstLine="480" w:firstLineChars="200"/>
+              <w:jc w:val="both"/>
+              <w:textAlignment w:val="auto"/>
+              <w:rPr>
+                <w:rFonts w:ascii="Times New Roman" w:hAnsi="Times New Roman" w:eastAsia="宋体" w:cs="Times New Roman"/>
+                <w:b w:val="0"/>
+                <w:bCs w:val="0"/>
+                <w:sz w:val="24"/>
+              </w:rPr>
+            </w:pPr>
+            <w:r>
+              <w:rPr>
+                <w:rFonts w:ascii="Times New Roman" w:hAnsi="Times New Roman" w:eastAsia="宋体" w:cs="Times New Roman"/>
+                <w:b w:val="0"/>
+                <w:bCs w:val="0"/>
+                <w:sz w:val="24"/>
+              </w:rPr>
+              <w:t>物理记忆评价需保留“记忆—后续决策—动作—后果”的作用路径：固定未来动作会切断待研究效应，起点或控制状态不同则会引入混淆。因此，本文拟固定扩展起点和模型参数，允许未来子任务与动作随记忆改变。DPO提供相对参考模型的成对偏好优化</w:t>
+            </w:r>
+            <w:r>
+              <w:rPr>
+                <w:rFonts w:ascii="Times New Roman" w:hAnsi="Times New Roman" w:eastAsia="宋体" w:cs="Times New Roman"/>
+                <w:b w:val="0"/>
+                <w:bCs w:val="0"/>
+                <w:sz w:val="24"/>
+                <w:vertAlign w:val="superscript"/>
+              </w:rPr>
+              <w:t>[35]</w:t>
+            </w:r>
+            <w:r>
+              <w:rPr>
+                <w:rFonts w:ascii="Times New Roman" w:hAnsi="Times New Roman" w:eastAsia="宋体" w:cs="Times New Roman"/>
+                <w:b w:val="0"/>
+                <w:bCs w:val="0"/>
+                <w:sz w:val="24"/>
+              </w:rPr>
+              <w:t>，可用于读写决策学习。其作用取决于偏好标签质量；由偶然运动结果形成的标签可能强化无效或不利的读写选择，因此需要预先规定候选、重复续跑与不确定性处理方式。</w:t>
+            </w:r>
+          </w:p>
+          <w:p>
+            <w:pPr>
+              <w:keepNext w:val="0"/>
+              <w:keepLines/>
+              <w:widowControl/>
+              <w:kinsoku/>
+              <w:overflowPunct/>
+              <w:autoSpaceDE/>
+              <w:bidi w:val="0"/>
+              <w:snapToGrid w:val="0"/>
+              <w:spacing w:before="0" w:after="0" w:line="400" w:lineRule="exact"/>
+              <w:ind w:left="0" w:right="0" w:firstLine="480" w:firstLineChars="200"/>
+              <w:jc w:val="both"/>
+              <w:textAlignment w:val="auto"/>
+              <w:rPr>
+                <w:rFonts w:ascii="Times New Roman" w:hAnsi="Times New Roman" w:eastAsia="宋体" w:cs="Times New Roman"/>
+                <w:b w:val="0"/>
+                <w:bCs w:val="0"/>
+                <w:sz w:val="24"/>
+              </w:rPr>
+            </w:pPr>
+            <w:r>
+              <w:rPr>
+                <w:rFonts w:ascii="Times New Roman" w:hAnsi="Times New Roman" w:eastAsia="宋体" w:cs="Times New Roman"/>
+                <w:b w:val="0"/>
+                <w:bCs w:val="0"/>
+                <w:sz w:val="24"/>
+              </w:rPr>
+              <w:t>Hindsight Credit Assignment利用后续结果与过去状态或行动的后验关系重构信用</w:t>
+            </w:r>
+            <w:r>
+              <w:rPr>
+                <w:rFonts w:ascii="Times New Roman" w:hAnsi="Times New Roman" w:eastAsia="宋体" w:cs="Times New Roman"/>
+                <w:b w:val="0"/>
+                <w:bCs w:val="0"/>
+                <w:sz w:val="24"/>
+                <w:vertAlign w:val="superscript"/>
+              </w:rPr>
+              <w:t>[36]</w:t>
+            </w:r>
+            <w:r>
+              <w:rPr>
+                <w:rFonts w:ascii="Times New Roman" w:hAnsi="Times New Roman" w:eastAsia="宋体" w:cs="Times New Roman"/>
+                <w:b w:val="0"/>
+                <w:bCs w:val="0"/>
+                <w:sz w:val="24"/>
+              </w:rPr>
+              <w:t>，为延迟后果评价提供先例。本文进一步在限定读写候选上组织物理续跑，以受控比较条件和误差分析检验其训练作用；某条记录出现在成功轨迹中，并不足以证明该记录对决策有益。</w:t>
+            </w:r>
+          </w:p>
+          <w:p>
+            <w:pPr>
+              <w:keepNext w:val="0"/>
+              <w:keepLines/>
+              <w:widowControl/>
+              <w:kinsoku/>
+              <w:overflowPunct/>
+              <w:autoSpaceDE/>
+              <w:bidi w:val="0"/>
+              <w:snapToGrid w:val="0"/>
+              <w:spacing w:before="0" w:after="0" w:line="400" w:lineRule="exact"/>
+              <w:ind w:left="0" w:right="0" w:firstLine="480" w:firstLineChars="200"/>
+              <w:jc w:val="both"/>
+              <w:textAlignment w:val="auto"/>
+              <w:rPr>
+                <w:rFonts w:ascii="Times New Roman" w:hAnsi="Times New Roman" w:eastAsia="宋体" w:cs="Times New Roman"/>
+                <w:b w:val="0"/>
+                <w:bCs w:val="0"/>
+                <w:sz w:val="24"/>
+              </w:rPr>
+            </w:pPr>
+            <w:r>
+              <w:rPr>
+                <w:rFonts w:ascii="Times New Roman" w:hAnsi="Times New Roman" w:eastAsia="宋体" w:cs="Times New Roman"/>
+                <w:b w:val="0"/>
+                <w:bCs w:val="0"/>
+                <w:sz w:val="24"/>
+              </w:rPr>
+              <w:t>HIRO由高层提出目标、低层学习达到目标，并以当前低层对旧动作序列的解释重标记高层目标，修正低层变化导致的经验不匹配</w:t>
+            </w:r>
+            <w:r>
+              <w:rPr>
+                <w:rFonts w:ascii="Times New Roman" w:hAnsi="Times New Roman" w:eastAsia="宋体" w:cs="Times New Roman"/>
+                <w:b w:val="0"/>
+                <w:bCs w:val="0"/>
+                <w:sz w:val="24"/>
+                <w:vertAlign w:val="superscript"/>
+              </w:rPr>
+              <w:t>[37]</w:t>
+            </w:r>
+            <w:r>
+              <w:rPr>
+                <w:rFonts w:ascii="Times New Roman" w:hAnsi="Times New Roman" w:eastAsia="宋体" w:cs="Times New Roman"/>
+                <w:b w:val="0"/>
+                <w:bCs w:val="0"/>
+                <w:sz w:val="24"/>
+              </w:rPr>
+              <w:t>。连续目标重标记不能直接替代语言事实或偏好的重新评价。本课题将记录评价对应的策略版本，并在主要训练与验证完成后，按需要分析动作专家变化对旧读写排序的影响，以判断是否有必要开展有限刷新。</w:t>
+            </w:r>
+          </w:p>
+          <w:p>
+            <w:pPr>
+              <w:keepNext w:val="0"/>
+              <w:keepLines/>
+              <w:widowControl/>
+              <w:kinsoku/>
+              <w:overflowPunct/>
+              <w:autoSpaceDE/>
+              <w:bidi w:val="0"/>
+              <w:snapToGrid w:val="0"/>
+              <w:spacing w:before="0" w:after="0" w:line="400" w:lineRule="exact"/>
+              <w:ind w:left="0" w:right="0" w:firstLine="480" w:firstLineChars="200"/>
+              <w:jc w:val="both"/>
+              <w:textAlignment w:val="auto"/>
+              <w:rPr>
+                <w:rFonts w:ascii="Times New Roman" w:hAnsi="Times New Roman" w:eastAsia="宋体" w:cs="Times New Roman"/>
+                <w:b w:val="0"/>
+                <w:bCs w:val="0"/>
+                <w:sz w:val="24"/>
+              </w:rPr>
+            </w:pPr>
+            <w:r>
+              <w:rPr>
+                <w:rFonts w:ascii="Times New Roman" w:hAnsi="Times New Roman" w:eastAsia="宋体" w:cs="Times New Roman"/>
+                <w:b w:val="0"/>
+                <w:bCs w:val="0"/>
+                <w:sz w:val="24"/>
+              </w:rPr>
+              <w:t>Counterfactual Memory Audit（CMA）在核实当前非记忆输入相同的条件下交叉比较历史，冻结策略并评价动作的物理后果，区分记忆敏感性、正确选择及物理价值</w:t>
+            </w:r>
+            <w:r>
+              <w:rPr>
+                <w:rFonts w:ascii="Times New Roman" w:hAnsi="Times New Roman" w:eastAsia="宋体" w:cs="Times New Roman"/>
+                <w:b w:val="0"/>
+                <w:bCs w:val="0"/>
+                <w:sz w:val="24"/>
+                <w:vertAlign w:val="superscript"/>
+              </w:rPr>
+              <w:t>[38]</w:t>
+            </w:r>
+            <w:r>
+              <w:rPr>
+                <w:rFonts w:ascii="Times New Roman" w:hAnsi="Times New Roman" w:eastAsia="宋体" w:cs="Times New Roman"/>
+                <w:b w:val="0"/>
+                <w:bCs w:val="0"/>
+                <w:sz w:val="24"/>
+              </w:rPr>
+              <w:t>。它说明动作变化或平均成功率上升不足以独立证明记忆被正确使用。本课题借鉴这种受控诊断，将评价进一步用于显式读写训练，并分别评估评价稳定性、训练效果与交互成本，分析审计结果转化为学习信号后的作用。</w:t>
             </w:r>
           </w:p>
           <w:p>
@@ -3738,7 +5043,7 @@
                 <w:sz w:val="24"/>
                 <w:szCs w:val="24"/>
               </w:rPr>
-              <w:t>2.1.4 交互经验与VLA回报条件后训练</w:t>
+              <w:t>2.1.4 实验室多步骤操作与研究进展</w:t>
             </w:r>
           </w:p>
           <w:p>
@@ -3769,7 +5074,45 @@
                 <w:bCs w:val="0"/>
                 <w:sz w:val="24"/>
               </w:rPr>
-              <w:t>Sutton与Barto以策略、价值估计和累计回报构成强化学习框架，强调根据交互后果改进策略，而非只拟合给定动作[4]。它为本文评价记忆的下游作用提供基础，但不保证所选奖励充分，也不保证有限经验下的信用估计可靠。</w:t>
+              <w:t>高层规划需要同时考虑语义与物理可执行性。国外代表工作SayCan将语言候选与当前状态下的技能可执行性结合</w:t>
+            </w:r>
+            <w:r>
+              <w:rPr>
+                <w:rFonts w:ascii="Times New Roman" w:hAnsi="Times New Roman" w:eastAsia="宋体" w:cs="Times New Roman"/>
+                <w:b w:val="0"/>
+                <w:bCs w:val="0"/>
+                <w:sz w:val="24"/>
+                <w:vertAlign w:val="superscript"/>
+              </w:rPr>
+              <w:t>[17]</w:t>
+            </w:r>
+            <w:r>
+              <w:rPr>
+                <w:rFonts w:ascii="Times New Roman" w:hAnsi="Times New Roman" w:eastAsia="宋体" w:cs="Times New Roman"/>
+                <w:b w:val="0"/>
+                <w:bCs w:val="0"/>
+                <w:sz w:val="24"/>
+              </w:rPr>
+              <w:t>；Inner Monologue进一步把成功检测、场景描述等反馈写入语言上下文，以调整后续规划</w:t>
+            </w:r>
+            <w:r>
+              <w:rPr>
+                <w:rFonts w:ascii="Times New Roman" w:hAnsi="Times New Roman" w:eastAsia="宋体" w:cs="Times New Roman"/>
+                <w:b w:val="0"/>
+                <w:bCs w:val="0"/>
+                <w:sz w:val="24"/>
+                <w:vertAlign w:val="superscript"/>
+              </w:rPr>
+              <w:t>[18]</w:t>
+            </w:r>
+            <w:r>
+              <w:rPr>
+                <w:rFonts w:ascii="Times New Roman" w:hAnsi="Times New Roman" w:eastAsia="宋体" w:cs="Times New Roman"/>
+                <w:b w:val="0"/>
+                <w:bCs w:val="0"/>
+                <w:sz w:val="24"/>
+              </w:rPr>
+              <w:t>。前者提供条件化选择依据，后者展示显式反馈的作用。本课题借鉴可执行性检查与反馈更新，由自身VLM生成子任务，并研究这些生成与事实更新怎样从执行结果中学习，规则检查仍用于约束与验收。</w:t>
             </w:r>
           </w:p>
           <w:p>
@@ -3800,7 +5143,26 @@
                 <w:bCs w:val="0"/>
                 <w:sz w:val="24"/>
               </w:rPr>
-              <w:t>RECAP以物理执行经验为基础，将成功、失败和人工纠正数据转化为可用于VLA续训的监督条件[5]。独立价值模型学习实际回报，多步优势对动作质量进行相对区分，策略在相应质量条件下继续拟合动作。这一路线保留了生成式动作模型的训练接口，也能够利用失败轨迹中的有效片段，不必把整条失败轨迹全部丢弃。</w:t>
+              <w:t>国内关于具身系统层级的综述将任务级、规划级与动作级控制纳入同一系统视角</w:t>
+            </w:r>
+            <w:r>
+              <w:rPr>
+                <w:rFonts w:ascii="Times New Roman" w:hAnsi="Times New Roman" w:eastAsia="宋体" w:cs="Times New Roman"/>
+                <w:b w:val="0"/>
+                <w:bCs w:val="0"/>
+                <w:sz w:val="24"/>
+                <w:vertAlign w:val="superscript"/>
+              </w:rPr>
+              <w:t>[19]</w:t>
+            </w:r>
+            <w:r>
+              <w:rPr>
+                <w:rFonts w:ascii="Times New Roman" w:hAnsi="Times New Roman" w:eastAsia="宋体" w:cs="Times New Roman"/>
+                <w:b w:val="0"/>
+                <w:bCs w:val="0"/>
+                <w:sz w:val="24"/>
+              </w:rPr>
+              <w:t>。这一视角与SayCan、Inner Monologue的反馈规划机制相互补充：前者帮助明确模块职责，后两者提供可执行性与反馈闭环的具体实现。对实验室流程，仍需进一步把完成证据、失效事实和后续动作条件连贯地传递，避免高层文本进度与对象实际状态脱节。</w:t>
             </w:r>
           </w:p>
           <w:p>
@@ -3831,7 +5193,26 @@
                 <w:bCs w:val="0"/>
                 <w:sz w:val="24"/>
               </w:rPr>
-              <w:t>利用执行经验可以采用不同学习方式。AWAC以TD价值估计和优势加权行为拟合连接离线与在线经验[26]，IQL通过expectile价值与优势加权监督，在数据支持内进行离线策略提取[27]。它们说明策略改进不必依赖同一种梯度形式；本课题选择与文本生成及连续动作相适配的阶段条件训练，并以同数据对照评价新增目标。</w:t>
+              <w:t>面向化学实验，RoboChemist以VLM和VLA组成双环：高层分解操作、生成视觉目标并监测完成与规程符合性，低层根据目标执行动作</w:t>
+            </w:r>
+            <w:r>
+              <w:rPr>
+                <w:rFonts w:ascii="Times New Roman" w:hAnsi="Times New Roman" w:eastAsia="宋体" w:cs="Times New Roman"/>
+                <w:b w:val="0"/>
+                <w:bCs w:val="0"/>
+                <w:sz w:val="24"/>
+                <w:vertAlign w:val="superscript"/>
+              </w:rPr>
+              <w:t>[3]</w:t>
+            </w:r>
+            <w:r>
+              <w:rPr>
+                <w:rFonts w:ascii="Times New Roman" w:hAnsi="Times New Roman" w:eastAsia="宋体" w:cs="Times New Roman"/>
+                <w:b w:val="0"/>
+                <w:bCs w:val="0"/>
+                <w:sz w:val="24"/>
+              </w:rPr>
+              <w:t>。它已将语言规划、视觉引导和执行监督用于长流程实验，限定了本课题的应用创新边界。本文采用干式样品代理流程，是为测量显式记忆错误与运动失败的不同后果，不能将这一较小范围描述为首次实现自主化学实验。</w:t>
             </w:r>
           </w:p>
           <w:p>
@@ -3862,7 +5243,26 @@
                 <w:bCs w:val="0"/>
                 <w:sz w:val="24"/>
               </w:rPr>
-              <w:t>交互数据也可以通过监督方式利用。DAgger在当前策略访问的状态上请求专家标签，将新增数据聚合后反复训练，以缓解动作改变未来观测所带来的分布偏移[16]。因此，失败状态上的性能不足不能直接证明必须使用RL。本课题将保留同信息条件下的纠正监督对照，并记录追加示范的标注量与人工时，比较监督补充和回报学习对受扰恢复的作用。</w:t>
+              <w:t>国内团队在交互数据与评测平台方面也形成了具体成果。上海交通大学、香港大学等机构合作的RoboTwin 2.0把多模态模型生成任务程序与仿真验证结合，并通过结构化域随机化扩展双臂任务的视觉和空间变化，建立统一评测协议</w:t>
+            </w:r>
+            <w:r>
+              <w:rPr>
+                <w:rFonts w:ascii="Times New Roman" w:hAnsi="Times New Roman" w:eastAsia="宋体" w:cs="Times New Roman"/>
+                <w:b w:val="0"/>
+                <w:bCs w:val="0"/>
+                <w:sz w:val="24"/>
+                <w:vertAlign w:val="superscript"/>
+              </w:rPr>
+              <w:t>[6]</w:t>
+            </w:r>
+            <w:r>
+              <w:rPr>
+                <w:rFonts w:ascii="Times New Roman" w:hAnsi="Times New Roman" w:eastAsia="宋体" w:cs="Times New Roman"/>
+                <w:b w:val="0"/>
+                <w:bCs w:val="0"/>
+                <w:sz w:val="24"/>
+              </w:rPr>
+              <w:t>。其生成器中的反馈纠正有助于获得示范，却不等于部署后的VLA已经能根据回报自我更新；本课题仍需另行设计执行期扰动、恢复边界和历史依赖任务，不能只用随机初始布局替代这些验证。</w:t>
             </w:r>
           </w:p>
           <w:p>
@@ -3893,7 +5293,26 @@
                 <w:bCs w:val="0"/>
                 <w:sz w:val="24"/>
               </w:rPr>
-              <w:t>RECAP的价值学习采用蒙特卡洛（Monte Carlo，MC）回报分箱交叉熵。优势可包含下一状态价值，但其价值训练并非TD式Q学习；质量标签进入策略拟合，也不同于价值模型（critic）通过动作梯度直接更新策略模型（actor）。</w:t>
+              <w:t>清华大学、中关村学院等国内机构与加州大学伯克利分校合作的RLinf-VLA，以统一接口组织不同VLA、RL算法与仿真器，并对渲染、策略推理和训练进行资源分配</w:t>
+            </w:r>
+            <w:r>
+              <w:rPr>
+                <w:rFonts w:ascii="Times New Roman" w:hAnsi="Times New Roman" w:eastAsia="宋体" w:cs="Times New Roman"/>
+                <w:b w:val="0"/>
+                <w:bCs w:val="0"/>
+                <w:sz w:val="24"/>
+                <w:vertAlign w:val="superscript"/>
+              </w:rPr>
+              <w:t>[7]</w:t>
+            </w:r>
+            <w:r>
+              <w:rPr>
+                <w:rFonts w:ascii="Times New Roman" w:hAnsi="Times New Roman" w:eastAsia="宋体" w:cs="Times New Roman"/>
+                <w:b w:val="0"/>
+                <w:bCs w:val="0"/>
+                <w:sz w:val="24"/>
+              </w:rPr>
+              <w:t>。它提供的是可扩展的交互训练与比较基础，而不是某一种记忆学习目标。因而，本课题接通RoboTwin与RLinf后仍需独立验证奖励、终止、动作时钟及更新数据是否一致，框架能够运行不能直接作为算法有效或真机迁移成功的证据。</w:t>
             </w:r>
           </w:p>
           <w:p>
@@ -3924,7 +5343,26 @@
                 <w:bCs w:val="0"/>
                 <w:sz w:val="24"/>
               </w:rPr>
-              <w:t>RECAP说明交互回报可以经质量条件转为生成策略的似然训练。其动作改善条件位于子任务之后，不能推出更早的子任务与显式读写已被同样优化；本文需另设READ之前的高层条件及对应的阶段后果。</w:t>
+              <w:t>综合模型、记忆、学习方法和应用平台的进展，国外的RT、π系列及RECAP围绕通用动作基座和执行经验后训练形成了连续路线，MEM、SayCan等进一步扩展历史建模与反馈规划。国内研究既有操作学习和具身系统的系统性综述，也有MemoryVLA的历史检索、RoboTwin 2.0的数据与评测、RLinf-VLA的交互训练等直接方法和平台成果</w:t>
+            </w:r>
+            <w:r>
+              <w:rPr>
+                <w:rFonts w:ascii="Times New Roman" w:hAnsi="Times New Roman" w:eastAsia="宋体" w:cs="Times New Roman"/>
+                <w:b w:val="0"/>
+                <w:bCs w:val="0"/>
+                <w:sz w:val="24"/>
+                <w:vertAlign w:val="superscript"/>
+              </w:rPr>
+              <w:t>[6,7,19,20,23,28,29]</w:t>
+            </w:r>
+            <w:r>
+              <w:rPr>
+                <w:rFonts w:ascii="Times New Roman" w:hAnsi="Times New Roman" w:eastAsia="宋体" w:cs="Times New Roman"/>
+                <w:b w:val="0"/>
+                <w:bCs w:val="0"/>
+                <w:sz w:val="24"/>
+              </w:rPr>
+              <w:t>。这些工作与国际研究通过共同基座、公开任务和跨机构合作相互推进，其差异应落实到学习对象、输入信息和验证条件，而非仅按发表语言划分。</w:t>
             </w:r>
           </w:p>
           <w:p>
@@ -3955,402 +5393,7 @@
                 <w:bCs w:val="0"/>
                 <w:sz w:val="24"/>
               </w:rPr>
-              <w:t>将RECAP扩展到记忆读写，还需统一高层与动作的持续时间，并处理阶段结果混合记忆决策与运动成败的问题。高层条件和分路损失用于建立联合学习基线，受控续跑的作用则通过后续读写评价与辅助训练实验检验。</w:t>
-            </w:r>
-          </w:p>
-          <w:p>
-            <w:pPr>
-              <w:keepNext w:val="0"/>
-              <w:keepLines/>
-              <w:widowControl/>
-              <w:kinsoku/>
-              <w:overflowPunct/>
-              <w:autoSpaceDE/>
-              <w:bidi w:val="0"/>
-              <w:snapToGrid w:val="0"/>
-              <w:spacing w:before="0" w:after="0" w:line="400" w:lineRule="exact"/>
-              <w:ind w:left="0" w:right="0" w:firstLine="480" w:firstLineChars="200"/>
-              <w:jc w:val="both"/>
-              <w:textAlignment w:val="auto"/>
-              <w:rPr>
-                <w:rFonts w:ascii="Times New Roman" w:hAnsi="Times New Roman" w:eastAsia="宋体" w:cs="Times New Roman"/>
-                <w:b w:val="0"/>
-                <w:bCs w:val="0"/>
-                <w:sz w:val="24"/>
-              </w:rPr>
-            </w:pPr>
-            <w:r>
-              <w:rPr>
-                <w:rFonts w:ascii="Times New Roman" w:hAnsi="Times New Roman" w:eastAsia="宋体" w:cs="Times New Roman"/>
-                <w:b w:val="0"/>
-                <w:bCs w:val="0"/>
-                <w:sz w:val="24"/>
-              </w:rPr>
-              <w:t>另一类工作直接利用critic改善连续专家。VLA-Precision通过TD回报传播和同状态偏好校准价值，以有效纠正、行为克隆和相对优势约束策略[28]；Q-VGM在去噪后段以价值梯度的局部近似构造速度目标，并连接离线IQL与在线TD[29]。前者已研究化学精细操作，后者强调数据支持边界。本课题据此把改进具体落在读写评价对象、评价可靠性及闭环收益，避免将一般价值引导或实验室应用作为创新。</w:t>
-            </w:r>
-          </w:p>
-          <w:p>
-            <w:pPr>
-              <w:keepNext/>
-              <w:keepLines/>
-              <w:widowControl/>
-              <w:snapToGrid w:val="0"/>
-              <w:spacing w:before="0" w:after="0" w:line="400" w:lineRule="exact"/>
-              <w:ind w:left="0" w:right="0" w:firstLine="0" w:firstLineChars="0"/>
-              <w:jc w:val="left"/>
-              <w:rPr>
-                <w:rFonts w:ascii="Times New Roman" w:hAnsi="Times New Roman" w:eastAsia="黑体" w:cs="Times New Roman"/>
-                <w:b w:val="0"/>
-                <w:bCs w:val="0"/>
-                <w:sz w:val="24"/>
-              </w:rPr>
-            </w:pPr>
-            <w:r>
-              <w:rPr>
-                <w:rFonts w:ascii="Times New Roman" w:hAnsi="Times New Roman" w:eastAsia="黑体" w:cs="Times New Roman"/>
-                <w:b w:val="0"/>
-                <w:bCs w:val="0"/>
-                <w:sz w:val="24"/>
-                <w:szCs w:val="24"/>
-              </w:rPr>
-              <w:t>2.1.5 反事实信用、偏好学习与层级非平稳</w:t>
-            </w:r>
-          </w:p>
-          <w:p>
-            <w:pPr>
-              <w:keepNext w:val="0"/>
-              <w:keepLines/>
-              <w:widowControl/>
-              <w:kinsoku/>
-              <w:overflowPunct/>
-              <w:autoSpaceDE/>
-              <w:bidi w:val="0"/>
-              <w:snapToGrid w:val="0"/>
-              <w:spacing w:before="0" w:after="0" w:line="400" w:lineRule="exact"/>
-              <w:ind w:left="0" w:right="0" w:firstLine="480" w:firstLineChars="200"/>
-              <w:jc w:val="both"/>
-              <w:textAlignment w:val="auto"/>
-              <w:rPr>
-                <w:rFonts w:ascii="Times New Roman" w:hAnsi="Times New Roman" w:eastAsia="宋体" w:cs="Times New Roman"/>
-                <w:b w:val="0"/>
-                <w:bCs w:val="0"/>
-                <w:sz w:val="24"/>
-              </w:rPr>
-            </w:pPr>
-            <w:r>
-              <w:rPr>
-                <w:rFonts w:ascii="Times New Roman" w:hAnsi="Times New Roman" w:eastAsia="宋体" w:cs="Times New Roman"/>
-                <w:b w:val="0"/>
-                <w:bCs w:val="0"/>
-                <w:sz w:val="24"/>
-              </w:rPr>
-              <w:t>信用分配试图区分共同产生回报的不同决策作用。COMA使用集中式critic评价联合行动，并在固定其他智能体动作时，为当前智能体构造反事实baseline以分配信用[30]。这说明区分共同回报中的行动作用具有已有方法基础。但单机器人内部的记忆、子任务和动作是顺序依赖的，不是多个同时行动的独立智能体。直接将模块数量等同于多智能体数量，或把一个反事实差值称作无偏优势，都缺少相应条件。</w:t>
-            </w:r>
-          </w:p>
-          <w:p>
-            <w:pPr>
-              <w:keepNext w:val="0"/>
-              <w:keepLines/>
-              <w:widowControl/>
-              <w:kinsoku/>
-              <w:overflowPunct/>
-              <w:autoSpaceDE/>
-              <w:bidi w:val="0"/>
-              <w:snapToGrid w:val="0"/>
-              <w:spacing w:before="0" w:after="0" w:line="400" w:lineRule="exact"/>
-              <w:ind w:left="0" w:right="0" w:firstLine="480" w:firstLineChars="200"/>
-              <w:jc w:val="both"/>
-              <w:textAlignment w:val="auto"/>
-              <w:rPr>
-                <w:rFonts w:ascii="Times New Roman" w:hAnsi="Times New Roman" w:eastAsia="宋体" w:cs="Times New Roman"/>
-                <w:b w:val="0"/>
-                <w:bCs w:val="0"/>
-                <w:sz w:val="24"/>
-              </w:rPr>
-            </w:pPr>
-            <w:r>
-              <w:rPr>
-                <w:rFonts w:ascii="Times New Roman" w:hAnsi="Times New Roman" w:eastAsia="宋体" w:cs="Times New Roman"/>
-                <w:b w:val="0"/>
-                <w:bCs w:val="0"/>
-                <w:sz w:val="24"/>
-              </w:rPr>
-              <w:t>物理记忆评价需保留“记忆—后续决策—动作—后果”的作用路径：固定未来动作会切断待研究效应，起点或控制状态不同则会引入混淆。因此，本文拟固定扩展起点和模型参数，允许未来子任务与动作随记忆改变。</w:t>
-            </w:r>
-          </w:p>
-          <w:p>
-            <w:pPr>
-              <w:keepNext w:val="0"/>
-              <w:keepLines/>
-              <w:widowControl/>
-              <w:kinsoku/>
-              <w:overflowPunct/>
-              <w:autoSpaceDE/>
-              <w:bidi w:val="0"/>
-              <w:snapToGrid w:val="0"/>
-              <w:spacing w:before="0" w:after="0" w:line="400" w:lineRule="exact"/>
-              <w:ind w:left="0" w:right="0" w:firstLine="480" w:firstLineChars="200"/>
-              <w:jc w:val="both"/>
-              <w:textAlignment w:val="auto"/>
-              <w:rPr>
-                <w:rFonts w:ascii="Times New Roman" w:hAnsi="Times New Roman" w:eastAsia="宋体" w:cs="Times New Roman"/>
-                <w:b w:val="0"/>
-                <w:bCs w:val="0"/>
-                <w:sz w:val="24"/>
-              </w:rPr>
-            </w:pPr>
-            <w:r>
-              <w:rPr>
-                <w:rFonts w:ascii="Times New Roman" w:hAnsi="Times New Roman" w:eastAsia="宋体" w:cs="Times New Roman"/>
-                <w:b w:val="0"/>
-                <w:bCs w:val="0"/>
-                <w:sz w:val="24"/>
-              </w:rPr>
-              <w:t>DPO提供相对参考模型的成对偏好优化[31]，可用于读写决策学习。其作用取决于偏好标签质量；由偶然运动结果形成的标签可能强化无效或不利的读写选择，因此需要预先规定候选、重复续跑与不确定性处理方式。</w:t>
-            </w:r>
-          </w:p>
-          <w:p>
-            <w:pPr>
-              <w:keepNext w:val="0"/>
-              <w:keepLines/>
-              <w:widowControl/>
-              <w:kinsoku/>
-              <w:overflowPunct/>
-              <w:autoSpaceDE/>
-              <w:bidi w:val="0"/>
-              <w:snapToGrid w:val="0"/>
-              <w:spacing w:before="0" w:after="0" w:line="400" w:lineRule="exact"/>
-              <w:ind w:left="0" w:right="0" w:firstLine="480" w:firstLineChars="200"/>
-              <w:jc w:val="both"/>
-              <w:textAlignment w:val="auto"/>
-              <w:rPr>
-                <w:rFonts w:ascii="Times New Roman" w:hAnsi="Times New Roman" w:eastAsia="宋体" w:cs="Times New Roman"/>
-                <w:b w:val="0"/>
-                <w:bCs w:val="0"/>
-                <w:sz w:val="24"/>
-              </w:rPr>
-            </w:pPr>
-            <w:r>
-              <w:rPr>
-                <w:rFonts w:ascii="Times New Roman" w:hAnsi="Times New Roman" w:eastAsia="宋体" w:cs="Times New Roman"/>
-                <w:b w:val="0"/>
-                <w:bCs w:val="0"/>
-                <w:sz w:val="24"/>
-              </w:rPr>
-              <w:t>Hindsight Credit Assignment利用后续结果与过去状态或行动的后验关系重构信用[32]，为延迟后果评价提供先例。本文进一步在限定读写候选上组织物理续跑，以受控比较条件和误差分析检验其训练作用；某条记录出现在成功轨迹中，并不足以证明该记录对决策有益。</w:t>
-            </w:r>
-          </w:p>
-          <w:p>
-            <w:pPr>
-              <w:keepNext w:val="0"/>
-              <w:keepLines/>
-              <w:widowControl/>
-              <w:kinsoku/>
-              <w:overflowPunct/>
-              <w:autoSpaceDE/>
-              <w:bidi w:val="0"/>
-              <w:snapToGrid w:val="0"/>
-              <w:spacing w:before="0" w:after="0" w:line="400" w:lineRule="exact"/>
-              <w:ind w:left="0" w:right="0" w:firstLine="480" w:firstLineChars="200"/>
-              <w:jc w:val="both"/>
-              <w:textAlignment w:val="auto"/>
-              <w:rPr>
-                <w:rFonts w:ascii="Times New Roman" w:hAnsi="Times New Roman" w:eastAsia="宋体" w:cs="Times New Roman"/>
-                <w:b w:val="0"/>
-                <w:bCs w:val="0"/>
-                <w:sz w:val="24"/>
-              </w:rPr>
-            </w:pPr>
-            <w:r>
-              <w:rPr>
-                <w:rFonts w:ascii="Times New Roman" w:hAnsi="Times New Roman" w:eastAsia="宋体" w:cs="Times New Roman"/>
-                <w:b w:val="0"/>
-                <w:bCs w:val="0"/>
-                <w:sz w:val="24"/>
-              </w:rPr>
-              <w:t>HIRO由高层提出目标、低层学习达到目标，并以当前低层对旧动作序列的解释重标记高层目标，修正低层变化导致的经验不匹配[33]。连续目标重标记不能直接替代语言事实或偏好的重新评价。本课题将记录评价对应的策略版本，并在主要训练与验证完成后，按需要分析动作专家变化对旧读写排序的影响，以判断是否有必要开展有限刷新。</w:t>
-            </w:r>
-          </w:p>
-          <w:p>
-            <w:pPr>
-              <w:keepNext w:val="0"/>
-              <w:keepLines/>
-              <w:widowControl/>
-              <w:kinsoku/>
-              <w:overflowPunct/>
-              <w:autoSpaceDE/>
-              <w:bidi w:val="0"/>
-              <w:snapToGrid w:val="0"/>
-              <w:spacing w:before="0" w:after="0" w:line="400" w:lineRule="exact"/>
-              <w:ind w:left="0" w:right="0" w:firstLine="480" w:firstLineChars="200"/>
-              <w:jc w:val="both"/>
-              <w:textAlignment w:val="auto"/>
-              <w:rPr>
-                <w:rFonts w:ascii="Times New Roman" w:hAnsi="Times New Roman" w:eastAsia="宋体" w:cs="Times New Roman"/>
-                <w:b w:val="0"/>
-                <w:bCs w:val="0"/>
-                <w:sz w:val="24"/>
-              </w:rPr>
-            </w:pPr>
-            <w:r>
-              <w:rPr>
-                <w:rFonts w:ascii="Times New Roman" w:hAnsi="Times New Roman" w:eastAsia="宋体" w:cs="Times New Roman"/>
-                <w:b w:val="0"/>
-                <w:bCs w:val="0"/>
-                <w:sz w:val="24"/>
-              </w:rPr>
-              <w:t>Counterfactual Memory Audit（CMA）在核实当前非记忆输入相同的条件下交叉比较历史，冻结策略并评价动作的物理后果，区分记忆敏感性、正确选择及物理价值[34]。它说明动作变化或平均成功率上升不足以独立证明记忆被正确使用。本课题借鉴这种受控诊断，将评价进一步用于显式读写训练，并分别评估评价稳定性、训练效果与交互成本，分析审计结果转化为学习信号后的作用。</w:t>
-            </w:r>
-          </w:p>
-          <w:p>
-            <w:pPr>
-              <w:keepNext/>
-              <w:keepLines/>
-              <w:widowControl/>
-              <w:snapToGrid w:val="0"/>
-              <w:spacing w:before="0" w:after="0" w:line="400" w:lineRule="exact"/>
-              <w:ind w:left="0" w:right="0" w:firstLine="0" w:firstLineChars="0"/>
-              <w:jc w:val="left"/>
-              <w:rPr>
-                <w:rFonts w:ascii="Times New Roman" w:hAnsi="Times New Roman" w:eastAsia="黑体" w:cs="Times New Roman"/>
-                <w:b w:val="0"/>
-                <w:bCs w:val="0"/>
-                <w:sz w:val="24"/>
-              </w:rPr>
-            </w:pPr>
-            <w:r>
-              <w:rPr>
-                <w:rFonts w:ascii="Times New Roman" w:hAnsi="Times New Roman" w:eastAsia="黑体" w:cs="Times New Roman"/>
-                <w:b w:val="0"/>
-                <w:bCs w:val="0"/>
-                <w:sz w:val="24"/>
-                <w:szCs w:val="24"/>
-              </w:rPr>
-              <w:t>2.1.6 高层闭环、实验室操作与交互平台</w:t>
-            </w:r>
-          </w:p>
-          <w:p>
-            <w:pPr>
-              <w:keepNext w:val="0"/>
-              <w:keepLines/>
-              <w:widowControl/>
-              <w:kinsoku/>
-              <w:overflowPunct/>
-              <w:autoSpaceDE/>
-              <w:bidi w:val="0"/>
-              <w:snapToGrid w:val="0"/>
-              <w:spacing w:before="0" w:after="0" w:line="400" w:lineRule="exact"/>
-              <w:ind w:left="0" w:right="0" w:firstLine="480" w:firstLineChars="200"/>
-              <w:jc w:val="both"/>
-              <w:textAlignment w:val="auto"/>
-              <w:rPr>
-                <w:rFonts w:ascii="Times New Roman" w:hAnsi="Times New Roman" w:eastAsia="宋体" w:cs="Times New Roman"/>
-                <w:b w:val="0"/>
-                <w:bCs w:val="0"/>
-                <w:sz w:val="24"/>
-              </w:rPr>
-            </w:pPr>
-            <w:r>
-              <w:rPr>
-                <w:rFonts w:ascii="Times New Roman" w:hAnsi="Times New Roman" w:eastAsia="宋体" w:cs="Times New Roman"/>
-                <w:b w:val="0"/>
-                <w:bCs w:val="0"/>
-                <w:sz w:val="24"/>
-              </w:rPr>
-              <w:t>高层规划需要同时考虑语义与物理可执行性。SayCan将语言候选与当前状态下的技能可执行性结合[17]；Inner Monologue进一步把成功检测、场景描述等反馈写入语言上下文，以调整后续规划[18]。前者提供条件化选择依据，后者展示显式反馈的作用。本课题借鉴可执行性检查与反馈更新，由自身VLM生成子任务，并研究这些生成与事实更新怎样从执行结果中学习，规则检查仍用于约束与验收。</w:t>
-            </w:r>
-          </w:p>
-          <w:p>
-            <w:pPr>
-              <w:keepNext w:val="0"/>
-              <w:keepLines/>
-              <w:widowControl/>
-              <w:kinsoku/>
-              <w:overflowPunct/>
-              <w:autoSpaceDE/>
-              <w:bidi w:val="0"/>
-              <w:snapToGrid w:val="0"/>
-              <w:spacing w:before="0" w:after="0" w:line="400" w:lineRule="exact"/>
-              <w:ind w:left="0" w:right="0" w:firstLine="480" w:firstLineChars="200"/>
-              <w:jc w:val="both"/>
-              <w:textAlignment w:val="auto"/>
-              <w:rPr>
-                <w:rFonts w:ascii="Times New Roman" w:hAnsi="Times New Roman" w:eastAsia="宋体" w:cs="Times New Roman"/>
-                <w:b w:val="0"/>
-                <w:bCs w:val="0"/>
-                <w:sz w:val="24"/>
-              </w:rPr>
-            </w:pPr>
-            <w:r>
-              <w:rPr>
-                <w:rFonts w:ascii="Times New Roman" w:hAnsi="Times New Roman" w:eastAsia="宋体" w:cs="Times New Roman"/>
-                <w:b w:val="0"/>
-                <w:bCs w:val="0"/>
-                <w:sz w:val="24"/>
-              </w:rPr>
-              <w:t>面向化学实验，RoboChemist以VLM和VLA组成双环：高层分解操作、生成视觉目标并监测完成与规程符合性，低层根据目标执行动作[3]。它已将语言规划、视觉引导和执行监督用于长流程实验，限定了本课题的应用创新边界。本文采用干式样品代理流程，是为测量显式记忆错误与运动失败的不同后果，不能将这一较小范围描述为首次实现自主化学实验。</w:t>
-            </w:r>
-          </w:p>
-          <w:p>
-            <w:pPr>
-              <w:keepNext w:val="0"/>
-              <w:keepLines/>
-              <w:widowControl/>
-              <w:kinsoku/>
-              <w:overflowPunct/>
-              <w:autoSpaceDE/>
-              <w:bidi w:val="0"/>
-              <w:snapToGrid w:val="0"/>
-              <w:spacing w:before="0" w:after="0" w:line="400" w:lineRule="exact"/>
-              <w:ind w:left="0" w:right="0" w:firstLine="480" w:firstLineChars="200"/>
-              <w:jc w:val="both"/>
-              <w:textAlignment w:val="auto"/>
-              <w:rPr>
-                <w:rFonts w:ascii="Times New Roman" w:hAnsi="Times New Roman" w:eastAsia="宋体" w:cs="Times New Roman"/>
-                <w:b w:val="0"/>
-                <w:bCs w:val="0"/>
-                <w:sz w:val="24"/>
-              </w:rPr>
-            </w:pPr>
-            <w:r>
-              <w:rPr>
-                <w:rFonts w:ascii="Times New Roman" w:hAnsi="Times New Roman" w:eastAsia="宋体" w:cs="Times New Roman"/>
-                <w:b w:val="0"/>
-                <w:bCs w:val="0"/>
-                <w:sz w:val="24"/>
-              </w:rPr>
-              <w:t>仿真平台为上述机制提供可重复的经验来源。RoboTwin 2.0把多模态模型生成任务程序与仿真验证结合，并通过结构化域随机化扩展双臂任务的视觉和空间变化，建立统一评测协议[6]。其生成器中的反馈纠正有助于获得示范，却不等于部署后的VLA已经能根据回报自我更新；本课题仍需另行设计执行期扰动、恢复边界和历史依赖任务，不能只用随机初始布局替代这些验证。</w:t>
-            </w:r>
-          </w:p>
-          <w:p>
-            <w:pPr>
-              <w:keepNext w:val="0"/>
-              <w:keepLines/>
-              <w:widowControl/>
-              <w:kinsoku/>
-              <w:overflowPunct/>
-              <w:autoSpaceDE/>
-              <w:bidi w:val="0"/>
-              <w:snapToGrid w:val="0"/>
-              <w:spacing w:before="0" w:after="0" w:line="400" w:lineRule="exact"/>
-              <w:ind w:left="0" w:right="0" w:firstLine="480" w:firstLineChars="200"/>
-              <w:jc w:val="both"/>
-              <w:textAlignment w:val="auto"/>
-              <w:rPr>
-                <w:rFonts w:ascii="Times New Roman" w:hAnsi="Times New Roman" w:eastAsia="宋体" w:cs="Times New Roman"/>
-                <w:b w:val="0"/>
-                <w:bCs w:val="0"/>
-                <w:sz w:val="24"/>
-              </w:rPr>
-            </w:pPr>
-            <w:r>
-              <w:rPr>
-                <w:rFonts w:ascii="Times New Roman" w:hAnsi="Times New Roman" w:eastAsia="宋体" w:cs="Times New Roman"/>
-                <w:b w:val="0"/>
-                <w:bCs w:val="0"/>
-                <w:sz w:val="24"/>
-              </w:rPr>
-              <w:t>RLinf-VLA以统一接口组织不同VLA、RL算法与仿真器，并对渲染、策略推理和训练进行资源分配[7]。它提供的是可扩展的交互训练与比较基础，而不是某一种记忆学习目标。因而，本课题接通RoboTwin与RLinf后仍需独立验证奖励、终止、动作时钟及更新数据是否一致，框架能够运行不能直接作为算法有效或真机迁移成功的证据。</w:t>
+              <w:t>国内外工作共同推动了从语义条件动作生成向历史依赖闭环执行的发展。结合国内综述对数据成本、多步奖励和迁移问题的分析，以及执行记忆与回报后训练的进展，实验室流程仍需检验旧事实能否随物理状态变化及时更新，读写评价是否可靠，以及改善能否在相同信息和交互预算下成立。这些问题构成本文进一步研究的切入点。</w:t>
             </w:r>
           </w:p>
           <w:p>
@@ -4407,7 +5450,26 @@
                 <w:bCs w:val="0"/>
                 <w:sz w:val="24"/>
               </w:rPr>
-              <w:t>现有研究为多步骤操作提供了连续动作、执行记忆、语言规划和经验后训练等方法，但实验室流程仍需联合处理几类困难：当前画面可能无法区分已完成与未完成操作，动作失误会使部分记录失效，高层生成合理步骤也不代表其物理前提已经实现。本课题将对象限定为干式样品取送、停留核验和归位，重点研究任务要求、执行事实与动作决策的持续衔接。</w:t>
+              <w:t>国内外现有研究为多步骤操作提供了连续动作、执行记忆、语言规划和经验后训练等方法，国内综述已系统讨论操作学习成本与多步骤评价困难</w:t>
+            </w:r>
+            <w:r>
+              <w:rPr>
+                <w:rFonts w:ascii="Times New Roman" w:hAnsi="Times New Roman" w:eastAsia="宋体" w:cs="Times New Roman"/>
+                <w:b w:val="0"/>
+                <w:bCs w:val="0"/>
+                <w:sz w:val="24"/>
+                <w:vertAlign w:val="superscript"/>
+              </w:rPr>
+              <w:t>[28,29]</w:t>
+            </w:r>
+            <w:r>
+              <w:rPr>
+                <w:rFonts w:ascii="Times New Roman" w:hAnsi="Times New Roman" w:eastAsia="宋体" w:cs="Times New Roman"/>
+                <w:b w:val="0"/>
+                <w:bCs w:val="0"/>
+                <w:sz w:val="24"/>
+              </w:rPr>
+              <w:t>，直接方法则给出历史建模与经验优化的可行路线。面向实验室流程，仍需联合处理几类具体困难：当前画面可能无法区分已完成与未完成操作，动作失误会使部分记录失效，高层生成合理步骤也不代表其物理前提已经实现。本课题将对象限定为干式样品取送、停留核验和归位，重点研究任务要求、执行事实与动作决策的持续衔接。</w:t>
             </w:r>
           </w:p>
           <w:p>
@@ -4469,7 +5531,64 @@
                 <w:bCs w:val="0"/>
                 <w:sz w:val="24"/>
               </w:rPr>
-              <w:t>在执行记忆方面，MEM、MemoryVLA与GMP说明监督学习能够获得历史压缩、检索与使用能力[15,21,24]，OnEvoMemory进一步利用执行结果改进记忆保留[25]。本课题拟让π0.5自身VLM读取和更新显式事实、生成自然语言子任务，并与连续专家共同训练。通过规则状态表、强记忆SFT与联合回报学习的比较，检验部分完成和记录失效时的衔接改善；RoboChemist已有长程化学实验成果[3]，本课题的干式代理主要服务可控诊断。</w:t>
+              <w:t>在执行记忆方面，MEM、MemoryVLA与GMP说明监督学习能够获得历史压缩、检索与使用能力</w:t>
+            </w:r>
+            <w:r>
+              <w:rPr>
+                <w:rFonts w:ascii="Times New Roman" w:hAnsi="Times New Roman" w:eastAsia="宋体" w:cs="Times New Roman"/>
+                <w:b w:val="0"/>
+                <w:bCs w:val="0"/>
+                <w:sz w:val="24"/>
+                <w:vertAlign w:val="superscript"/>
+              </w:rPr>
+              <w:t>[15,23,26]</w:t>
+            </w:r>
+            <w:r>
+              <w:rPr>
+                <w:rFonts w:ascii="Times New Roman" w:hAnsi="Times New Roman" w:eastAsia="宋体" w:cs="Times New Roman"/>
+                <w:b w:val="0"/>
+                <w:bCs w:val="0"/>
+                <w:sz w:val="24"/>
+              </w:rPr>
+              <w:t>，OnEvoMemory进一步利用执行结果改进记忆保留</w:t>
+            </w:r>
+            <w:r>
+              <w:rPr>
+                <w:rFonts w:ascii="Times New Roman" w:hAnsi="Times New Roman" w:eastAsia="宋体" w:cs="Times New Roman"/>
+                <w:b w:val="0"/>
+                <w:bCs w:val="0"/>
+                <w:sz w:val="24"/>
+                <w:vertAlign w:val="superscript"/>
+              </w:rPr>
+              <w:t>[27]</w:t>
+            </w:r>
+            <w:r>
+              <w:rPr>
+                <w:rFonts w:ascii="Times New Roman" w:hAnsi="Times New Roman" w:eastAsia="宋体" w:cs="Times New Roman"/>
+                <w:b w:val="0"/>
+                <w:bCs w:val="0"/>
+                <w:sz w:val="24"/>
+              </w:rPr>
+              <w:t>。本课题拟让π0.5自身VLM读取和更新显式事实、生成自然语言子任务，并与连续专家共同训练。通过规则状态表、强记忆SFT与联合回报学习的比较，检验部分完成和记录失效时的衔接改善；RoboChemist已有长程化学实验成果</w:t>
+            </w:r>
+            <w:r>
+              <w:rPr>
+                <w:rFonts w:ascii="Times New Roman" w:hAnsi="Times New Roman" w:eastAsia="宋体" w:cs="Times New Roman"/>
+                <w:b w:val="0"/>
+                <w:bCs w:val="0"/>
+                <w:sz w:val="24"/>
+                <w:vertAlign w:val="superscript"/>
+              </w:rPr>
+              <w:t>[3]</w:t>
+            </w:r>
+            <w:r>
+              <w:rPr>
+                <w:rFonts w:ascii="Times New Roman" w:hAnsi="Times New Roman" w:eastAsia="宋体" w:cs="Times New Roman"/>
+                <w:b w:val="0"/>
+                <w:bCs w:val="0"/>
+                <w:sz w:val="24"/>
+              </w:rPr>
+              <w:t>，本课题的干式代理主要服务可控诊断。</w:t>
             </w:r>
           </w:p>
           <w:p>
@@ -4500,7 +5619,64 @@
                 <w:bCs w:val="0"/>
                 <w:sz w:val="24"/>
               </w:rPr>
-              <w:t>在执行后果利用方面，RECAP与VaM提供价值学习及动作后训练路线[5,22]，CMA通过受控记忆干预检验历史是否指导物理决策[34]。本课题拟先建立联合回报学习基线，再研究有限续跑对读写效用评价的可靠性、后续训练效果和交互成本的影响。Options的时间抽象为不同持续时间的决策提供描述依据[35]，具体调用与评价协议将在实施方案中给出。</w:t>
+              <w:t>在执行后果利用方面，RECAP与VaM提供价值学习及动作后训练路线</w:t>
+            </w:r>
+            <w:r>
+              <w:rPr>
+                <w:rFonts w:ascii="Times New Roman" w:hAnsi="Times New Roman" w:eastAsia="宋体" w:cs="Times New Roman"/>
+                <w:b w:val="0"/>
+                <w:bCs w:val="0"/>
+                <w:sz w:val="24"/>
+                <w:vertAlign w:val="superscript"/>
+              </w:rPr>
+              <w:t>[5,24]</w:t>
+            </w:r>
+            <w:r>
+              <w:rPr>
+                <w:rFonts w:ascii="Times New Roman" w:hAnsi="Times New Roman" w:eastAsia="宋体" w:cs="Times New Roman"/>
+                <w:b w:val="0"/>
+                <w:bCs w:val="0"/>
+                <w:sz w:val="24"/>
+              </w:rPr>
+              <w:t>，CMA通过受控记忆干预检验历史是否指导物理决策</w:t>
+            </w:r>
+            <w:r>
+              <w:rPr>
+                <w:rFonts w:ascii="Times New Roman" w:hAnsi="Times New Roman" w:eastAsia="宋体" w:cs="Times New Roman"/>
+                <w:b w:val="0"/>
+                <w:bCs w:val="0"/>
+                <w:sz w:val="24"/>
+                <w:vertAlign w:val="superscript"/>
+              </w:rPr>
+              <w:t>[38]</w:t>
+            </w:r>
+            <w:r>
+              <w:rPr>
+                <w:rFonts w:ascii="Times New Roman" w:hAnsi="Times New Roman" w:eastAsia="宋体" w:cs="Times New Roman"/>
+                <w:b w:val="0"/>
+                <w:bCs w:val="0"/>
+                <w:sz w:val="24"/>
+              </w:rPr>
+              <w:t>。本课题拟先建立联合回报学习基线，再研究有限续跑对读写效用评价的可靠性、后续训练效果和交互成本的影响。Options的时间抽象为不同持续时间的决策提供描述依据</w:t>
+            </w:r>
+            <w:r>
+              <w:rPr>
+                <w:rFonts w:ascii="Times New Roman" w:hAnsi="Times New Roman" w:eastAsia="宋体" w:cs="Times New Roman"/>
+                <w:b w:val="0"/>
+                <w:bCs w:val="0"/>
+                <w:sz w:val="24"/>
+                <w:vertAlign w:val="superscript"/>
+              </w:rPr>
+              <w:t>[39]</w:t>
+            </w:r>
+            <w:r>
+              <w:rPr>
+                <w:rFonts w:ascii="Times New Roman" w:hAnsi="Times New Roman" w:eastAsia="宋体" w:cs="Times New Roman"/>
+                <w:b w:val="0"/>
+                <w:bCs w:val="0"/>
+                <w:sz w:val="24"/>
+              </w:rPr>
+              <w:t>，具体调用与评价协议将在实施方案中给出。</w:t>
             </w:r>
           </w:p>
           <w:p>
@@ -4588,7 +5764,7 @@
                 <w:bCs w:val="0"/>
                 <w:sz w:val="24"/>
               </w:rPr>
-              <w:t>本课题围绕VLA连续动作生成、知识隔离、具身执行记忆、交互后训练和物理信用开展定向查阅。资料优先采用作者原论文、正式论文集和官方项目，结合本库已有源码核查记录分析输入输出、训练目标和梯度边界；对预印本保留具体版本，不把作者录用声明写成未核到的正式页码。</w:t>
+              <w:t>本课题围绕VLA连续动作生成、知识隔离、具身执行记忆、交互后训练和物理信用开展定向查阅。英文资料采用原论文、正式论文集及官方项目；中文资料采用《自动化学报》《机器人》的正式期刊页面、摘要、图表和相关正文，核对作者、年份、卷期、页码与DOI。国内研究归属依据作者单位与项目署名，跨机构合作按实际参与情况表述；预印本保留具体版本。</w:t>
             </w:r>
           </w:p>
           <w:p>
@@ -4619,7 +5795,7 @@
                 <w:bCs w:val="0"/>
                 <w:sz w:val="24"/>
               </w:rPr>
-              <w:t>综述以35条已核来源为基础，覆盖π0、π0.5、RECAP、MEM、VaM等直接方法，以及部分可观测决策、时间抽象、强化学习和在线模仿理论。后续实验中，若只实现某一工作的部分机制，应明确称为机制对照，并保持可见信息和数据预算一致。文献分析用于确定可比较的研究问题，不构成已经完成所有近邻复现或穷尽新颖性证明。</w:t>
+              <w:t>综述共纳入39条文献，包括4篇中文期刊综述及35篇方法与理论文献，覆盖具身系统、VLA、操作技能学习、执行记忆、交互后训练及信用评价。中文综述用于交代国内学者对发展脉络与共性问题的系统分析，具体算法机制以原始论文为依据，并结合国内外代表工作的实际研究对象进行比较。后续仅实现部分机制时，应明确称为机制对照，并保持可见信息和数据预算一致；文献分析不等同于已完成近邻复现或穷尽新颖性证明。</w:t>
             </w:r>
           </w:p>
           <w:p>
@@ -5614,7 +6790,7 @@
                 <w:sz w:val="24"/>
                 <w:szCs w:val="24"/>
               </w:rPr>
-              <w:t>DRIESS D, SPRINGENBERG J T, ICHTER B, et al. Knowledge Insulating Vision-Language-Action Models: Train Fast, Run Fast, Generalize Better[EB/OL]. 2025[2026-10-17]. arXiv:2505.23705.</w:t>
+              <w:t>王文晟, 谭宁, 黄凯, 等. 基于大模型的具身智能系统综述[J]. 自动化学报, 2025, 51(1):1–19. DOI:10.16383/j.aas.c240542.</w:t>
             </w:r>
           </w:p>
           <w:p>
@@ -5665,7 +6841,7 @@
                 <w:sz w:val="24"/>
                 <w:szCs w:val="24"/>
               </w:rPr>
-              <w:t>PERTSCH K, STACHOWICZ K, ICHTER B, et al. FAST: Efficient Action Tokenization for Vision-Language-Action Models[C]//Robotics: Science and Systems. 2025.</w:t>
+              <w:t>李浩然, 陈宇辉, 崔文博, 等. 面向具身操作的视觉−语言−动作模型综述[J]. 自动化学报, 2026, 52(1):18–51. DOI:10.16383/j.aas.c250394.</w:t>
             </w:r>
           </w:p>
           <w:p>
@@ -5716,7 +6892,7 @@
                 <w:sz w:val="24"/>
                 <w:szCs w:val="24"/>
               </w:rPr>
-              <w:t>SHI H, XIE B, LIU Y, et al. MemoryVLA: Perceptual-Cognitive Memory in Vision-Language-Action Models for Robotic Manipulation[C]//ICLR. 2026.</w:t>
+              <w:t>DRIESS D, SPRINGENBERG J T, ICHTER B, et al. Knowledge Insulating Vision-Language-Action Models: Train Fast, Run Fast, Generalize Better[EB/OL]. 2025[2026-10-17]. arXiv:2505.23705.</w:t>
             </w:r>
           </w:p>
           <w:p>
@@ -5767,7 +6943,7 @@
                 <w:sz w:val="24"/>
                 <w:szCs w:val="24"/>
               </w:rPr>
-              <w:t>YU W, CHEN Y, XIONG K, et al. Value as Memory: Online Value-Guided Post-training for General Robot Policies[EB/OL]. 2026[2026-10-17]. arXiv:2610.22368v1.</w:t>
+              <w:t>PERTSCH K, STACHOWICZ K, ICHTER B, et al. FAST: Efficient Action Tokenization for Vision-Language-Action Models[C]//Robotics: Science and Systems. 2025.</w:t>
             </w:r>
           </w:p>
           <w:p>
@@ -5818,7 +6994,7 @@
                 <w:sz w:val="24"/>
                 <w:szCs w:val="24"/>
               </w:rPr>
-              <w:t>YAN K, CHEN X, CAO Y, et al. Vision-Language-Action Autonomous Driving Agent with Language-based Memory[EB/OL]. 2026[2026-10-17]. arXiv:2609.38641v1.</w:t>
+              <w:t>SHI H, XIE B, LIU Y, et al. MemoryVLA: Perceptual-Cognitive Memory in Vision-Language-Action Models for Robotic Manipulation[C]//ICLR. 2026.</w:t>
             </w:r>
           </w:p>
           <w:p>
@@ -5869,7 +7045,7 @@
                 <w:sz w:val="24"/>
                 <w:szCs w:val="24"/>
               </w:rPr>
-              <w:t>GAO Y, LIU J J, LI S, SONG S. Gated Memory Policy: In-Context Memorization and Adaptation[EB/OL]. 2026[2026-10-17]. arXiv:2604.18933v2.</w:t>
+              <w:t>YU W, CHEN Y, XIONG K, et al. Value as Memory: Online Value-Guided Post-training for General Robot Policies[EB/OL]. 2026[2026-10-17]. arXiv:2610.22368v1.</w:t>
             </w:r>
           </w:p>
           <w:p>
@@ -5920,7 +7096,7 @@
                 <w:sz w:val="24"/>
                 <w:szCs w:val="24"/>
               </w:rPr>
-              <w:t>CHEN Z, ZONG S. OnEvoMemory: Evolving Memory through Online Robot Rollouts for Pretrained Robot Policies[EB/OL]. 2026[2026-10-19]. arXiv:2608.08749v1.</w:t>
+              <w:t>YAN K, CHEN X, CAO Y, et al. Vision-Language-Action Autonomous Driving Agent with Language-based Memory[EB/OL]. 2026[2026-10-17]. arXiv:2609.38641v1.</w:t>
             </w:r>
           </w:p>
           <w:p>
@@ -5971,7 +7147,7 @@
                 <w:sz w:val="24"/>
                 <w:szCs w:val="24"/>
               </w:rPr>
-              <w:t>NAIR A, GUPTA A, DALAL M, LEVINE S. AWAC: Accelerating Online Reinforcement Learning with Offline Datasets[EB/OL]. 2020[2026-10-18]. arXiv:2006.09359v6.</w:t>
+              <w:t>GAO Y, LIU J J, LI S, SONG S. Gated Memory Policy: In-Context Memorization and Adaptation[EB/OL]. 2026[2026-10-17]. arXiv:2604.18933v2.</w:t>
             </w:r>
           </w:p>
           <w:p>
@@ -6022,7 +7198,7 @@
                 <w:sz w:val="24"/>
                 <w:szCs w:val="24"/>
               </w:rPr>
-              <w:t>KOSTRIKOV I, NAIR A, LEVINE S. Offline Reinforcement Learning with Implicit Q-Learning[C]//ICLR. 2022.</w:t>
+              <w:t>CHEN Z, ZONG S. OnEvoMemory: Evolving Memory through Online Robot Rollouts for Pretrained Robot Policies[EB/OL]. 2026[2026-10-19]. arXiv:2608.08749v1.</w:t>
             </w:r>
           </w:p>
           <w:p>
@@ -6073,7 +7249,7 @@
                 <w:sz w:val="24"/>
                 <w:szCs w:val="24"/>
               </w:rPr>
-              <w:t>SU C, SHEN Z, QIAN Y, et al. VLA-Precision: Asymmetric Co-Bootstrapping for Efficient Real-World Online RL of Vision-Language-Action Models[EB/OL]. 2026[2026-10-18]. arXiv:2609.04355v3.</w:t>
+              <w:t>刘乃军, 鲁涛, 蔡莹皓, 等. 机器人操作技能学习方法综述[J]. 自动化学报, 2019, 45(3):458–470. DOI:10.16383/j.aas.c180076.</w:t>
             </w:r>
           </w:p>
           <w:p>
@@ -6124,7 +7300,7 @@
                 <w:sz w:val="24"/>
                 <w:szCs w:val="24"/>
               </w:rPr>
-              <w:t>WANG Z, ZHANG R, LIU Y, et al. Q-VGM: Q-Guided Value-Gradient Matching for Offline-to-Online RL of Flow-Matching VLA Policies[EB/OL]. 2026[2026-10-18]. arXiv:2606.08015v5.</w:t>
+              <w:t>陈佳盼, 郑敏华. 基于深度强化学习的机器人操作行为研究综述[J]. 机器人, 2022, 44(2):236–256. DOI:10.13973/j.cnki.robot.210008.</w:t>
             </w:r>
           </w:p>
           <w:p>
@@ -6175,7 +7351,7 @@
                 <w:sz w:val="24"/>
                 <w:szCs w:val="24"/>
               </w:rPr>
-              <w:t>FOERSTER J, FARQUHAR G, AFOURAS T, et al. Counterfactual Multi-Agent Policy Gradients[J]. Proceedings of the AAAI Conference on Artificial Intelligence, 2018, 32(1).</w:t>
+              <w:t>NAIR A, GUPTA A, DALAL M, LEVINE S. AWAC: Accelerating Online Reinforcement Learning with Offline Datasets[EB/OL]. 2020[2026-10-18]. arXiv:2006.09359v6.</w:t>
             </w:r>
           </w:p>
           <w:p>
@@ -6226,7 +7402,7 @@
                 <w:sz w:val="24"/>
                 <w:szCs w:val="24"/>
               </w:rPr>
-              <w:t>RAFAILOV R, SHARMA A, MITCHELL E, et al. Direct Preference Optimization: Your Language Model is Secretly a Reward Model[C]//Advances in Neural Information Processing Systems. 2023, 36.</w:t>
+              <w:t>KOSTRIKOV I, NAIR A, LEVINE S. Offline Reinforcement Learning with Implicit Q-Learning[C]//ICLR. 2022.</w:t>
             </w:r>
           </w:p>
           <w:p>
@@ -6277,7 +7453,7 @@
                 <w:sz w:val="24"/>
                 <w:szCs w:val="24"/>
               </w:rPr>
-              <w:t>HARUTYUNYAN A, DABNEY W, MESNARD T, et al. Hindsight Credit Assignment[C]//Advances in Neural Information Processing Systems. 2019, 32.</w:t>
+              <w:t>SU C, SHEN Z, QIAN Y, et al. VLA-Precision: Asymmetric Co-Bootstrapping for Efficient Real-World Online RL of Vision-Language-Action Models[EB/OL]. 2026[2026-10-18]. arXiv:2609.04355v3.</w:t>
             </w:r>
           </w:p>
           <w:p>
@@ -6328,7 +7504,7 @@
                 <w:sz w:val="24"/>
                 <w:szCs w:val="24"/>
               </w:rPr>
-              <w:t>NACHUM O, GU S, LEE H, LEVINE S. Data-Efficient Hierarchical Reinforcement Learning[C]//Advances in Neural Information Processing Systems. 2018, 31.</w:t>
+              <w:t>WANG Z, ZHANG R, LIU Y, et al. Q-VGM: Q-Guided Value-Gradient Matching for Offline-to-Online RL of Flow-Matching VLA Policies[EB/OL]. 2026[2026-10-18]. arXiv:2606.08015v5.</w:t>
             </w:r>
           </w:p>
           <w:p>
@@ -6379,7 +7555,7 @@
                 <w:sz w:val="24"/>
                 <w:szCs w:val="24"/>
               </w:rPr>
-              <w:t>ZHANG J, XIANG Y, CHEN C. Memory That Changes Action Is Not Memory That Guides It: Counterfactual Auditing of History-Conditioned Robot Policies[EB/OL]. 2026[2026-10-19]. arXiv:2609.27247v1.</w:t>
+              <w:t>FOERSTER J, FARQUHAR G, AFOURAS T, et al. Counterfactual Multi-Agent Policy Gradients[J]. Proceedings of the AAAI Conference on Artificial Intelligence, 2018, 32(1).</w:t>
             </w:r>
           </w:p>
           <w:p>
@@ -6411,6 +7587,210 @@
                 <w:szCs w:val="24"/>
               </w:rPr>
               <w:t>[35]</w:t>
+            </w:r>
+            <w:r>
+              <w:rPr>
+                <w:rFonts w:hint="eastAsia" w:ascii="Times New Roman" w:hAnsi="Times New Roman" w:eastAsia="宋体" w:cs="Times New Roman"/>
+                <w:b w:val="0"/>
+                <w:bCs w:val="0"/>
+                <w:sz w:val="24"/>
+                <w:szCs w:val="24"/>
+              </w:rPr>
+              <w:tab/>
+            </w:r>
+            <w:r>
+              <w:rPr>
+                <w:rFonts w:hint="eastAsia" w:ascii="Times New Roman" w:hAnsi="Times New Roman" w:eastAsia="宋体" w:cs="Times New Roman"/>
+                <w:b w:val="0"/>
+                <w:bCs w:val="0"/>
+                <w:sz w:val="24"/>
+                <w:szCs w:val="24"/>
+              </w:rPr>
+              <w:t>RAFAILOV R, SHARMA A, MITCHELL E, et al. Direct Preference Optimization: Your Language Model is Secretly a Reward Model[C]//Advances in Neural Information Processing Systems. 2023, 36.</w:t>
+            </w:r>
+          </w:p>
+          <w:p>
+            <w:pPr>
+              <w:keepNext w:val="0"/>
+              <w:keepLines/>
+              <w:widowControl/>
+              <w:tabs>
+                <w:tab w:val="left" w:pos="510"/>
+              </w:tabs>
+              <w:snapToGrid w:val="0"/>
+              <w:spacing w:before="0" w:after="0" w:line="340" w:lineRule="exact"/>
+              <w:ind w:left="510" w:right="0" w:hanging="510"/>
+              <w:jc w:val="left"/>
+              <w:rPr>
+                <w:rFonts w:hint="eastAsia" w:ascii="Times New Roman" w:hAnsi="Times New Roman" w:eastAsia="宋体" w:cs="Times New Roman"/>
+                <w:b w:val="0"/>
+                <w:bCs w:val="0"/>
+                <w:sz w:val="24"/>
+                <w:szCs w:val="24"/>
+              </w:rPr>
+            </w:pPr>
+            <w:r>
+              <w:rPr>
+                <w:rFonts w:hint="eastAsia" w:ascii="Times New Roman" w:hAnsi="Times New Roman" w:eastAsia="宋体" w:cs="Times New Roman"/>
+                <w:b w:val="0"/>
+                <w:bCs w:val="0"/>
+                <w:sz w:val="24"/>
+                <w:szCs w:val="24"/>
+              </w:rPr>
+              <w:t>[36]</w:t>
+            </w:r>
+            <w:r>
+              <w:rPr>
+                <w:rFonts w:hint="eastAsia" w:ascii="Times New Roman" w:hAnsi="Times New Roman" w:eastAsia="宋体" w:cs="Times New Roman"/>
+                <w:b w:val="0"/>
+                <w:bCs w:val="0"/>
+                <w:sz w:val="24"/>
+                <w:szCs w:val="24"/>
+              </w:rPr>
+              <w:tab/>
+            </w:r>
+            <w:r>
+              <w:rPr>
+                <w:rFonts w:hint="eastAsia" w:ascii="Times New Roman" w:hAnsi="Times New Roman" w:eastAsia="宋体" w:cs="Times New Roman"/>
+                <w:b w:val="0"/>
+                <w:bCs w:val="0"/>
+                <w:sz w:val="24"/>
+                <w:szCs w:val="24"/>
+              </w:rPr>
+              <w:t>HARUTYUNYAN A, DABNEY W, MESNARD T, et al. Hindsight Credit Assignment[C]//Advances in Neural Information Processing Systems. 2019, 32.</w:t>
+            </w:r>
+          </w:p>
+          <w:p>
+            <w:pPr>
+              <w:keepNext w:val="0"/>
+              <w:keepLines/>
+              <w:widowControl/>
+              <w:tabs>
+                <w:tab w:val="left" w:pos="510"/>
+              </w:tabs>
+              <w:snapToGrid w:val="0"/>
+              <w:spacing w:before="0" w:after="0" w:line="340" w:lineRule="exact"/>
+              <w:ind w:left="510" w:right="0" w:hanging="510"/>
+              <w:jc w:val="left"/>
+              <w:rPr>
+                <w:rFonts w:hint="eastAsia" w:ascii="Times New Roman" w:hAnsi="Times New Roman" w:eastAsia="宋体" w:cs="Times New Roman"/>
+                <w:b w:val="0"/>
+                <w:bCs w:val="0"/>
+                <w:sz w:val="24"/>
+                <w:szCs w:val="24"/>
+              </w:rPr>
+            </w:pPr>
+            <w:r>
+              <w:rPr>
+                <w:rFonts w:hint="eastAsia" w:ascii="Times New Roman" w:hAnsi="Times New Roman" w:eastAsia="宋体" w:cs="Times New Roman"/>
+                <w:b w:val="0"/>
+                <w:bCs w:val="0"/>
+                <w:sz w:val="24"/>
+                <w:szCs w:val="24"/>
+              </w:rPr>
+              <w:t>[37]</w:t>
+            </w:r>
+            <w:r>
+              <w:rPr>
+                <w:rFonts w:hint="eastAsia" w:ascii="Times New Roman" w:hAnsi="Times New Roman" w:eastAsia="宋体" w:cs="Times New Roman"/>
+                <w:b w:val="0"/>
+                <w:bCs w:val="0"/>
+                <w:sz w:val="24"/>
+                <w:szCs w:val="24"/>
+              </w:rPr>
+              <w:tab/>
+            </w:r>
+            <w:r>
+              <w:rPr>
+                <w:rFonts w:hint="eastAsia" w:ascii="Times New Roman" w:hAnsi="Times New Roman" w:eastAsia="宋体" w:cs="Times New Roman"/>
+                <w:b w:val="0"/>
+                <w:bCs w:val="0"/>
+                <w:sz w:val="24"/>
+                <w:szCs w:val="24"/>
+              </w:rPr>
+              <w:t>NACHUM O, GU S, LEE H, LEVINE S. Data-Efficient Hierarchical Reinforcement Learning[C]//Advances in Neural Information Processing Systems. 2018, 31.</w:t>
+            </w:r>
+          </w:p>
+          <w:p>
+            <w:pPr>
+              <w:keepNext w:val="0"/>
+              <w:keepLines/>
+              <w:widowControl/>
+              <w:tabs>
+                <w:tab w:val="left" w:pos="510"/>
+              </w:tabs>
+              <w:snapToGrid w:val="0"/>
+              <w:spacing w:before="0" w:after="0" w:line="340" w:lineRule="exact"/>
+              <w:ind w:left="510" w:right="0" w:hanging="510"/>
+              <w:jc w:val="left"/>
+              <w:rPr>
+                <w:rFonts w:hint="eastAsia" w:ascii="Times New Roman" w:hAnsi="Times New Roman" w:eastAsia="宋体" w:cs="Times New Roman"/>
+                <w:b w:val="0"/>
+                <w:bCs w:val="0"/>
+                <w:sz w:val="24"/>
+                <w:szCs w:val="24"/>
+              </w:rPr>
+            </w:pPr>
+            <w:r>
+              <w:rPr>
+                <w:rFonts w:hint="eastAsia" w:ascii="Times New Roman" w:hAnsi="Times New Roman" w:eastAsia="宋体" w:cs="Times New Roman"/>
+                <w:b w:val="0"/>
+                <w:bCs w:val="0"/>
+                <w:sz w:val="24"/>
+                <w:szCs w:val="24"/>
+              </w:rPr>
+              <w:t>[38]</w:t>
+            </w:r>
+            <w:r>
+              <w:rPr>
+                <w:rFonts w:hint="eastAsia" w:ascii="Times New Roman" w:hAnsi="Times New Roman" w:eastAsia="宋体" w:cs="Times New Roman"/>
+                <w:b w:val="0"/>
+                <w:bCs w:val="0"/>
+                <w:sz w:val="24"/>
+                <w:szCs w:val="24"/>
+              </w:rPr>
+              <w:tab/>
+            </w:r>
+            <w:r>
+              <w:rPr>
+                <w:rFonts w:hint="eastAsia" w:ascii="Times New Roman" w:hAnsi="Times New Roman" w:eastAsia="宋体" w:cs="Times New Roman"/>
+                <w:b w:val="0"/>
+                <w:bCs w:val="0"/>
+                <w:sz w:val="24"/>
+                <w:szCs w:val="24"/>
+              </w:rPr>
+              <w:t>ZHANG J, XIANG Y, CHEN C. Memory That Changes Action Is Not Memory That Guides It: Counterfactual Auditing of History-Conditioned Robot Policies[EB/OL]. 2026[2026-10-19]. arXiv:2609.27247v1.</w:t>
+            </w:r>
+          </w:p>
+          <w:p>
+            <w:pPr>
+              <w:keepNext w:val="0"/>
+              <w:keepLines/>
+              <w:widowControl/>
+              <w:tabs>
+                <w:tab w:val="left" w:pos="510"/>
+              </w:tabs>
+              <w:snapToGrid w:val="0"/>
+              <w:spacing w:before="0" w:after="0" w:line="340" w:lineRule="exact"/>
+              <w:ind w:left="510" w:right="0" w:hanging="510"/>
+              <w:jc w:val="left"/>
+              <w:rPr>
+                <w:rFonts w:hint="eastAsia" w:ascii="Times New Roman" w:hAnsi="Times New Roman" w:eastAsia="宋体" w:cs="Times New Roman"/>
+                <w:b w:val="0"/>
+                <w:bCs w:val="0"/>
+                <w:sz w:val="24"/>
+                <w:szCs w:val="24"/>
+              </w:rPr>
+            </w:pPr>
+            <w:r>
+              <w:rPr>
+                <w:rFonts w:hint="eastAsia" w:ascii="Times New Roman" w:hAnsi="Times New Roman" w:eastAsia="宋体" w:cs="Times New Roman"/>
+                <w:b w:val="0"/>
+                <w:bCs w:val="0"/>
+                <w:sz w:val="24"/>
+                <w:szCs w:val="24"/>
+              </w:rPr>
+              <w:t>[39]</w:t>
             </w:r>
             <w:r>
               <w:rPr>
@@ -7102,7 +8482,26 @@
                 <w:bCs w:val="0"/>
                 <w:sz w:val="24"/>
               </w:rPr>
-              <w:t>本课题拟采用理论建模、基线实现和受控物理实验相结合的方法。首先将多步骤操作建模为具有显式内部记忆的部分可观测决策过程，借鉴时间抽象处理高层调用跨越多个控制步的特点[14,35]。理论部分用于明确输入、状态、训练目标与估计条件，不预先赋予压缩语言记忆严格Markov性或一般收敛性质。</w:t>
+              <w:t>本课题拟采用理论建模、基线实现和受控物理实验相结合的方法。首先将多步骤操作建模为具有显式内部记忆的部分可观测决策过程，借鉴时间抽象处理高层调用跨越多个控制步的特点</w:t>
+            </w:r>
+            <w:r>
+              <w:rPr>
+                <w:rFonts w:ascii="Times New Roman" w:hAnsi="Times New Roman" w:eastAsia="宋体" w:cs="Times New Roman"/>
+                <w:b w:val="0"/>
+                <w:bCs w:val="0"/>
+                <w:sz w:val="24"/>
+                <w:vertAlign w:val="superscript"/>
+              </w:rPr>
+              <w:t>[14,39]</w:t>
+            </w:r>
+            <w:r>
+              <w:rPr>
+                <w:rFonts w:ascii="Times New Roman" w:hAnsi="Times New Roman" w:eastAsia="宋体" w:cs="Times New Roman"/>
+                <w:b w:val="0"/>
+                <w:bCs w:val="0"/>
+                <w:sz w:val="24"/>
+              </w:rPr>
+              <w:t>。理论部分用于明确输入、状态、训练目标与估计条件，不预先赋予压缩语言记忆严格Markov性或一般收敛性质。</w:t>
             </w:r>
           </w:p>
           <w:p>
@@ -10951,7 +12350,26 @@
                 <w:bCs w:val="0"/>
                 <w:sz w:val="24"/>
               </w:rPr>
-              <w:t>理论与实验可行性方面，部分可观测决策、时间抽象、回报条件策略与偏好学习提供方法依据[4–5,14,19,30–31,35]。信息边界、事实与效用、恢复可靠性分别检查，再以同数据消融和等预算实验分析效果及局限。</w:t>
+              <w:t>理论与实验可行性方面，部分可观测决策、时间抽象、回报条件策略与偏好学习提供方法依据</w:t>
+            </w:r>
+            <w:r>
+              <w:rPr>
+                <w:rFonts w:ascii="Times New Roman" w:hAnsi="Times New Roman" w:eastAsia="宋体" w:cs="Times New Roman"/>
+                <w:b w:val="0"/>
+                <w:bCs w:val="0"/>
+                <w:sz w:val="24"/>
+                <w:vertAlign w:val="superscript"/>
+              </w:rPr>
+              <w:t>[4,5,14,21,34,35,39]</w:t>
+            </w:r>
+            <w:r>
+              <w:rPr>
+                <w:rFonts w:ascii="Times New Roman" w:hAnsi="Times New Roman" w:eastAsia="宋体" w:cs="Times New Roman"/>
+                <w:b w:val="0"/>
+                <w:bCs w:val="0"/>
+                <w:sz w:val="24"/>
+              </w:rPr>
+              <w:t>。信息边界、事实与效用、恢复可靠性分别检查，再以同数据消融和等预算实验分析效果及局限。</w:t>
             </w:r>
           </w:p>
         </w:tc>

--- a/10-研究主题/开题材料/2026-10-17/东北大学开题报告扩展稿-自身VLM记忆与子任务生成版.docx
+++ b/10-研究主题/开题材料/2026-10-17/东北大学开题报告扩展稿-自身VLM记忆与子任务生成版.docx
@@ -621,7 +621,25 @@
           <w:sz w:val="32"/>
           <w:u w:val="single"/>
         </w:rPr>
-        <w:t>2026年10月22日</w:t>
+        <w:t>2026年10月2</w:t>
+      </w:r>
+      <w:r>
+        <w:rPr>
+          <w:rFonts w:ascii="仿宋_GB2312" w:eastAsia="仿宋_GB2312" w:hAnsi="仿宋_GB2312" w:cs="仿宋_GB2312" w:hint="eastAsia"/>
+          <w:b/>
+          <w:sz w:val="32"/>
+          <w:u w:val="single"/>
+        </w:rPr>
+        <w:t>1</w:t>
+      </w:r>
+      <w:r>
+        <w:rPr>
+          <w:rFonts w:ascii="仿宋_GB2312" w:eastAsia="仿宋_GB2312" w:hAnsi="仿宋_GB2312" w:cs="仿宋_GB2312" w:hint="eastAsia"/>
+          <w:b/>
+          <w:sz w:val="32"/>
+          <w:u w:val="single"/>
+        </w:rPr>
+        <w:t>日</w:t>
       </w:r>
       <w:r>
         <w:rPr>
@@ -703,9 +721,8 @@
           <w:sz w:val="32"/>
         </w:rPr>
         <w:sectPr>
-          <w:headerReference w:type="even" r:id="rId8"/>
-          <w:footerReference w:type="even" r:id="rId9"/>
-          <w:footerReference w:type="default" r:id="rId10"/>
+          <w:footerReference w:type="even" r:id="rId8"/>
+          <w:footerReference w:type="default" r:id="rId9"/>
           <w:pgSz w:w="11906" w:h="16838"/>
           <w:pgMar w:top="1418" w:right="1134" w:bottom="1191" w:left="1134" w:header="851" w:footer="992" w:gutter="0"/>
           <w:pgNumType w:start="0"/>
@@ -716,11 +733,51 @@
       </w:pPr>
       <w:r>
         <w:rPr>
+          <w:rFonts w:ascii="仿宋_GB2312" w:eastAsia="仿宋_GB2312" w:hAnsi="仿宋_GB2312" w:cs="仿宋_GB2312" w:hint="eastAsia"/>
+          <w:bCs/>
+          <w:sz w:val="32"/>
+        </w:rPr>
+        <w:t>2026</w:t>
+      </w:r>
+      <w:r>
+        <w:rPr>
           <w:rFonts w:ascii="仿宋_GB2312" w:eastAsia="仿宋_GB2312" w:hAnsi="仿宋_GB2312" w:cs="仿宋_GB2312"/>
           <w:bCs/>
           <w:sz w:val="32"/>
         </w:rPr>
-        <w:t>年   月   日</w:t>
+        <w:t xml:space="preserve">年   </w:t>
+      </w:r>
+      <w:r>
+        <w:rPr>
+          <w:rFonts w:ascii="仿宋_GB2312" w:eastAsia="仿宋_GB2312" w:hAnsi="仿宋_GB2312" w:cs="仿宋_GB2312" w:hint="eastAsia"/>
+          <w:bCs/>
+          <w:sz w:val="32"/>
+        </w:rPr>
+        <w:t>10</w:t>
+      </w:r>
+      <w:r>
+        <w:rPr>
+          <w:rFonts w:ascii="仿宋_GB2312" w:eastAsia="仿宋_GB2312" w:hAnsi="仿宋_GB2312" w:cs="仿宋_GB2312"/>
+          <w:bCs/>
+          <w:sz w:val="32"/>
+        </w:rPr>
+        <w:t xml:space="preserve">月   </w:t>
+      </w:r>
+      <w:r>
+        <w:rPr>
+          <w:rFonts w:ascii="仿宋_GB2312" w:eastAsia="仿宋_GB2312" w:hAnsi="仿宋_GB2312" w:cs="仿宋_GB2312" w:hint="eastAsia"/>
+          <w:bCs/>
+          <w:sz w:val="32"/>
+        </w:rPr>
+        <w:t>21</w:t>
+      </w:r>
+      <w:r>
+        <w:rPr>
+          <w:rFonts w:ascii="仿宋_GB2312" w:eastAsia="仿宋_GB2312" w:hAnsi="仿宋_GB2312" w:cs="仿宋_GB2312"/>
+          <w:bCs/>
+          <w:sz w:val="32"/>
+        </w:rPr>
+        <w:t>日</w:t>
       </w:r>
     </w:p>
     <w:p>
@@ -1171,7 +1228,7 @@
                           </pic:cNvPicPr>
                         </pic:nvPicPr>
                         <pic:blipFill>
-                          <a:blip r:embed="rId11"/>
+                          <a:blip r:embed="rId10"/>
                           <a:stretch>
                             <a:fillRect/>
                           </a:stretch>
@@ -1365,7 +1422,7 @@
                           </pic:cNvPicPr>
                         </pic:nvPicPr>
                         <pic:blipFill>
-                          <a:blip r:embed="rId12"/>
+                          <a:blip r:embed="rId11"/>
                           <a:stretch>
                             <a:fillRect/>
                           </a:stretch>
@@ -2736,7 +2793,7 @@
                           </pic:cNvPicPr>
                         </pic:nvPicPr>
                         <pic:blipFill>
-                          <a:blip r:embed="rId13"/>
+                          <a:blip r:embed="rId12"/>
                           <a:stretch>
                             <a:fillRect/>
                           </a:stretch>
@@ -2844,6 +2901,7 @@
               <w:spacing w:line="400" w:lineRule="exact"/>
               <w:ind w:firstLineChars="200" w:firstLine="480"/>
               <w:rPr>
+                <w:rFonts w:hint="eastAsia"/>
                 <w:sz w:val="24"/>
               </w:rPr>
             </w:pPr>
@@ -3796,7 +3854,6 @@
               <w:snapToGrid w:val="0"/>
               <w:spacing w:line="400" w:lineRule="exact"/>
               <w:rPr>
-                <w:rFonts w:hint="eastAsia"/>
                 <w:sz w:val="24"/>
               </w:rPr>
             </w:pPr>
@@ -9114,7 +9171,7 @@
                           </pic:cNvPicPr>
                         </pic:nvPicPr>
                         <pic:blipFill>
-                          <a:blip r:embed="rId14" cstate="print">
+                          <a:blip r:embed="rId13" cstate="print">
                             <a:extLst>
                               <a:ext uri="{28A0092B-C50C-407E-A947-70E740481C1C}">
                                 <a14:useLocalDpi xmlns:a14="http://schemas.microsoft.com/office/drawing/2010/main" val="0"/>
@@ -9535,7 +9592,6 @@
               <w:spacing w:line="400" w:lineRule="exact"/>
               <w:ind w:firstLineChars="200" w:firstLine="480"/>
               <w:rPr>
-                <w:rFonts w:hint="eastAsia"/>
                 <w:sz w:val="24"/>
               </w:rPr>
             </w:pPr>
@@ -9796,7 +9852,7 @@
                           </pic:cNvPicPr>
                         </pic:nvPicPr>
                         <pic:blipFill>
-                          <a:blip r:embed="rId15" cstate="print">
+                          <a:blip r:embed="rId14" cstate="print">
                             <a:extLst>
                               <a:ext uri="{28A0092B-C50C-407E-A947-70E740481C1C}">
                                 <a14:useLocalDpi xmlns:a14="http://schemas.microsoft.com/office/drawing/2010/main" val="0"/>
@@ -10590,14 +10646,41 @@
               </w:rPr>
             </w:pPr>
             <m:oMath>
-              <m:eqArr>
-                <m:eqArrPr>
+              <m:sSub>
+                <m:sSubPr>
                   <m:ctrlPr>
                     <w:rPr>
                       <w:rFonts w:ascii="Cambria Math" w:hAnsi="Cambria Math"/>
                     </w:rPr>
                   </m:ctrlPr>
-                </m:eqArrPr>
+                </m:sSubPr>
+                <m:e>
+                  <m:r>
+                    <w:rPr>
+                      <w:rFonts w:ascii="Cambria Math" w:eastAsia="Cambria Math" w:hAnsi="Cambria Math" w:cs="Cambria Math"/>
+                      <w:sz w:val="24"/>
+                    </w:rPr>
+                    <m:t>p</m:t>
+                  </m:r>
+                </m:e>
+                <m:sub>
+                  <m:r>
+                    <w:rPr>
+                      <w:rFonts w:ascii="Cambria Math" w:eastAsia="Cambria Math" w:hAnsi="Cambria Math" w:cs="Cambria Math"/>
+                      <w:sz w:val="24"/>
+                    </w:rPr>
+                    <m:t>θ</m:t>
+                  </m:r>
+                </m:sub>
+              </m:sSub>
+              <m:d>
+                <m:dPr>
+                  <m:ctrlPr>
+                    <w:rPr>
+                      <w:rFonts w:ascii="Cambria Math" w:hAnsi="Cambria Math"/>
+                    </w:rPr>
+                  </m:ctrlPr>
+                </m:dPr>
                 <m:e>
                   <m:sSub>
                     <m:sSubPr>
@@ -10613,7 +10696,7 @@
                           <w:rFonts w:ascii="Cambria Math" w:eastAsia="Cambria Math" w:hAnsi="Cambria Math" w:cs="Cambria Math"/>
                           <w:sz w:val="24"/>
                         </w:rPr>
-                        <m:t>p</m:t>
+                        <m:t>U</m:t>
                       </m:r>
                     </m:e>
                     <m:sub>
@@ -10622,58 +10705,10 @@
                           <w:rFonts w:ascii="Cambria Math" w:eastAsia="Cambria Math" w:hAnsi="Cambria Math" w:cs="Cambria Math"/>
                           <w:sz w:val="24"/>
                         </w:rPr>
-                        <m:t>θ</m:t>
+                        <m:t>k</m:t>
                       </m:r>
                     </m:sub>
                   </m:sSub>
-                  <m:d>
-                    <m:dPr>
-                      <m:ctrlPr>
-                        <w:rPr>
-                          <w:rFonts w:ascii="Cambria Math" w:hAnsi="Cambria Math"/>
-                        </w:rPr>
-                      </m:ctrlPr>
-                    </m:dPr>
-                    <m:e>
-                      <m:sSub>
-                        <m:sSubPr>
-                          <m:ctrlPr>
-                            <w:rPr>
-                              <w:rFonts w:ascii="Cambria Math" w:hAnsi="Cambria Math"/>
-                            </w:rPr>
-                          </m:ctrlPr>
-                        </m:sSubPr>
-                        <m:e>
-                          <m:r>
-                            <w:rPr>
-                              <w:rFonts w:ascii="Cambria Math" w:eastAsia="Cambria Math" w:hAnsi="Cambria Math" w:cs="Cambria Math"/>
-                              <w:sz w:val="24"/>
-                            </w:rPr>
-                            <m:t>U</m:t>
-                          </m:r>
-                        </m:e>
-                        <m:sub>
-                          <m:r>
-                            <w:rPr>
-                              <w:rFonts w:ascii="Cambria Math" w:eastAsia="Cambria Math" w:hAnsi="Cambria Math" w:cs="Cambria Math"/>
-                              <w:sz w:val="24"/>
-                            </w:rPr>
-                            <m:t>k</m:t>
-                          </m:r>
-                        </m:sub>
-                      </m:sSub>
-                      <m:r>
-                        <m:rPr>
-                          <m:sty m:val="p"/>
-                        </m:rPr>
-                        <w:rPr>
-                          <w:rFonts w:ascii="Cambria Math" w:eastAsia="Cambria Math" w:hAnsi="Cambria Math" w:cs="Cambria Math"/>
-                          <w:sz w:val="24"/>
-                        </w:rPr>
-                        <m:t>|⋅</m:t>
-                      </m:r>
-                    </m:e>
-                  </m:d>
                   <m:r>
                     <m:rPr>
                       <m:sty m:val="p"/>
@@ -10682,7 +10717,177 @@
                       <w:rFonts w:ascii="Cambria Math" w:eastAsia="Cambria Math" w:hAnsi="Cambria Math" w:cs="Cambria Math"/>
                       <w:sz w:val="24"/>
                     </w:rPr>
-                    <m:t>=</m:t>
+                    <m:t>|⋅</m:t>
+                  </m:r>
+                </m:e>
+              </m:d>
+              <m:r>
+                <m:rPr>
+                  <m:sty m:val="p"/>
+                </m:rPr>
+                <w:rPr>
+                  <w:rFonts w:ascii="Cambria Math" w:eastAsia="Cambria Math" w:hAnsi="Cambria Math" w:cs="Cambria Math"/>
+                  <w:sz w:val="24"/>
+                </w:rPr>
+                <m:t>=</m:t>
+              </m:r>
+              <m:sSub>
+                <m:sSubPr>
+                  <m:ctrlPr>
+                    <w:rPr>
+                      <w:rFonts w:ascii="Cambria Math" w:hAnsi="Cambria Math"/>
+                    </w:rPr>
+                  </m:ctrlPr>
+                </m:sSubPr>
+                <m:e>
+                  <m:r>
+                    <w:rPr>
+                      <w:rFonts w:ascii="Cambria Math" w:eastAsia="Cambria Math" w:hAnsi="Cambria Math" w:cs="Cambria Math"/>
+                      <w:sz w:val="24"/>
+                    </w:rPr>
+                    <m:t>p</m:t>
+                  </m:r>
+                </m:e>
+                <m:sub>
+                  <m:r>
+                    <w:rPr>
+                      <w:rFonts w:ascii="Cambria Math" w:eastAsia="Cambria Math" w:hAnsi="Cambria Math" w:cs="Cambria Math"/>
+                      <w:sz w:val="24"/>
+                    </w:rPr>
+                    <m:t>θ</m:t>
+                  </m:r>
+                </m:sub>
+              </m:sSub>
+              <m:d>
+                <m:dPr>
+                  <m:ctrlPr>
+                    <w:rPr>
+                      <w:rFonts w:ascii="Cambria Math" w:hAnsi="Cambria Math"/>
+                    </w:rPr>
+                  </m:ctrlPr>
+                </m:dPr>
+                <m:e>
+                  <m:sSub>
+                    <m:sSubPr>
+                      <m:ctrlPr>
+                        <w:rPr>
+                          <w:rFonts w:ascii="Cambria Math" w:hAnsi="Cambria Math"/>
+                        </w:rPr>
+                      </m:ctrlPr>
+                    </m:sSubPr>
+                    <m:e>
+                      <m:r>
+                        <w:rPr>
+                          <w:rFonts w:ascii="Cambria Math" w:eastAsia="Cambria Math" w:hAnsi="Cambria Math" w:cs="Cambria Math"/>
+                          <w:sz w:val="24"/>
+                        </w:rPr>
+                        <m:t>R</m:t>
+                      </m:r>
+                    </m:e>
+                    <m:sub>
+                      <m:r>
+                        <w:rPr>
+                          <w:rFonts w:ascii="Cambria Math" w:eastAsia="Cambria Math" w:hAnsi="Cambria Math" w:cs="Cambria Math"/>
+                          <w:sz w:val="24"/>
+                        </w:rPr>
+                        <m:t>k</m:t>
+                      </m:r>
+                    </m:sub>
+                  </m:sSub>
+                  <m:r>
+                    <m:rPr>
+                      <m:sty m:val="p"/>
+                    </m:rPr>
+                    <w:rPr>
+                      <w:rFonts w:ascii="Cambria Math" w:eastAsia="Cambria Math" w:hAnsi="Cambria Math" w:cs="Cambria Math"/>
+                      <w:sz w:val="24"/>
+                    </w:rPr>
+                    <m:t>|⋅</m:t>
+                  </m:r>
+                </m:e>
+              </m:d>
+              <m:r>
+                <m:rPr>
+                  <m:sty m:val="p"/>
+                </m:rPr>
+                <w:rPr>
+                  <w:rFonts w:ascii="Cambria Math" w:eastAsia="Cambria Math" w:hAnsi="Cambria Math" w:cs="Cambria Math"/>
+                  <w:sz w:val="24"/>
+                </w:rPr>
+                <m:t>×</m:t>
+              </m:r>
+              <m:sSub>
+                <m:sSubPr>
+                  <m:ctrlPr>
+                    <w:rPr>
+                      <w:rFonts w:ascii="Cambria Math" w:hAnsi="Cambria Math"/>
+                    </w:rPr>
+                  </m:ctrlPr>
+                </m:sSubPr>
+                <m:e>
+                  <m:r>
+                    <w:rPr>
+                      <w:rFonts w:ascii="Cambria Math" w:eastAsia="Cambria Math" w:hAnsi="Cambria Math" w:cs="Cambria Math"/>
+                      <w:sz w:val="24"/>
+                    </w:rPr>
+                    <m:t>p</m:t>
+                  </m:r>
+                </m:e>
+                <m:sub>
+                  <m:r>
+                    <w:rPr>
+                      <w:rFonts w:ascii="Cambria Math" w:eastAsia="Cambria Math" w:hAnsi="Cambria Math" w:cs="Cambria Math"/>
+                      <w:sz w:val="24"/>
+                    </w:rPr>
+                    <m:t>θ</m:t>
+                  </m:r>
+                </m:sub>
+              </m:sSub>
+              <m:d>
+                <m:dPr>
+                  <m:ctrlPr>
+                    <w:rPr>
+                      <w:rFonts w:ascii="Cambria Math" w:hAnsi="Cambria Math"/>
+                    </w:rPr>
+                  </m:ctrlPr>
+                </m:dPr>
+                <m:e>
+                  <m:sSub>
+                    <m:sSubPr>
+                      <m:ctrlPr>
+                        <w:rPr>
+                          <w:rFonts w:ascii="Cambria Math" w:hAnsi="Cambria Math"/>
+                        </w:rPr>
+                      </m:ctrlPr>
+                    </m:sSubPr>
+                    <m:e>
+                      <m:r>
+                        <w:rPr>
+                          <w:rFonts w:ascii="Cambria Math" w:eastAsia="Cambria Math" w:hAnsi="Cambria Math" w:cs="Cambria Math"/>
+                          <w:sz w:val="24"/>
+                        </w:rPr>
+                        <m:t>W</m:t>
+                      </m:r>
+                    </m:e>
+                    <m:sub>
+                      <m:r>
+                        <w:rPr>
+                          <w:rFonts w:ascii="Cambria Math" w:eastAsia="Cambria Math" w:hAnsi="Cambria Math" w:cs="Cambria Math"/>
+                          <w:sz w:val="24"/>
+                        </w:rPr>
+                        <m:t>k</m:t>
+                      </m:r>
+                    </m:sub>
+                  </m:sSub>
+                  <m:r>
+                    <m:rPr>
+                      <m:sty m:val="p"/>
+                    </m:rPr>
+                    <w:rPr>
+                      <w:rFonts w:ascii="Cambria Math" w:eastAsia="Cambria Math" w:hAnsi="Cambria Math" w:cs="Cambria Math"/>
+                      <w:sz w:val="24"/>
+                    </w:rPr>
+                    <m:t>|</m:t>
                   </m:r>
                   <m:sSub>
                     <m:sSubPr>
@@ -10698,7 +10903,7 @@
                           <w:rFonts w:ascii="Cambria Math" w:eastAsia="Cambria Math" w:hAnsi="Cambria Math" w:cs="Cambria Math"/>
                           <w:sz w:val="24"/>
                         </w:rPr>
-                        <m:t>p</m:t>
+                        <m:t>R</m:t>
                       </m:r>
                     </m:e>
                     <m:sub>
@@ -10707,60 +10912,10 @@
                           <w:rFonts w:ascii="Cambria Math" w:eastAsia="Cambria Math" w:hAnsi="Cambria Math" w:cs="Cambria Math"/>
                           <w:sz w:val="24"/>
                         </w:rPr>
-                        <m:t>θ</m:t>
+                        <m:t>k</m:t>
                       </m:r>
                     </m:sub>
                   </m:sSub>
-                  <m:d>
-                    <m:dPr>
-                      <m:ctrlPr>
-                        <w:rPr>
-                          <w:rFonts w:ascii="Cambria Math" w:hAnsi="Cambria Math"/>
-                        </w:rPr>
-                      </m:ctrlPr>
-                    </m:dPr>
-                    <m:e>
-                      <m:sSub>
-                        <m:sSubPr>
-                          <m:ctrlPr>
-                            <w:rPr>
-                              <w:rFonts w:ascii="Cambria Math" w:hAnsi="Cambria Math"/>
-                            </w:rPr>
-                          </m:ctrlPr>
-                        </m:sSubPr>
-                        <m:e>
-                          <m:r>
-                            <w:rPr>
-                              <w:rFonts w:ascii="Cambria Math" w:eastAsia="Cambria Math" w:hAnsi="Cambria Math" w:cs="Cambria Math"/>
-                              <w:sz w:val="24"/>
-                            </w:rPr>
-                            <m:t>R</m:t>
-                          </m:r>
-                        </m:e>
-                        <m:sub>
-                          <m:r>
-                            <w:rPr>
-                              <w:rFonts w:ascii="Cambria Math" w:eastAsia="Cambria Math" w:hAnsi="Cambria Math" w:cs="Cambria Math"/>
-                              <w:sz w:val="24"/>
-                            </w:rPr>
-                            <m:t>k</m:t>
-                          </m:r>
-                        </m:sub>
-                      </m:sSub>
-                      <m:r>
-                        <m:rPr>
-                          <m:sty m:val="p"/>
-                        </m:rPr>
-                        <w:rPr>
-                          <w:rFonts w:ascii="Cambria Math" w:eastAsia="Cambria Math" w:hAnsi="Cambria Math" w:cs="Cambria Math"/>
-                          <w:sz w:val="24"/>
-                        </w:rPr>
-                        <m:t>|⋅</m:t>
-                      </m:r>
-                    </m:e>
-                  </m:d>
-                </m:e>
-                <m:e>
                   <m:r>
                     <m:rPr>
                       <m:sty m:val="p"/>
@@ -10769,7 +10924,93 @@
                       <w:rFonts w:ascii="Cambria Math" w:eastAsia="Cambria Math" w:hAnsi="Cambria Math" w:cs="Cambria Math"/>
                       <w:sz w:val="24"/>
                     </w:rPr>
-                    <m:t>×</m:t>
+                    <m:t>,⋅</m:t>
+                  </m:r>
+                </m:e>
+              </m:d>
+              <m:r>
+                <w:rPr>
+                  <w:rFonts w:ascii="Cambria Math" w:eastAsia="Cambria Math" w:hAnsi="Cambria Math" w:cs="Cambria Math"/>
+                  <w:sz w:val="24"/>
+                </w:rPr>
+                <m:t> </m:t>
+              </m:r>
+              <m:sSub>
+                <m:sSubPr>
+                  <m:ctrlPr>
+                    <w:rPr>
+                      <w:rFonts w:ascii="Cambria Math" w:hAnsi="Cambria Math"/>
+                    </w:rPr>
+                  </m:ctrlPr>
+                </m:sSubPr>
+                <m:e>
+                  <m:r>
+                    <w:rPr>
+                      <w:rFonts w:ascii="Cambria Math" w:eastAsia="Cambria Math" w:hAnsi="Cambria Math" w:cs="Cambria Math"/>
+                      <w:sz w:val="24"/>
+                    </w:rPr>
+                    <m:t>p</m:t>
+                  </m:r>
+                </m:e>
+                <m:sub>
+                  <m:r>
+                    <w:rPr>
+                      <w:rFonts w:ascii="Cambria Math" w:eastAsia="Cambria Math" w:hAnsi="Cambria Math" w:cs="Cambria Math"/>
+                      <w:sz w:val="24"/>
+                    </w:rPr>
+                    <m:t>θ</m:t>
+                  </m:r>
+                </m:sub>
+              </m:sSub>
+              <m:d>
+                <m:dPr>
+                  <m:ctrlPr>
+                    <w:rPr>
+                      <w:rFonts w:ascii="Cambria Math" w:hAnsi="Cambria Math"/>
+                    </w:rPr>
+                  </m:ctrlPr>
+                </m:dPr>
+                <m:e>
+                  <m:sSub>
+                    <m:sSubPr>
+                      <m:ctrlPr>
+                        <w:rPr>
+                          <w:rFonts w:ascii="Cambria Math" w:hAnsi="Cambria Math"/>
+                        </w:rPr>
+                      </m:ctrlPr>
+                    </m:sSubPr>
+                    <m:e>
+                      <m:r>
+                        <m:rPr>
+                          <m:scr m:val="script"/>
+                          <m:sty m:val="p"/>
+                        </m:rPr>
+                        <w:rPr>
+                          <w:rFonts w:ascii="Cambria Math" w:eastAsia="Cambria Math" w:hAnsi="Cambria Math" w:cs="Cambria Math"/>
+                          <w:sz w:val="24"/>
+                        </w:rPr>
+                        <m:t>l</m:t>
+                      </m:r>
+                    </m:e>
+                    <m:sub>
+                      <m:r>
+                        <w:rPr>
+                          <w:rFonts w:ascii="Cambria Math" w:eastAsia="Cambria Math" w:hAnsi="Cambria Math" w:cs="Cambria Math"/>
+                          <w:sz w:val="24"/>
+                        </w:rPr>
+                        <m:t>k</m:t>
+                      </m:r>
+                    </m:sub>
+                  </m:sSub>
+                  <m:r>
+                    <m:rPr>
+                      <m:sty m:val="p"/>
+                    </m:rPr>
+                    <w:rPr>
+                      <w:rFonts w:ascii="Cambria Math" w:eastAsia="Cambria Math" w:hAnsi="Cambria Math" w:cs="Cambria Math"/>
+                      <w:sz w:val="24"/>
+                    </w:rPr>
+                    <m:t>|</m:t>
                   </m:r>
                   <m:sSub>
                     <m:sSubPr>
@@ -10785,7 +11026,7 @@
                           <w:rFonts w:ascii="Cambria Math" w:eastAsia="Cambria Math" w:hAnsi="Cambria Math" w:cs="Cambria Math"/>
                           <w:sz w:val="24"/>
                         </w:rPr>
-                        <m:t>p</m:t>
+                        <m:t>R</m:t>
                       </m:r>
                     </m:e>
                     <m:sub>
@@ -10794,101 +11035,19 @@
                           <w:rFonts w:ascii="Cambria Math" w:eastAsia="Cambria Math" w:hAnsi="Cambria Math" w:cs="Cambria Math"/>
                           <w:sz w:val="24"/>
                         </w:rPr>
-                        <m:t>θ</m:t>
+                        <m:t>k</m:t>
                       </m:r>
                     </m:sub>
                   </m:sSub>
-                  <m:d>
-                    <m:dPr>
-                      <m:ctrlPr>
-                        <w:rPr>
-                          <w:rFonts w:ascii="Cambria Math" w:hAnsi="Cambria Math"/>
-                        </w:rPr>
-                      </m:ctrlPr>
-                    </m:dPr>
-                    <m:e>
-                      <m:sSub>
-                        <m:sSubPr>
-                          <m:ctrlPr>
-                            <w:rPr>
-                              <w:rFonts w:ascii="Cambria Math" w:hAnsi="Cambria Math"/>
-                            </w:rPr>
-                          </m:ctrlPr>
-                        </m:sSubPr>
-                        <m:e>
-                          <m:r>
-                            <w:rPr>
-                              <w:rFonts w:ascii="Cambria Math" w:eastAsia="Cambria Math" w:hAnsi="Cambria Math" w:cs="Cambria Math"/>
-                              <w:sz w:val="24"/>
-                            </w:rPr>
-                            <m:t>W</m:t>
-                          </m:r>
-                        </m:e>
-                        <m:sub>
-                          <m:r>
-                            <w:rPr>
-                              <w:rFonts w:ascii="Cambria Math" w:eastAsia="Cambria Math" w:hAnsi="Cambria Math" w:cs="Cambria Math"/>
-                              <w:sz w:val="24"/>
-                            </w:rPr>
-                            <m:t>k</m:t>
-                          </m:r>
-                        </m:sub>
-                      </m:sSub>
-                      <m:r>
-                        <m:rPr>
-                          <m:sty m:val="p"/>
-                        </m:rPr>
-                        <w:rPr>
-                          <w:rFonts w:ascii="Cambria Math" w:eastAsia="Cambria Math" w:hAnsi="Cambria Math" w:cs="Cambria Math"/>
-                          <w:sz w:val="24"/>
-                        </w:rPr>
-                        <m:t>|</m:t>
-                      </m:r>
-                      <m:sSub>
-                        <m:sSubPr>
-                          <m:ctrlPr>
-                            <w:rPr>
-                              <w:rFonts w:ascii="Cambria Math" w:hAnsi="Cambria Math"/>
-                            </w:rPr>
-                          </m:ctrlPr>
-                        </m:sSubPr>
-                        <m:e>
-                          <m:r>
-                            <w:rPr>
-                              <w:rFonts w:ascii="Cambria Math" w:eastAsia="Cambria Math" w:hAnsi="Cambria Math" w:cs="Cambria Math"/>
-                              <w:sz w:val="24"/>
-                            </w:rPr>
-                            <m:t>R</m:t>
-                          </m:r>
-                        </m:e>
-                        <m:sub>
-                          <m:r>
-                            <w:rPr>
-                              <w:rFonts w:ascii="Cambria Math" w:eastAsia="Cambria Math" w:hAnsi="Cambria Math" w:cs="Cambria Math"/>
-                              <w:sz w:val="24"/>
-                            </w:rPr>
-                            <m:t>k</m:t>
-                          </m:r>
-                        </m:sub>
-                      </m:sSub>
-                      <m:r>
-                        <m:rPr>
-                          <m:sty m:val="p"/>
-                        </m:rPr>
-                        <w:rPr>
-                          <w:rFonts w:ascii="Cambria Math" w:eastAsia="Cambria Math" w:hAnsi="Cambria Math" w:cs="Cambria Math"/>
-                          <w:sz w:val="24"/>
-                        </w:rPr>
-                        <m:t>,⋅</m:t>
-                      </m:r>
-                    </m:e>
-                  </m:d>
                   <m:r>
+                    <m:rPr>
+                      <m:sty m:val="p"/>
+                    </m:rPr>
                     <w:rPr>
                       <w:rFonts w:ascii="Cambria Math" w:eastAsia="Cambria Math" w:hAnsi="Cambria Math" w:cs="Cambria Math"/>
                       <w:sz w:val="24"/>
                     </w:rPr>
-                    <m:t> </m:t>
+                    <m:t>,</m:t>
                   </m:r>
                   <m:sSub>
                     <m:sSubPr>
@@ -10904,7 +11063,7 @@
                           <w:rFonts w:ascii="Cambria Math" w:eastAsia="Cambria Math" w:hAnsi="Cambria Math" w:cs="Cambria Math"/>
                           <w:sz w:val="24"/>
                         </w:rPr>
-                        <m:t>p</m:t>
+                        <m:t>W</m:t>
                       </m:r>
                     </m:e>
                     <m:sub>
@@ -10913,138 +11072,22 @@
                           <w:rFonts w:ascii="Cambria Math" w:eastAsia="Cambria Math" w:hAnsi="Cambria Math" w:cs="Cambria Math"/>
                           <w:sz w:val="24"/>
                         </w:rPr>
-                        <m:t>θ</m:t>
+                        <m:t>k</m:t>
                       </m:r>
                     </m:sub>
                   </m:sSub>
-                  <m:d>
-                    <m:dPr>
-                      <m:ctrlPr>
-                        <w:rPr>
-                          <w:rFonts w:ascii="Cambria Math" w:hAnsi="Cambria Math"/>
-                        </w:rPr>
-                      </m:ctrlPr>
-                    </m:dPr>
-                    <m:e>
-                      <m:sSub>
-                        <m:sSubPr>
-                          <m:ctrlPr>
-                            <w:rPr>
-                              <w:rFonts w:ascii="Cambria Math" w:hAnsi="Cambria Math"/>
-                            </w:rPr>
-                          </m:ctrlPr>
-                        </m:sSubPr>
-                        <m:e>
-                          <m:r>
-                            <m:rPr>
-                              <m:scr m:val="script"/>
-                              <m:sty m:val="p"/>
-                            </m:rPr>
-                            <w:rPr>
-                              <w:rFonts w:ascii="Cambria Math" w:eastAsia="Cambria Math" w:hAnsi="Cambria Math" w:cs="Cambria Math"/>
-                              <w:sz w:val="24"/>
-                            </w:rPr>
-                            <m:t>l</m:t>
-                          </m:r>
-                        </m:e>
-                        <m:sub>
-                          <m:r>
-                            <w:rPr>
-                              <w:rFonts w:ascii="Cambria Math" w:eastAsia="Cambria Math" w:hAnsi="Cambria Math" w:cs="Cambria Math"/>
-                              <w:sz w:val="24"/>
-                            </w:rPr>
-                            <m:t>k</m:t>
-                          </m:r>
-                        </m:sub>
-                      </m:sSub>
-                      <m:r>
-                        <m:rPr>
-                          <m:sty m:val="p"/>
-                        </m:rPr>
-                        <w:rPr>
-                          <w:rFonts w:ascii="Cambria Math" w:eastAsia="Cambria Math" w:hAnsi="Cambria Math" w:cs="Cambria Math"/>
-                          <w:sz w:val="24"/>
-                        </w:rPr>
-                        <m:t>|</m:t>
-                      </m:r>
-                      <m:sSub>
-                        <m:sSubPr>
-                          <m:ctrlPr>
-                            <w:rPr>
-                              <w:rFonts w:ascii="Cambria Math" w:hAnsi="Cambria Math"/>
-                            </w:rPr>
-                          </m:ctrlPr>
-                        </m:sSubPr>
-                        <m:e>
-                          <m:r>
-                            <w:rPr>
-                              <w:rFonts w:ascii="Cambria Math" w:eastAsia="Cambria Math" w:hAnsi="Cambria Math" w:cs="Cambria Math"/>
-                              <w:sz w:val="24"/>
-                            </w:rPr>
-                            <m:t>R</m:t>
-                          </m:r>
-                        </m:e>
-                        <m:sub>
-                          <m:r>
-                            <w:rPr>
-                              <w:rFonts w:ascii="Cambria Math" w:eastAsia="Cambria Math" w:hAnsi="Cambria Math" w:cs="Cambria Math"/>
-                              <w:sz w:val="24"/>
-                            </w:rPr>
-                            <m:t>k</m:t>
-                          </m:r>
-                        </m:sub>
-                      </m:sSub>
-                      <m:r>
-                        <m:rPr>
-                          <m:sty m:val="p"/>
-                        </m:rPr>
-                        <w:rPr>
-                          <w:rFonts w:ascii="Cambria Math" w:eastAsia="Cambria Math" w:hAnsi="Cambria Math" w:cs="Cambria Math"/>
-                          <w:sz w:val="24"/>
-                        </w:rPr>
-                        <m:t>,</m:t>
-                      </m:r>
-                      <m:sSub>
-                        <m:sSubPr>
-                          <m:ctrlPr>
-                            <w:rPr>
-                              <w:rFonts w:ascii="Cambria Math" w:hAnsi="Cambria Math"/>
-                            </w:rPr>
-                          </m:ctrlPr>
-                        </m:sSubPr>
-                        <m:e>
-                          <m:r>
-                            <w:rPr>
-                              <w:rFonts w:ascii="Cambria Math" w:eastAsia="Cambria Math" w:hAnsi="Cambria Math" w:cs="Cambria Math"/>
-                              <w:sz w:val="24"/>
-                            </w:rPr>
-                            <m:t>W</m:t>
-                          </m:r>
-                        </m:e>
-                        <m:sub>
-                          <m:r>
-                            <w:rPr>
-                              <w:rFonts w:ascii="Cambria Math" w:eastAsia="Cambria Math" w:hAnsi="Cambria Math" w:cs="Cambria Math"/>
-                              <w:sz w:val="24"/>
-                            </w:rPr>
-                            <m:t>k</m:t>
-                          </m:r>
-                        </m:sub>
-                      </m:sSub>
-                      <m:r>
-                        <m:rPr>
-                          <m:sty m:val="p"/>
-                        </m:rPr>
-                        <w:rPr>
-                          <w:rFonts w:ascii="Cambria Math" w:eastAsia="Cambria Math" w:hAnsi="Cambria Math" w:cs="Cambria Math"/>
-                          <w:sz w:val="24"/>
-                        </w:rPr>
-                        <m:t>,⋅</m:t>
-                      </m:r>
-                    </m:e>
-                  </m:d>
+                  <m:r>
+                    <m:rPr>
+                      <m:sty m:val="p"/>
+                    </m:rPr>
+                    <w:rPr>
+                      <w:rFonts w:ascii="Cambria Math" w:eastAsia="Cambria Math" w:hAnsi="Cambria Math" w:cs="Cambria Math"/>
+                      <w:sz w:val="24"/>
+                    </w:rPr>
+                    <m:t>,⋅</m:t>
+                  </m:r>
                 </m:e>
-              </m:eqArr>
+              </m:d>
             </m:oMath>
             <w:r>
               <w:rPr>
@@ -11202,7 +11245,6 @@
               <w:snapToGrid w:val="0"/>
               <w:jc w:val="center"/>
               <w:rPr>
-                <w:rFonts w:hint="eastAsia"/>
                 <w:sz w:val="24"/>
               </w:rPr>
             </w:pPr>
@@ -12548,7 +12590,7 @@
                           </pic:cNvPicPr>
                         </pic:nvPicPr>
                         <pic:blipFill>
-                          <a:blip r:embed="rId16" cstate="print">
+                          <a:blip r:embed="rId15" cstate="print">
                             <a:extLst>
                               <a:ext uri="{28A0092B-C50C-407E-A947-70E740481C1C}">
                                 <a14:useLocalDpi xmlns:a14="http://schemas.microsoft.com/office/drawing/2010/main" val="0"/>
@@ -12912,74 +12954,193 @@
               </w:rPr>
             </w:pPr>
             <m:oMath>
-              <m:eqArr>
-                <m:eqArrPr>
+              <m:sSubSup>
+                <m:sSubSupPr>
                   <m:ctrlPr>
                     <w:rPr>
                       <w:rFonts w:ascii="Cambria Math" w:hAnsi="Cambria Math"/>
                     </w:rPr>
                   </m:ctrlPr>
-                </m:eqArrPr>
+                </m:sSubSupPr>
                 <m:e>
-                  <m:sSubSup>
-                    <m:sSubSupPr>
+                  <m:r>
+                    <w:rPr>
+                      <w:rFonts w:ascii="Cambria Math" w:eastAsia="Cambria Math" w:hAnsi="Cambria Math" w:cs="Cambria Math"/>
+                      <w:sz w:val="24"/>
+                    </w:rPr>
+                    <m:t>Δ</m:t>
+                  </m:r>
+                </m:e>
+                <m:sub>
+                  <m:sSub>
+                    <m:sSubPr>
                       <m:ctrlPr>
                         <w:rPr>
                           <w:rFonts w:ascii="Cambria Math" w:hAnsi="Cambria Math"/>
                         </w:rPr>
                       </m:ctrlPr>
-                    </m:sSubSupPr>
+                    </m:sSubPr>
                     <m:e>
                       <m:r>
                         <w:rPr>
                           <w:rFonts w:ascii="Cambria Math" w:eastAsia="Cambria Math" w:hAnsi="Cambria Math" w:cs="Cambria Math"/>
                           <w:sz w:val="24"/>
                         </w:rPr>
-                        <m:t>Δ</m:t>
+                        <m:t>κ</m:t>
                       </m:r>
                     </m:e>
                     <m:sub>
-                      <m:sSub>
-                        <m:sSubPr>
-                          <m:ctrlPr>
-                            <w:rPr>
-                              <w:rFonts w:ascii="Cambria Math" w:hAnsi="Cambria Math"/>
-                            </w:rPr>
-                          </m:ctrlPr>
-                        </m:sSubPr>
-                        <m:e>
-                          <m:r>
-                            <w:rPr>
-                              <w:rFonts w:ascii="Cambria Math" w:eastAsia="Cambria Math" w:hAnsi="Cambria Math" w:cs="Cambria Math"/>
-                              <w:sz w:val="24"/>
-                            </w:rPr>
-                            <m:t>κ</m:t>
-                          </m:r>
-                        </m:e>
-                        <m:sub>
-                          <m:r>
-                            <w:rPr>
-                              <w:rFonts w:ascii="Cambria Math" w:eastAsia="Cambria Math" w:hAnsi="Cambria Math" w:cs="Cambria Math"/>
-                              <w:sz w:val="24"/>
-                            </w:rPr>
-                            <m:t>r</m:t>
-                          </m:r>
-                        </m:sub>
-                      </m:sSub>
-                    </m:sub>
-                    <m:sup>
                       <m:r>
-                        <m:rPr>
-                          <m:sty m:val="p"/>
-                        </m:rPr>
                         <w:rPr>
                           <w:rFonts w:ascii="Cambria Math" w:eastAsia="Cambria Math" w:hAnsi="Cambria Math" w:cs="Cambria Math"/>
                           <w:sz w:val="24"/>
                         </w:rPr>
-                        <m:t>M</m:t>
+                        <m:t>r</m:t>
                       </m:r>
-                    </m:sup>
-                  </m:sSubSup>
+                    </m:sub>
+                  </m:sSub>
+                </m:sub>
+                <m:sup>
+                  <m:r>
+                    <m:rPr>
+                      <m:sty m:val="p"/>
+                    </m:rPr>
+                    <w:rPr>
+                      <w:rFonts w:ascii="Cambria Math" w:eastAsia="Cambria Math" w:hAnsi="Cambria Math" w:cs="Cambria Math"/>
+                      <w:sz w:val="24"/>
+                    </w:rPr>
+                    <m:t>M</m:t>
+                  </m:r>
+                </m:sup>
+              </m:sSubSup>
+              <m:d>
+                <m:dPr>
+                  <m:ctrlPr>
+                    <w:rPr>
+                      <w:rFonts w:ascii="Cambria Math" w:hAnsi="Cambria Math"/>
+                    </w:rPr>
+                  </m:ctrlPr>
+                </m:dPr>
+                <m:e>
+                  <m:r>
+                    <w:rPr>
+                      <w:rFonts w:ascii="Cambria Math" w:eastAsia="Cambria Math" w:hAnsi="Cambria Math" w:cs="Cambria Math"/>
+                      <w:sz w:val="24"/>
+                    </w:rPr>
+                    <m:t>x</m:t>
+                  </m:r>
+                  <m:r>
+                    <m:rPr>
+                      <m:sty m:val="p"/>
+                    </m:rPr>
+                    <w:rPr>
+                      <w:rFonts w:ascii="Cambria Math" w:eastAsia="Cambria Math" w:hAnsi="Cambria Math" w:cs="Cambria Math"/>
+                      <w:sz w:val="24"/>
+                    </w:rPr>
+                    <m:t>;</m:t>
+                  </m:r>
+                  <m:r>
+                    <w:rPr>
+                      <w:rFonts w:ascii="Cambria Math" w:eastAsia="Cambria Math" w:hAnsi="Cambria Math" w:cs="Cambria Math"/>
+                      <w:sz w:val="24"/>
+                    </w:rPr>
+                    <m:t>u</m:t>
+                  </m:r>
+                  <m:r>
+                    <m:rPr>
+                      <m:sty m:val="p"/>
+                    </m:rPr>
+                    <w:rPr>
+                      <w:rFonts w:ascii="Cambria Math" w:eastAsia="Cambria Math" w:hAnsi="Cambria Math" w:cs="Cambria Math"/>
+                      <w:sz w:val="24"/>
+                    </w:rPr>
+                    <m:t>,</m:t>
+                  </m:r>
+                  <m:sSub>
+                    <m:sSubPr>
+                      <m:ctrlPr>
+                        <w:rPr>
+                          <w:rFonts w:ascii="Cambria Math" w:hAnsi="Cambria Math"/>
+                        </w:rPr>
+                      </m:ctrlPr>
+                    </m:sSubPr>
+                    <m:e>
+                      <m:r>
+                        <w:rPr>
+                          <w:rFonts w:ascii="Cambria Math" w:eastAsia="Cambria Math" w:hAnsi="Cambria Math" w:cs="Cambria Math"/>
+                          <w:sz w:val="24"/>
+                        </w:rPr>
+                        <m:t>u</m:t>
+                      </m:r>
+                    </m:e>
+                    <m:sub>
+                      <m:r>
+                        <w:rPr>
+                          <w:rFonts w:ascii="Cambria Math" w:eastAsia="Cambria Math" w:hAnsi="Cambria Math" w:cs="Cambria Math"/>
+                          <w:sz w:val="24"/>
+                        </w:rPr>
+                        <m:t>0</m:t>
+                      </m:r>
+                    </m:sub>
+                  </m:sSub>
+                </m:e>
+              </m:d>
+              <m:r>
+                <m:rPr>
+                  <m:scr m:val="double-struck"/>
+                  <m:sty m:val="p"/>
+                </m:rPr>
+                <w:rPr>
+                  <w:rFonts w:ascii="Cambria Math" w:eastAsia="Cambria Math" w:hAnsi="Cambria Math" w:cs="Cambria Math"/>
+                  <w:sz w:val="24"/>
+                </w:rPr>
+                <m:t>=E</m:t>
+              </m:r>
+              <m:d>
+                <m:dPr>
+                  <m:begChr m:val="["/>
+                  <m:endChr m:val="]"/>
+                  <m:ctrlPr>
+                    <w:rPr>
+                      <w:rFonts w:ascii="Cambria Math" w:hAnsi="Cambria Math"/>
+                    </w:rPr>
+                  </m:ctrlPr>
+                </m:dPr>
+                <m:e>
+                  <m:r>
+                    <w:rPr>
+                      <w:rFonts w:ascii="Cambria Math" w:eastAsia="Cambria Math" w:hAnsi="Cambria Math" w:cs="Cambria Math"/>
+                      <w:sz w:val="24"/>
+                    </w:rPr>
+                    <m:t>G</m:t>
+                  </m:r>
+                  <m:r>
+                    <m:rPr>
+                      <m:sty m:val="p"/>
+                    </m:rPr>
+                    <w:rPr>
+                      <w:rFonts w:ascii="Cambria Math" w:eastAsia="Cambria Math" w:hAnsi="Cambria Math" w:cs="Cambria Math"/>
+                      <w:sz w:val="24"/>
+                    </w:rPr>
+                    <m:t>|</m:t>
+                  </m:r>
+                  <m:r>
+                    <w:rPr>
+                      <w:rFonts w:ascii="Cambria Math" w:eastAsia="Cambria Math" w:hAnsi="Cambria Math" w:cs="Cambria Math"/>
+                      <w:sz w:val="24"/>
+                    </w:rPr>
+                    <m:t>x</m:t>
+                  </m:r>
+                  <m:r>
+                    <m:rPr>
+                      <m:sty m:val="p"/>
+                    </m:rPr>
+                    <w:rPr>
+                      <w:rFonts w:ascii="Cambria Math" w:eastAsia="Cambria Math" w:hAnsi="Cambria Math" w:cs="Cambria Math"/>
+                      <w:sz w:val="24"/>
+                    </w:rPr>
+                    <m:t>,do</m:t>
+                  </m:r>
                   <m:d>
                     <m:dPr>
                       <m:ctrlPr>
@@ -12994,35 +13155,114 @@
                           <w:rFonts w:ascii="Cambria Math" w:eastAsia="Cambria Math" w:hAnsi="Cambria Math" w:cs="Cambria Math"/>
                           <w:sz w:val="24"/>
                         </w:rPr>
-                        <m:t>x</m:t>
+                        <m:t>u</m:t>
                       </m:r>
-                      <m:r>
-                        <m:rPr>
-                          <m:sty m:val="p"/>
-                        </m:rPr>
+                    </m:e>
+                  </m:d>
+                  <m:r>
+                    <m:rPr>
+                      <m:sty m:val="p"/>
+                    </m:rPr>
+                    <w:rPr>
+                      <w:rFonts w:ascii="Cambria Math" w:eastAsia="Cambria Math" w:hAnsi="Cambria Math" w:cs="Cambria Math"/>
+                      <w:sz w:val="24"/>
+                    </w:rPr>
+                    <m:t>,</m:t>
+                  </m:r>
+                  <m:sSub>
+                    <m:sSubPr>
+                      <m:ctrlPr>
                         <w:rPr>
-                          <w:rFonts w:ascii="Cambria Math" w:eastAsia="Cambria Math" w:hAnsi="Cambria Math" w:cs="Cambria Math"/>
-                          <w:sz w:val="24"/>
+                          <w:rFonts w:ascii="Cambria Math" w:hAnsi="Cambria Math"/>
                         </w:rPr>
-                        <m:t>;</m:t>
-                      </m:r>
+                      </m:ctrlPr>
+                    </m:sSubPr>
+                    <m:e>
                       <m:r>
                         <w:rPr>
                           <w:rFonts w:ascii="Cambria Math" w:eastAsia="Cambria Math" w:hAnsi="Cambria Math" w:cs="Cambria Math"/>
                           <w:sz w:val="24"/>
                         </w:rPr>
-                        <m:t>u</m:t>
+                        <m:t>κ</m:t>
                       </m:r>
+                    </m:e>
+                    <m:sub>
                       <m:r>
-                        <m:rPr>
-                          <m:sty m:val="p"/>
-                        </m:rPr>
                         <w:rPr>
                           <w:rFonts w:ascii="Cambria Math" w:eastAsia="Cambria Math" w:hAnsi="Cambria Math" w:cs="Cambria Math"/>
                           <w:sz w:val="24"/>
                         </w:rPr>
-                        <m:t>,</m:t>
+                        <m:t>r</m:t>
                       </m:r>
+                    </m:sub>
+                  </m:sSub>
+                </m:e>
+              </m:d>
+              <m:r>
+                <m:rPr>
+                  <m:scr m:val="double-struck"/>
+                  <m:sty m:val="p"/>
+                </m:rPr>
+                <w:rPr>
+                  <w:rFonts w:ascii="Cambria Math" w:eastAsia="Cambria Math" w:hAnsi="Cambria Math" w:cs="Cambria Math"/>
+                  <w:sz w:val="24"/>
+                </w:rPr>
+                <m:t>-E</m:t>
+              </m:r>
+              <m:d>
+                <m:dPr>
+                  <m:begChr m:val="["/>
+                  <m:endChr m:val="]"/>
+                  <m:ctrlPr>
+                    <w:rPr>
+                      <w:rFonts w:ascii="Cambria Math" w:hAnsi="Cambria Math"/>
+                    </w:rPr>
+                  </m:ctrlPr>
+                </m:dPr>
+                <m:e>
+                  <m:r>
+                    <w:rPr>
+                      <w:rFonts w:ascii="Cambria Math" w:eastAsia="Cambria Math" w:hAnsi="Cambria Math" w:cs="Cambria Math"/>
+                      <w:sz w:val="24"/>
+                    </w:rPr>
+                    <m:t>G</m:t>
+                  </m:r>
+                  <m:r>
+                    <m:rPr>
+                      <m:sty m:val="p"/>
+                    </m:rPr>
+                    <w:rPr>
+                      <w:rFonts w:ascii="Cambria Math" w:eastAsia="Cambria Math" w:hAnsi="Cambria Math" w:cs="Cambria Math"/>
+                      <w:sz w:val="24"/>
+                    </w:rPr>
+                    <m:t>|</m:t>
+                  </m:r>
+                  <m:r>
+                    <w:rPr>
+                      <w:rFonts w:ascii="Cambria Math" w:eastAsia="Cambria Math" w:hAnsi="Cambria Math" w:cs="Cambria Math"/>
+                      <w:sz w:val="24"/>
+                    </w:rPr>
+                    <m:t>x</m:t>
+                  </m:r>
+                  <m:r>
+                    <m:rPr>
+                      <m:sty m:val="p"/>
+                    </m:rPr>
+                    <w:rPr>
+                      <w:rFonts w:ascii="Cambria Math" w:eastAsia="Cambria Math" w:hAnsi="Cambria Math" w:cs="Cambria Math"/>
+                      <w:sz w:val="24"/>
+                    </w:rPr>
+                    <m:t>,do</m:t>
+                  </m:r>
+                  <m:d>
+                    <m:dPr>
+                      <m:ctrlPr>
+                        <w:rPr>
+                          <w:rFonts w:ascii="Cambria Math" w:hAnsi="Cambria Math"/>
+                        </w:rPr>
+                      </m:ctrlPr>
+                    </m:dPr>
+                    <m:e>
                       <m:sSub>
                         <m:sSubPr>
                           <m:ctrlPr>
@@ -13054,275 +13294,43 @@
                   </m:d>
                   <m:r>
                     <m:rPr>
-                      <m:scr m:val="double-struck"/>
                       <m:sty m:val="p"/>
                     </m:rPr>
                     <w:rPr>
                       <w:rFonts w:ascii="Cambria Math" w:eastAsia="Cambria Math" w:hAnsi="Cambria Math" w:cs="Cambria Math"/>
                       <w:sz w:val="24"/>
                     </w:rPr>
-                    <m:t>=E</m:t>
+                    <m:t>,</m:t>
                   </m:r>
-                  <m:r>
-                    <w:rPr>
-                      <w:rFonts w:ascii="Cambria Math" w:eastAsia="Cambria Math" w:hAnsi="Cambria Math" w:cs="Cambria Math"/>
-                      <w:sz w:val="24"/>
-                    </w:rPr>
-                    <m:t>​</m:t>
-                  </m:r>
-                  <m:d>
-                    <m:dPr>
-                      <m:begChr m:val="["/>
-                      <m:endChr m:val="]"/>
+                  <m:sSub>
+                    <m:sSubPr>
                       <m:ctrlPr>
                         <w:rPr>
                           <w:rFonts w:ascii="Cambria Math" w:hAnsi="Cambria Math"/>
                         </w:rPr>
                       </m:ctrlPr>
-                    </m:dPr>
+                    </m:sSubPr>
                     <m:e>
                       <m:r>
                         <w:rPr>
                           <w:rFonts w:ascii="Cambria Math" w:eastAsia="Cambria Math" w:hAnsi="Cambria Math" w:cs="Cambria Math"/>
                           <w:sz w:val="24"/>
                         </w:rPr>
-                        <m:t>G</m:t>
+                        <m:t>κ</m:t>
                       </m:r>
-                      <m:r>
-                        <m:rPr>
-                          <m:sty m:val="p"/>
-                        </m:rPr>
-                        <w:rPr>
-                          <w:rFonts w:ascii="Cambria Math" w:eastAsia="Cambria Math" w:hAnsi="Cambria Math" w:cs="Cambria Math"/>
-                          <w:sz w:val="24"/>
-                        </w:rPr>
-                        <m:t>|</m:t>
-                      </m:r>
+                    </m:e>
+                    <m:sub>
                       <m:r>
                         <w:rPr>
                           <w:rFonts w:ascii="Cambria Math" w:eastAsia="Cambria Math" w:hAnsi="Cambria Math" w:cs="Cambria Math"/>
                           <w:sz w:val="24"/>
                         </w:rPr>
-                        <m:t>x</m:t>
+                        <m:t>r</m:t>
                       </m:r>
-                      <m:r>
-                        <m:rPr>
-                          <m:sty m:val="p"/>
-                        </m:rPr>
-                        <w:rPr>
-                          <w:rFonts w:ascii="Cambria Math" w:eastAsia="Cambria Math" w:hAnsi="Cambria Math" w:cs="Cambria Math"/>
-                          <w:sz w:val="24"/>
-                        </w:rPr>
-                        <m:t>,do</m:t>
-                      </m:r>
-                      <m:d>
-                        <m:dPr>
-                          <m:ctrlPr>
-                            <w:rPr>
-                              <w:rFonts w:ascii="Cambria Math" w:hAnsi="Cambria Math"/>
-                            </w:rPr>
-                          </m:ctrlPr>
-                        </m:dPr>
-                        <m:e>
-                          <m:r>
-                            <w:rPr>
-                              <w:rFonts w:ascii="Cambria Math" w:eastAsia="Cambria Math" w:hAnsi="Cambria Math" w:cs="Cambria Math"/>
-                              <w:sz w:val="24"/>
-                            </w:rPr>
-                            <m:t>u</m:t>
-                          </m:r>
-                        </m:e>
-                      </m:d>
-                      <m:r>
-                        <m:rPr>
-                          <m:sty m:val="p"/>
-                        </m:rPr>
-                        <w:rPr>
-                          <w:rFonts w:ascii="Cambria Math" w:eastAsia="Cambria Math" w:hAnsi="Cambria Math" w:cs="Cambria Math"/>
-                          <w:sz w:val="24"/>
-                        </w:rPr>
-                        <m:t>,</m:t>
-                      </m:r>
-                      <m:sSub>
-                        <m:sSubPr>
-                          <m:ctrlPr>
-                            <w:rPr>
-                              <w:rFonts w:ascii="Cambria Math" w:hAnsi="Cambria Math"/>
-                            </w:rPr>
-                          </m:ctrlPr>
-                        </m:sSubPr>
-                        <m:e>
-                          <m:r>
-                            <w:rPr>
-                              <w:rFonts w:ascii="Cambria Math" w:eastAsia="Cambria Math" w:hAnsi="Cambria Math" w:cs="Cambria Math"/>
-                              <w:sz w:val="24"/>
-                            </w:rPr>
-                            <m:t>κ</m:t>
-                          </m:r>
-                        </m:e>
-                        <m:sub>
-                          <m:r>
-                            <w:rPr>
-                              <w:rFonts w:ascii="Cambria Math" w:eastAsia="Cambria Math" w:hAnsi="Cambria Math" w:cs="Cambria Math"/>
-                              <w:sz w:val="24"/>
-                            </w:rPr>
-                            <m:t>r</m:t>
-                          </m:r>
-                        </m:sub>
-                      </m:sSub>
-                    </m:e>
-                  </m:d>
+                    </m:sub>
+                  </m:sSub>
                 </m:e>
-                <m:e>
-                  <m:r>
-                    <w:rPr>
-                      <w:rFonts w:ascii="Cambria Math" w:eastAsia="Cambria Math" w:hAnsi="Cambria Math" w:cs="Cambria Math"/>
-                      <w:sz w:val="24"/>
-                    </w:rPr>
-                    <m:t> </m:t>
-                  </m:r>
-                  <m:r>
-                    <m:rPr>
-                      <m:scr m:val="double-struck"/>
-                      <m:sty m:val="p"/>
-                    </m:rPr>
-                    <w:rPr>
-                      <w:rFonts w:ascii="Cambria Math" w:eastAsia="Cambria Math" w:hAnsi="Cambria Math" w:cs="Cambria Math"/>
-                      <w:sz w:val="24"/>
-                    </w:rPr>
-                    <m:t>-E</m:t>
-                  </m:r>
-                  <m:r>
-                    <w:rPr>
-                      <w:rFonts w:ascii="Cambria Math" w:eastAsia="Cambria Math" w:hAnsi="Cambria Math" w:cs="Cambria Math"/>
-                      <w:sz w:val="24"/>
-                    </w:rPr>
-                    <m:t>​</m:t>
-                  </m:r>
-                  <m:d>
-                    <m:dPr>
-                      <m:begChr m:val="["/>
-                      <m:endChr m:val="]"/>
-                      <m:ctrlPr>
-                        <w:rPr>
-                          <w:rFonts w:ascii="Cambria Math" w:hAnsi="Cambria Math"/>
-                        </w:rPr>
-                      </m:ctrlPr>
-                    </m:dPr>
-                    <m:e>
-                      <m:r>
-                        <w:rPr>
-                          <w:rFonts w:ascii="Cambria Math" w:eastAsia="Cambria Math" w:hAnsi="Cambria Math" w:cs="Cambria Math"/>
-                          <w:sz w:val="24"/>
-                        </w:rPr>
-                        <m:t>G</m:t>
-                      </m:r>
-                      <m:r>
-                        <m:rPr>
-                          <m:sty m:val="p"/>
-                        </m:rPr>
-                        <w:rPr>
-                          <w:rFonts w:ascii="Cambria Math" w:eastAsia="Cambria Math" w:hAnsi="Cambria Math" w:cs="Cambria Math"/>
-                          <w:sz w:val="24"/>
-                        </w:rPr>
-                        <m:t>|</m:t>
-                      </m:r>
-                      <m:r>
-                        <w:rPr>
-                          <w:rFonts w:ascii="Cambria Math" w:eastAsia="Cambria Math" w:hAnsi="Cambria Math" w:cs="Cambria Math"/>
-                          <w:sz w:val="24"/>
-                        </w:rPr>
-                        <m:t>x</m:t>
-                      </m:r>
-                      <m:r>
-                        <m:rPr>
-                          <m:sty m:val="p"/>
-                        </m:rPr>
-                        <w:rPr>
-                          <w:rFonts w:ascii="Cambria Math" w:eastAsia="Cambria Math" w:hAnsi="Cambria Math" w:cs="Cambria Math"/>
-                          <w:sz w:val="24"/>
-                        </w:rPr>
-                        <m:t>,do</m:t>
-                      </m:r>
-                      <m:d>
-                        <m:dPr>
-                          <m:ctrlPr>
-                            <w:rPr>
-                              <w:rFonts w:ascii="Cambria Math" w:hAnsi="Cambria Math"/>
-                            </w:rPr>
-                          </m:ctrlPr>
-                        </m:dPr>
-                        <m:e>
-                          <m:sSub>
-                            <m:sSubPr>
-                              <m:ctrlPr>
-                                <w:rPr>
-                                  <w:rFonts w:ascii="Cambria Math" w:hAnsi="Cambria Math"/>
-                                </w:rPr>
-                              </m:ctrlPr>
-                            </m:sSubPr>
-                            <m:e>
-                              <m:r>
-                                <w:rPr>
-                                  <w:rFonts w:ascii="Cambria Math" w:eastAsia="Cambria Math" w:hAnsi="Cambria Math" w:cs="Cambria Math"/>
-                                  <w:sz w:val="24"/>
-                                </w:rPr>
-                                <m:t>u</m:t>
-                              </m:r>
-                            </m:e>
-                            <m:sub>
-                              <m:r>
-                                <w:rPr>
-                                  <w:rFonts w:ascii="Cambria Math" w:eastAsia="Cambria Math" w:hAnsi="Cambria Math" w:cs="Cambria Math"/>
-                                  <w:sz w:val="24"/>
-                                </w:rPr>
-                                <m:t>0</m:t>
-                              </m:r>
-                            </m:sub>
-                          </m:sSub>
-                        </m:e>
-                      </m:d>
-                      <m:r>
-                        <m:rPr>
-                          <m:sty m:val="p"/>
-                        </m:rPr>
-                        <w:rPr>
-                          <w:rFonts w:ascii="Cambria Math" w:eastAsia="Cambria Math" w:hAnsi="Cambria Math" w:cs="Cambria Math"/>
-                          <w:sz w:val="24"/>
-                        </w:rPr>
-                        <m:t>,</m:t>
-                      </m:r>
-                      <m:sSub>
-                        <m:sSubPr>
-                          <m:ctrlPr>
-                            <w:rPr>
-                              <w:rFonts w:ascii="Cambria Math" w:hAnsi="Cambria Math"/>
-                            </w:rPr>
-                          </m:ctrlPr>
-                        </m:sSubPr>
-                        <m:e>
-                          <m:r>
-                            <w:rPr>
-                              <w:rFonts w:ascii="Cambria Math" w:eastAsia="Cambria Math" w:hAnsi="Cambria Math" w:cs="Cambria Math"/>
-                              <w:sz w:val="24"/>
-                            </w:rPr>
-                            <m:t>κ</m:t>
-                          </m:r>
-                        </m:e>
-                        <m:sub>
-                          <m:r>
-                            <w:rPr>
-                              <w:rFonts w:ascii="Cambria Math" w:eastAsia="Cambria Math" w:hAnsi="Cambria Math" w:cs="Cambria Math"/>
-                              <w:sz w:val="24"/>
-                            </w:rPr>
-                            <m:t>r</m:t>
-                          </m:r>
-                        </m:sub>
-                      </m:sSub>
-                    </m:e>
-                  </m:d>
-                </m:e>
-              </m:eqArr>
+              </m:d>
             </m:oMath>
             <w:r>
               <w:rPr>
@@ -13357,7 +13365,6 @@
               <w:spacing w:line="400" w:lineRule="exact"/>
               <w:ind w:firstLineChars="200" w:firstLine="480"/>
               <w:rPr>
-                <w:rFonts w:hint="eastAsia"/>
                 <w:sz w:val="24"/>
               </w:rPr>
             </w:pPr>
@@ -13449,7 +13456,7 @@
                           </pic:cNvPicPr>
                         </pic:nvPicPr>
                         <pic:blipFill>
-                          <a:blip r:embed="rId17" cstate="print">
+                          <a:blip r:embed="rId16" cstate="print">
                             <a:extLst>
                               <a:ext uri="{28A0092B-C50C-407E-A947-70E740481C1C}">
                                 <a14:useLocalDpi xmlns:a14="http://schemas.microsoft.com/office/drawing/2010/main" val="0"/>
@@ -13745,7 +13752,7 @@
                   <w:rFonts w:ascii="Cambria Math" w:eastAsia="Cambria Math" w:hAnsi="Cambria Math" w:cs="Cambria Math"/>
                   <w:sz w:val="24"/>
                 </w:rPr>
-                <m:t>σ​</m:t>
+                <m:t>σ</m:t>
               </m:r>
               <m:d>
                 <m:dPr>
@@ -14690,9 +14697,6 @@
               <w:snapToGrid w:val="0"/>
               <w:spacing w:line="360" w:lineRule="exact"/>
               <w:ind w:firstLineChars="200" w:firstLine="420"/>
-              <w:rPr>
-                <w:rFonts w:hint="eastAsia"/>
-              </w:rPr>
             </w:pPr>
           </w:p>
           <w:p>
@@ -16650,12 +16654,79 @@
           </w:tcPr>
           <w:p>
             <w:pPr>
-              <w:snapToGrid w:val="0"/>
+              <w:ind w:firstLineChars="100" w:firstLine="210"/>
               <w:rPr>
                 <w:rFonts w:eastAsia="黑体"/>
                 <w:sz w:val="24"/>
               </w:rPr>
             </w:pPr>
+            <w:r>
+              <w:rPr>
+                <w:noProof/>
+              </w:rPr>
+              <w:drawing>
+                <wp:anchor distT="0" distB="0" distL="114300" distR="114300" simplePos="0" relativeHeight="251658240" behindDoc="0" locked="0" layoutInCell="1" allowOverlap="1" wp14:anchorId="7A81B34C" wp14:editId="348CF68C">
+                  <wp:simplePos x="0" y="0"/>
+                  <wp:positionH relativeFrom="column">
+                    <wp:posOffset>922020</wp:posOffset>
+                  </wp:positionH>
+                  <wp:positionV relativeFrom="paragraph">
+                    <wp:posOffset>102235</wp:posOffset>
+                  </wp:positionV>
+                  <wp:extent cx="796925" cy="329565"/>
+                  <wp:effectExtent l="0" t="0" r="3175" b="0"/>
+                  <wp:wrapNone/>
+                  <wp:docPr id="541207877" name="图片 1"/>
+                  <wp:cNvGraphicFramePr>
+                    <a:graphicFrameLocks xmlns:a="http://schemas.openxmlformats.org/drawingml/2006/main" noChangeAspect="1"/>
+                  </wp:cNvGraphicFramePr>
+                  <a:graphic xmlns:a="http://schemas.openxmlformats.org/drawingml/2006/main">
+                    <a:graphicData uri="http://schemas.openxmlformats.org/drawingml/2006/picture">
+                      <pic:pic xmlns:pic="http://schemas.openxmlformats.org/drawingml/2006/picture">
+                        <pic:nvPicPr>
+                          <pic:cNvPr id="541207877" name=""/>
+                          <pic:cNvPicPr/>
+                        </pic:nvPicPr>
+                        <pic:blipFill rotWithShape="1">
+                          <a:blip r:embed="rId17" cstate="print">
+                            <a:extLst>
+                              <a:ext uri="{28A0092B-C50C-407E-A947-70E740481C1C}">
+                                <a14:useLocalDpi xmlns:a14="http://schemas.microsoft.com/office/drawing/2010/main" val="0"/>
+                              </a:ext>
+                            </a:extLst>
+                          </a:blip>
+                          <a:srcRect l="9235" t="3130" r="13700" b="-300"/>
+                          <a:stretch/>
+                        </pic:blipFill>
+                        <pic:spPr bwMode="auto">
+                          <a:xfrm>
+                            <a:off x="0" y="0"/>
+                            <a:ext cx="796925" cy="329565"/>
+                          </a:xfrm>
+                          <a:prstGeom prst="rect">
+                            <a:avLst/>
+                          </a:prstGeom>
+                          <a:ln>
+                            <a:noFill/>
+                          </a:ln>
+                          <a:extLst>
+                            <a:ext uri="{53640926-AAD7-44D8-BBD7-CCE9431645EC}">
+                              <a14:shadowObscured xmlns:a14="http://schemas.microsoft.com/office/drawing/2010/main"/>
+                            </a:ext>
+                          </a:extLst>
+                        </pic:spPr>
+                      </pic:pic>
+                    </a:graphicData>
+                  </a:graphic>
+                  <wp14:sizeRelH relativeFrom="page">
+                    <wp14:pctWidth>0</wp14:pctWidth>
+                  </wp14:sizeRelH>
+                  <wp14:sizeRelV relativeFrom="page">
+                    <wp14:pctHeight>0</wp14:pctHeight>
+                  </wp14:sizeRelV>
+                </wp:anchor>
+              </w:drawing>
+            </w:r>
           </w:p>
           <w:p>
             <w:pPr>
@@ -16677,13 +16748,34 @@
                 <w:rFonts w:eastAsia="黑体" w:hint="eastAsia"/>
                 <w:sz w:val="24"/>
               </w:rPr>
-              <w:t xml:space="preserve">                            </w:t>
+              <w:t xml:space="preserve">                           </w:t>
             </w:r>
             <w:r>
               <w:rPr>
                 <w:rFonts w:eastAsia="黑体" w:hint="eastAsia"/>
                 <w:sz w:val="24"/>
               </w:rPr>
+              <w:t xml:space="preserve">   </w:t>
+            </w:r>
+            <w:r>
+              <w:rPr>
+                <w:rFonts w:eastAsia="黑体" w:hint="eastAsia"/>
+                <w:sz w:val="24"/>
+              </w:rPr>
+              <w:t xml:space="preserve">        </w:t>
+            </w:r>
+            <w:r>
+              <w:rPr>
+                <w:rFonts w:eastAsia="黑体" w:hint="eastAsia"/>
+                <w:sz w:val="24"/>
+              </w:rPr>
+              <w:t xml:space="preserve">          2026</w:t>
+            </w:r>
+            <w:r>
+              <w:rPr>
+                <w:rFonts w:eastAsia="黑体" w:hint="eastAsia"/>
+                <w:sz w:val="24"/>
+              </w:rPr>
               <w:t>年</w:t>
             </w:r>
             <w:r>
@@ -16691,7 +16783,7 @@
                 <w:rFonts w:eastAsia="黑体" w:hint="eastAsia"/>
                 <w:sz w:val="24"/>
               </w:rPr>
-              <w:t xml:space="preserve">   </w:t>
+              <w:t>10</w:t>
             </w:r>
             <w:r>
               <w:rPr>
@@ -16705,7 +16797,7 @@
                 <w:rFonts w:eastAsia="黑体" w:hint="eastAsia"/>
                 <w:sz w:val="24"/>
               </w:rPr>
-              <w:t xml:space="preserve">   </w:t>
+              <w:t>22</w:t>
             </w:r>
             <w:r>
               <w:rPr>
@@ -17051,16 +17143,6 @@
     </w:p>
   </w:footnote>
 </w:footnotes>
-</file>
-
-<file path=word/header1.xml><?xml version="1.0" encoding="utf-8"?>
-<w:hdr xmlns:wpc="http://schemas.microsoft.com/office/word/2010/wordprocessingCanvas" xmlns:cx="http://schemas.microsoft.com/office/drawing/2014/chartex" xmlns:cx1="http://schemas.microsoft.com/office/drawing/2015/9/8/chartex" xmlns:cx2="http://schemas.microsoft.com/office/drawing/2015/10/21/chartex" xmlns:cx3="http://schemas.microsoft.com/office/drawing/2016/5/9/chartex" xmlns:cx4="http://schemas.microsoft.com/office/drawing/2016/5/10/chartex" xmlns:cx5="http://schemas.microsoft.com/office/drawing/2016/5/11/chartex" xmlns:cx6="http://schemas.microsoft.com/office/drawing/2016/5/12/chartex" xmlns:cx7="http://schemas.microsoft.com/office/drawing/2016/5/13/chartex" xmlns:cx8="http://schemas.microsoft.com/office/drawing/2016/5/14/chartex" xmlns:mc="http://schemas.openxmlformats.org/markup-compatibility/2006" xmlns:aink="http://schemas.microsoft.com/office/drawing/2016/ink" xmlns:am3d="http://schemas.microsoft.com/office/drawing/2017/model3d" xmlns:o="urn:schemas-microsoft-com:office:office" xmlns:oel="http://schemas.microsoft.com/office/2019/extlst" xmlns:r="http://schemas.openxmlformats.org/officeDocument/2006/relationships" xmlns:m="http://schemas.openxmlformats.org/officeDocument/2006/math" xmlns:v="urn:schemas-microsoft-com:vml" xmlns:wp14="http://schemas.microsoft.com/office/word/2010/wordprocessingDrawing" xmlns:wp="http://schemas.openxmlformats.org/drawingml/2006/wordprocessingDrawing" xmlns:w10="urn:schemas-microsoft-com:office:word" xmlns:w="http://schemas.openxmlformats.org/wordprocessingml/2006/main" xmlns:w14="http://schemas.microsoft.com/office/word/2010/wordml" xmlns:w15="http://schemas.microsoft.com/office/word/2012/wordml" xmlns:w16cex="http://schemas.microsoft.com/office/word/2018/wordml/cex" xmlns:w16cid="http://schemas.microsoft.com/office/word/2016/wordml/cid" xmlns:w16="http://schemas.microsoft.com/office/word/2018/wordml" xmlns:w16du="http://schemas.microsoft.com/office/word/2023/wordml/word16du" xmlns:w16sdtdh="http://schemas.microsoft.com/office/word/2020/wordml/sdtdatahash" xmlns:w16sdtfl="http://schemas.microsoft.com/office/word/2024/wordml/sdtformatlock" xmlns:w16se="http://schemas.microsoft.com/office/word/2015/wordml/symex" xmlns:wpg="http://schemas.microsoft.com/office/word/2010/wordprocessingGroup" xmlns:wpi="http://schemas.microsoft.com/office/word/2010/wordprocessingInk" xmlns:wne="http://schemas.microsoft.com/office/word/2006/wordml" xmlns:wps="http://schemas.microsoft.com/office/word/2010/wordprocessingShape" mc:Ignorable="w14 w15 w16se w16cid w16 w16cex w16sdtdh w16sdtfl w16du wp14">
-  <w:p>
-    <w:pPr>
-      <w:pStyle w:val="a7"/>
-    </w:pPr>
-  </w:p>
-</w:hdr>
 </file>
 
 <file path=word/styles.xml><?xml version="1.0" encoding="utf-8"?>
